--- a/docs/Guide-Utilisateur-ANaTT.docx
+++ b/docs/Guide-Utilisateur-ANaTT.docx
@@ -358,7 +358,7 @@
         <w:pStyle w:val="ListBullet"/>
       </w:pPr>
       <w:r>
-        <w:t>Per diem : indemnité journalière, répartie en AVANCE (33,33 %) et RELIQUAT (66,67 %).</w:t>
+        <w:t>Per diem : indemnité journalière, répartie en AVANCE (70 %) et RELIQUAT (30 %).</w:t>
       </w:r>
     </w:p>
     <w:p>
@@ -2445,7 +2445,23 @@
         <w:pStyle w:val="ListBullet"/>
       </w:pPr>
       <w:r>
-        <w:t>Le per diem (montant total, avance, reliquat) se calcule en temps réel pour chaque bénéficiaire.</w:t>
+        <w:t>Répartition détaillée (facultative) : cochez « Répartition détaillée par type de repas » pour saisir le nombre de jours par type (ex. 1 jour « un repas » + 6 jours « journée complète »), comme sur l'état de paiement officiel. Sinon, un seul type × le nombre de jours suffit.</w:t>
+      </w:r>
+    </w:p>
+    <w:p>
+      <w:pPr>
+        <w:pStyle w:val="ListBullet"/>
+      </w:pPr>
+      <w:r>
+        <w:t>Transport (facultatif) : renseignez un montant de transport ; il s'ajoute au total et entre dans la répartition avance / reliquat.</w:t>
+      </w:r>
+    </w:p>
+    <w:p>
+      <w:pPr>
+        <w:pStyle w:val="ListBullet"/>
+      </w:pPr>
+      <w:r>
+        <w:t>Le per diem (per diem + transport = total, puis avance / reliquat) se calcule en temps réel pour chaque bénéficiaire.</w:t>
       </w:r>
     </w:p>
     <w:p>
@@ -2612,7 +2628,7 @@
           <w:b/>
           <w:i w:val="0"/>
         </w:rPr>
-        <w:t>Montant total = taux journalier (catégorie × zone × type de prise en charge) × nombre de jours.</w:t>
+        <w:t>Per diem = somme, pour chaque type de prise en charge, de (taux journalier × nombre de jours). Montant total = per diem + transport éventuel.</w:t>
       </w:r>
     </w:p>
     <w:p>
@@ -2628,7 +2644,7 @@
         <w:pStyle w:val="ListBullet"/>
       </w:pPr>
       <w:r>
-        <w:t>Avance = arrondi de (montant total ÷ 3), soit 33,33 %.</w:t>
+        <w:t>Répartition détaillée : un même bénéficiaire peut cumuler plusieurs types (ex. 1 jour « un repas » à 15 000 + 6 jours « journée complète » à 45 000 = 285 000), comme sur l'état de paiement officiel.</w:t>
       </w:r>
     </w:p>
     <w:p>
@@ -2636,7 +2652,23 @@
         <w:pStyle w:val="ListBullet"/>
       </w:pPr>
       <w:r>
-        <w:t>Reliquat = montant total − avance, soit 66,67 %.</w:t>
+        <w:t>Transport : montant facultatif ajouté au total avant la répartition avance / reliquat.</w:t>
+      </w:r>
+    </w:p>
+    <w:p>
+      <w:pPr>
+        <w:pStyle w:val="ListBullet"/>
+      </w:pPr>
+      <w:r>
+        <w:t>Avance = arrondi de (montant total × 70 %).</w:t>
+      </w:r>
+    </w:p>
+    <w:p>
+      <w:pPr>
+        <w:pStyle w:val="ListBullet"/>
+      </w:pPr>
+      <w:r>
+        <w:t>Reliquat = montant total − avance, soit 30 %.</w:t>
       </w:r>
     </w:p>
     <w:p>
@@ -4781,7 +4813,7 @@
                 <w:b w:val="0"/>
                 <w:sz w:val="20"/>
               </w:rPr>
-              <w:t>Tranches du per diem : 33,33 % puis 66,67 %.</w:t>
+              <w:t>Tranches du per diem : 70 % puis 30 %.</w:t>
             </w:r>
           </w:p>
         </w:tc>

--- a/docs/Guide-Utilisateur-ANaTT.docx
+++ b/docs/Guide-Utilisateur-ANaTT.docx
@@ -153,7 +153,7 @@
           <w:b/>
           <w:color w:val="B8891A"/>
         </w:rPr>
-        <w:t>Version 1.0.0  •  Juin 2026</w:t>
+        <w:t>Version 1.1.0  •  Juillet 2026</w:t>
       </w:r>
     </w:p>
     <w:p>
@@ -270,7 +270,7 @@
         <w:pStyle w:val="ListNumber"/>
       </w:pPr>
       <w:r>
-        <w:t>SEMO émet l'ordre de mission (hors application).</w:t>
+        <w:t>SEMO émet les ordres de mission (hors application).</w:t>
       </w:r>
     </w:p>
     <w:p>
@@ -278,7 +278,7 @@
         <w:pStyle w:val="ListNumber"/>
       </w:pPr>
       <w:r>
-        <w:t>Un gestionnaire retranscrit l'OM dans l'application (regroupé par mission).</w:t>
+        <w:t>Un gestionnaire retranscrit les OM dans l'application, regroupés par mission.</w:t>
       </w:r>
     </w:p>
     <w:p>
@@ -294,7 +294,7 @@
         <w:pStyle w:val="ListNumber"/>
       </w:pPr>
       <w:r>
-        <w:t>Un contrôleur valide (ou rejette) l'ordre de mission.</w:t>
+        <w:t>Le gestionnaire établit le récapitulatif : un état de paiement (brouillon) est produit pour la mission.</w:t>
       </w:r>
     </w:p>
     <w:p>
@@ -302,7 +302,7 @@
         <w:pStyle w:val="ListNumber"/>
       </w:pPr>
       <w:r>
-        <w:t>Un agent financier génère le fichier de paiement (.txt MTN ou .xlsx Moov).</w:t>
+        <w:t>Le contrôleur contrôle l'état ; le DAF y appose son visa ; le Directeur Général le valide en dernier.</w:t>
       </w:r>
     </w:p>
     <w:p>
@@ -310,7 +310,7 @@
         <w:pStyle w:val="ListNumber"/>
       </w:pPr>
       <w:r>
-        <w:t>Le fichier est déposé manuellement sur la plateforme de l'opérateur.</w:t>
+        <w:t>La validation du DG arrête l'état et rend payables tous les ordres de mission de la mission.</w:t>
       </w:r>
     </w:p>
     <w:p>
@@ -318,9 +318,52 @@
         <w:pStyle w:val="ListNumber"/>
       </w:pPr>
       <w:r>
-        <w:t>L'agent financier confirme le paiement dans l'application une fois le dépôt réussi.</w:t>
+        <w:t>Un agent financier génère les fichiers de paiement : d'abord l'AVANCE, puis le RELIQUAT (.txt MTN ou .xlsx Moov).</w:t>
       </w:r>
     </w:p>
+    <w:p>
+      <w:pPr>
+        <w:pStyle w:val="ListNumber"/>
+      </w:pPr>
+      <w:r>
+        <w:t>Chaque fichier est déposé manuellement sur la plateforme de l'opérateur, puis confirmé dans l'application.</w:t>
+      </w:r>
+    </w:p>
+    <w:tbl>
+      <w:tblPr>
+        <w:tblW w:type="auto" w:w="0"/>
+        <w:jc w:val="center"/>
+        <w:tblLook w:firstColumn="1" w:firstRow="1" w:lastColumn="0" w:lastRow="0" w:noHBand="0" w:noVBand="1" w:val="04A0"/>
+      </w:tblPr>
+      <w:tblGrid>
+        <w:gridCol w:w="8640"/>
+      </w:tblGrid>
+      <w:tr>
+        <w:tc>
+          <w:tcPr>
+            <w:tcW w:type="dxa" w:w="9524"/>
+            <w:shd w:val="clear" w:fill="EDFAF2"/>
+          </w:tcPr>
+          <w:p>
+            <w:r>
+              <w:rPr>
+                <w:b/>
+                <w:color w:val="0A3D1F"/>
+                <w:sz w:val="20"/>
+              </w:rPr>
+              <w:t xml:space="preserve">Ce qui est validé, c'est l'état de la mission : </w:t>
+            </w:r>
+            <w:r>
+              <w:rPr>
+                <w:sz w:val="20"/>
+              </w:rPr>
+              <w:t>La validation ne se fait pas ordre par ordre. Chaque mission possède UN état de paiement récapitulatif ; c'est lui qui passe le circuit contrôle → visa DAF → validation DG. Valider l'état valide d'un coup tous les OM de la mission. Les OM, eux, conservent le statut sous lequel ils ont été retranscrits depuis SEMO jusqu'à cette validation finale.</w:t>
+            </w:r>
+          </w:p>
+        </w:tc>
+      </w:tr>
+    </w:tbl>
+    <w:p/>
     <w:p>
       <w:pPr>
         <w:pStyle w:val="Heading2"/>
@@ -343,6 +386,14 @@
       </w:pPr>
       <w:r>
         <w:t>Ordre de mission (OM) : 1 enregistrement = 1 bénéficiaire. Sa référence SEMO est unique.</w:t>
+      </w:r>
+    </w:p>
+    <w:p>
+      <w:pPr>
+        <w:pStyle w:val="ListBullet"/>
+      </w:pPr>
+      <w:r>
+        <w:t>État de paiement : le document récapitulatif d'une mission (un seul par mission), numéroté à la main, qui porte le circuit de validation et les signatures du DAF et du Directeur Général.</w:t>
       </w:r>
     </w:p>
     <w:p>
@@ -532,7 +583,7 @@
                 <w:b w:val="0"/>
                 <w:sz w:val="20"/>
               </w:rPr>
-              <w:t>Retranscrit et gère les missions, les OM et les agents.</w:t>
+              <w:t>Retranscrit et gère les missions, les OM et les agents ; établit le récapitulatif de l'état.</w:t>
             </w:r>
           </w:p>
         </w:tc>
@@ -596,7 +647,7 @@
                 <w:b w:val="0"/>
                 <w:sz w:val="20"/>
               </w:rPr>
-              <w:t>Valide ou rejette les ordres de mission ; consulte paiements et audit.</w:t>
+              <w:t>Étape 1 du circuit : contrôle de conformité de l'état de paiement ; consulte paiements et audit.</w:t>
             </w:r>
           </w:p>
         </w:tc>
@@ -613,6 +664,70 @@
                 <w:b w:val="0"/>
                 <w:sz w:val="20"/>
               </w:rPr>
+              <w:t>DAF</w:t>
+            </w:r>
+          </w:p>
+        </w:tc>
+        <w:tc>
+          <w:tcPr>
+            <w:tcW w:type="dxa" w:w="7143"/>
+          </w:tcPr>
+          <w:p>
+            <w:r/>
+            <w:r>
+              <w:rPr>
+                <w:b w:val="0"/>
+                <w:sz w:val="20"/>
+              </w:rPr>
+              <w:t>Étape 2 : appose le visa « Vu » sur l'état de paiement (Directeur de l'Administration et des Finances).</w:t>
+            </w:r>
+          </w:p>
+        </w:tc>
+      </w:tr>
+      <w:tr>
+        <w:tc>
+          <w:tcPr>
+            <w:tcW w:type="dxa" w:w="2381"/>
+          </w:tcPr>
+          <w:p>
+            <w:r/>
+            <w:r>
+              <w:rPr>
+                <w:b w:val="0"/>
+                <w:sz w:val="20"/>
+              </w:rPr>
+              <w:t>DG</w:t>
+            </w:r>
+          </w:p>
+        </w:tc>
+        <w:tc>
+          <w:tcPr>
+            <w:tcW w:type="dxa" w:w="7143"/>
+          </w:tcPr>
+          <w:p>
+            <w:r/>
+            <w:r>
+              <w:rPr>
+                <w:b w:val="0"/>
+                <w:sz w:val="20"/>
+              </w:rPr>
+              <w:t>Étape 3 et dernière : valide définitivement l'état, ce qui ouvre le paiement (Directeur Général).</w:t>
+            </w:r>
+          </w:p>
+        </w:tc>
+      </w:tr>
+      <w:tr>
+        <w:tc>
+          <w:tcPr>
+            <w:tcW w:type="dxa" w:w="2381"/>
+          </w:tcPr>
+          <w:p>
+            <w:r/>
+            <w:r>
+              <w:rPr>
+                <w:b w:val="0"/>
+                <w:sz w:val="20"/>
+              </w:rPr>
               <w:t>LECTEUR</w:t>
             </w:r>
           </w:p>
@@ -629,6 +744,41 @@
                 <w:sz w:val="20"/>
               </w:rPr>
               <w:t>Lecture seule (tableau de bord, OM, rapports).</w:t>
+            </w:r>
+          </w:p>
+        </w:tc>
+      </w:tr>
+    </w:tbl>
+    <w:p/>
+    <w:tbl>
+      <w:tblPr>
+        <w:tblW w:type="auto" w:w="0"/>
+        <w:jc w:val="center"/>
+        <w:tblLook w:firstColumn="1" w:firstRow="1" w:lastColumn="0" w:lastRow="0" w:noHBand="0" w:noVBand="1" w:val="04A0"/>
+      </w:tblPr>
+      <w:tblGrid>
+        <w:gridCol w:w="8640"/>
+      </w:tblGrid>
+      <w:tr>
+        <w:tc>
+          <w:tcPr>
+            <w:tcW w:type="dxa" w:w="9524"/>
+            <w:shd w:val="clear" w:fill="EDFAF2"/>
+          </w:tcPr>
+          <w:p>
+            <w:r>
+              <w:rPr>
+                <w:b/>
+                <w:color w:val="0A3D1F"/>
+                <w:sz w:val="20"/>
+              </w:rPr>
+              <w:t xml:space="preserve">Séparation des tâches : </w:t>
+            </w:r>
+            <w:r>
+              <w:rPr>
+                <w:sz w:val="20"/>
+              </w:rPr>
+              <w:t>Le DAF et le DG autorisent, l'agent financier exécute : ni le DAF ni le DG ne génèrent ni ne confirment les paiements. Une même personne ne peut pas apposer à la fois le visa DAF et la validation finale du même état.</w:t>
             </w:r>
           </w:p>
         </w:tc>
@@ -660,17 +810,19 @@
         <w:tblLook w:firstColumn="1" w:firstRow="1" w:lastColumn="0" w:lastRow="0" w:noHBand="0" w:noVBand="1" w:val="04A0"/>
       </w:tblPr>
       <w:tblGrid>
-        <w:gridCol w:w="1440"/>
-        <w:gridCol w:w="1440"/>
-        <w:gridCol w:w="1440"/>
-        <w:gridCol w:w="1440"/>
-        <w:gridCol w:w="1440"/>
-        <w:gridCol w:w="1440"/>
+        <w:gridCol w:w="1080"/>
+        <w:gridCol w:w="1080"/>
+        <w:gridCol w:w="1080"/>
+        <w:gridCol w:w="1080"/>
+        <w:gridCol w:w="1080"/>
+        <w:gridCol w:w="1080"/>
+        <w:gridCol w:w="1080"/>
+        <w:gridCol w:w="1080"/>
       </w:tblGrid>
       <w:tr>
         <w:tc>
           <w:tcPr>
-            <w:tcW w:type="dxa" w:w="3628"/>
+            <w:tcW w:type="dxa" w:w="2608"/>
             <w:shd w:val="clear" w:fill="1D9E4F"/>
           </w:tcPr>
           <w:p>
@@ -687,7 +839,7 @@
         </w:tc>
         <w:tc>
           <w:tcPr>
-            <w:tcW w:type="dxa" w:w="1179"/>
+            <w:tcW w:type="dxa" w:w="907"/>
             <w:shd w:val="clear" w:fill="1D9E4F"/>
           </w:tcPr>
           <w:p>
@@ -704,7 +856,7 @@
         </w:tc>
         <w:tc>
           <w:tcPr>
-            <w:tcW w:type="dxa" w:w="1179"/>
+            <w:tcW w:type="dxa" w:w="907"/>
             <w:shd w:val="clear" w:fill="1D9E4F"/>
           </w:tcPr>
           <w:p>
@@ -721,7 +873,7 @@
         </w:tc>
         <w:tc>
           <w:tcPr>
-            <w:tcW w:type="dxa" w:w="1179"/>
+            <w:tcW w:type="dxa" w:w="907"/>
             <w:shd w:val="clear" w:fill="1D9E4F"/>
           </w:tcPr>
           <w:p>
@@ -738,7 +890,7 @@
         </w:tc>
         <w:tc>
           <w:tcPr>
-            <w:tcW w:type="dxa" w:w="1179"/>
+            <w:tcW w:type="dxa" w:w="907"/>
             <w:shd w:val="clear" w:fill="1D9E4F"/>
           </w:tcPr>
           <w:p>
@@ -755,7 +907,7 @@
         </w:tc>
         <w:tc>
           <w:tcPr>
-            <w:tcW w:type="dxa" w:w="1179"/>
+            <w:tcW w:type="dxa" w:w="907"/>
             <w:shd w:val="clear" w:fill="1D9E4F"/>
           </w:tcPr>
           <w:p>
@@ -766,6 +918,40 @@
                 <w:color w:val="FFFFFF"/>
                 <w:sz w:val="20"/>
               </w:rPr>
+              <w:t>DAF</w:t>
+            </w:r>
+          </w:p>
+        </w:tc>
+        <w:tc>
+          <w:tcPr>
+            <w:tcW w:type="dxa" w:w="907"/>
+            <w:shd w:val="clear" w:fill="1D9E4F"/>
+          </w:tcPr>
+          <w:p>
+            <w:r/>
+            <w:r>
+              <w:rPr>
+                <w:b/>
+                <w:color w:val="FFFFFF"/>
+                <w:sz w:val="20"/>
+              </w:rPr>
+              <w:t>DG</w:t>
+            </w:r>
+          </w:p>
+        </w:tc>
+        <w:tc>
+          <w:tcPr>
+            <w:tcW w:type="dxa" w:w="907"/>
+            <w:shd w:val="clear" w:fill="1D9E4F"/>
+          </w:tcPr>
+          <w:p>
+            <w:r/>
+            <w:r>
+              <w:rPr>
+                <w:b/>
+                <w:color w:val="FFFFFF"/>
+                <w:sz w:val="20"/>
+              </w:rPr>
               <w:t>LECT.</w:t>
             </w:r>
           </w:p>
@@ -774,7 +960,7 @@
       <w:tr>
         <w:tc>
           <w:tcPr>
-            <w:tcW w:type="dxa" w:w="3628"/>
+            <w:tcW w:type="dxa" w:w="2608"/>
           </w:tcPr>
           <w:p>
             <w:r/>
@@ -789,7 +975,7 @@
         </w:tc>
         <w:tc>
           <w:tcPr>
-            <w:tcW w:type="dxa" w:w="1179"/>
+            <w:tcW w:type="dxa" w:w="907"/>
           </w:tcPr>
           <w:p>
             <w:r/>
@@ -804,7 +990,7 @@
         </w:tc>
         <w:tc>
           <w:tcPr>
-            <w:tcW w:type="dxa" w:w="1179"/>
+            <w:tcW w:type="dxa" w:w="907"/>
           </w:tcPr>
           <w:p>
             <w:r/>
@@ -819,7 +1005,7 @@
         </w:tc>
         <w:tc>
           <w:tcPr>
-            <w:tcW w:type="dxa" w:w="1179"/>
+            <w:tcW w:type="dxa" w:w="907"/>
           </w:tcPr>
           <w:p>
             <w:r/>
@@ -834,7 +1020,7 @@
         </w:tc>
         <w:tc>
           <w:tcPr>
-            <w:tcW w:type="dxa" w:w="1179"/>
+            <w:tcW w:type="dxa" w:w="907"/>
           </w:tcPr>
           <w:p>
             <w:r/>
@@ -849,7 +1035,37 @@
         </w:tc>
         <w:tc>
           <w:tcPr>
-            <w:tcW w:type="dxa" w:w="1179"/>
+            <w:tcW w:type="dxa" w:w="907"/>
+          </w:tcPr>
+          <w:p>
+            <w:r/>
+            <w:r>
+              <w:rPr>
+                <w:b w:val="0"/>
+                <w:sz w:val="20"/>
+              </w:rPr>
+              <w:t>✔</w:t>
+            </w:r>
+          </w:p>
+        </w:tc>
+        <w:tc>
+          <w:tcPr>
+            <w:tcW w:type="dxa" w:w="907"/>
+          </w:tcPr>
+          <w:p>
+            <w:r/>
+            <w:r>
+              <w:rPr>
+                <w:b w:val="0"/>
+                <w:sz w:val="20"/>
+              </w:rPr>
+              <w:t>✔</w:t>
+            </w:r>
+          </w:p>
+        </w:tc>
+        <w:tc>
+          <w:tcPr>
+            <w:tcW w:type="dxa" w:w="907"/>
           </w:tcPr>
           <w:p>
             <w:r/>
@@ -866,7 +1082,7 @@
       <w:tr>
         <w:tc>
           <w:tcPr>
-            <w:tcW w:type="dxa" w:w="3628"/>
+            <w:tcW w:type="dxa" w:w="2608"/>
           </w:tcPr>
           <w:p>
             <w:r/>
@@ -881,7 +1097,7 @@
         </w:tc>
         <w:tc>
           <w:tcPr>
-            <w:tcW w:type="dxa" w:w="1179"/>
+            <w:tcW w:type="dxa" w:w="907"/>
           </w:tcPr>
           <w:p>
             <w:r/>
@@ -896,7 +1112,7 @@
         </w:tc>
         <w:tc>
           <w:tcPr>
-            <w:tcW w:type="dxa" w:w="1179"/>
+            <w:tcW w:type="dxa" w:w="907"/>
           </w:tcPr>
           <w:p>
             <w:r/>
@@ -911,7 +1127,7 @@
         </w:tc>
         <w:tc>
           <w:tcPr>
-            <w:tcW w:type="dxa" w:w="1179"/>
+            <w:tcW w:type="dxa" w:w="907"/>
           </w:tcPr>
           <w:p>
             <w:r/>
@@ -926,7 +1142,7 @@
         </w:tc>
         <w:tc>
           <w:tcPr>
-            <w:tcW w:type="dxa" w:w="1179"/>
+            <w:tcW w:type="dxa" w:w="907"/>
           </w:tcPr>
           <w:p>
             <w:r/>
@@ -941,7 +1157,37 @@
         </w:tc>
         <w:tc>
           <w:tcPr>
-            <w:tcW w:type="dxa" w:w="1179"/>
+            <w:tcW w:type="dxa" w:w="907"/>
+          </w:tcPr>
+          <w:p>
+            <w:r/>
+            <w:r>
+              <w:rPr>
+                <w:b w:val="0"/>
+                <w:sz w:val="20"/>
+              </w:rPr>
+              <w:t>✔</w:t>
+            </w:r>
+          </w:p>
+        </w:tc>
+        <w:tc>
+          <w:tcPr>
+            <w:tcW w:type="dxa" w:w="907"/>
+          </w:tcPr>
+          <w:p>
+            <w:r/>
+            <w:r>
+              <w:rPr>
+                <w:b w:val="0"/>
+                <w:sz w:val="20"/>
+              </w:rPr>
+              <w:t>✔</w:t>
+            </w:r>
+          </w:p>
+        </w:tc>
+        <w:tc>
+          <w:tcPr>
+            <w:tcW w:type="dxa" w:w="907"/>
           </w:tcPr>
           <w:p>
             <w:r/>
@@ -957,7 +1203,7 @@
       <w:tr>
         <w:tc>
           <w:tcPr>
-            <w:tcW w:type="dxa" w:w="3628"/>
+            <w:tcW w:type="dxa" w:w="2608"/>
           </w:tcPr>
           <w:p>
             <w:r/>
@@ -972,7 +1218,7 @@
         </w:tc>
         <w:tc>
           <w:tcPr>
-            <w:tcW w:type="dxa" w:w="1179"/>
+            <w:tcW w:type="dxa" w:w="907"/>
           </w:tcPr>
           <w:p>
             <w:r/>
@@ -987,7 +1233,7 @@
         </w:tc>
         <w:tc>
           <w:tcPr>
-            <w:tcW w:type="dxa" w:w="1179"/>
+            <w:tcW w:type="dxa" w:w="907"/>
           </w:tcPr>
           <w:p>
             <w:r/>
@@ -1002,7 +1248,7 @@
         </w:tc>
         <w:tc>
           <w:tcPr>
-            <w:tcW w:type="dxa" w:w="1179"/>
+            <w:tcW w:type="dxa" w:w="907"/>
           </w:tcPr>
           <w:p>
             <w:r/>
@@ -1016,7 +1262,7 @@
         </w:tc>
         <w:tc>
           <w:tcPr>
-            <w:tcW w:type="dxa" w:w="1179"/>
+            <w:tcW w:type="dxa" w:w="907"/>
           </w:tcPr>
           <w:p>
             <w:r/>
@@ -1030,7 +1276,35 @@
         </w:tc>
         <w:tc>
           <w:tcPr>
-            <w:tcW w:type="dxa" w:w="1179"/>
+            <w:tcW w:type="dxa" w:w="907"/>
+          </w:tcPr>
+          <w:p>
+            <w:r/>
+            <w:r>
+              <w:rPr>
+                <w:b w:val="0"/>
+                <w:sz w:val="20"/>
+              </w:rPr>
+            </w:r>
+          </w:p>
+        </w:tc>
+        <w:tc>
+          <w:tcPr>
+            <w:tcW w:type="dxa" w:w="907"/>
+          </w:tcPr>
+          <w:p>
+            <w:r/>
+            <w:r>
+              <w:rPr>
+                <w:b w:val="0"/>
+                <w:sz w:val="20"/>
+              </w:rPr>
+            </w:r>
+          </w:p>
+        </w:tc>
+        <w:tc>
+          <w:tcPr>
+            <w:tcW w:type="dxa" w:w="907"/>
           </w:tcPr>
           <w:p>
             <w:r/>
@@ -1046,7 +1320,7 @@
       <w:tr>
         <w:tc>
           <w:tcPr>
-            <w:tcW w:type="dxa" w:w="3628"/>
+            <w:tcW w:type="dxa" w:w="2608"/>
           </w:tcPr>
           <w:p>
             <w:r/>
@@ -1061,7 +1335,7 @@
         </w:tc>
         <w:tc>
           <w:tcPr>
-            <w:tcW w:type="dxa" w:w="1179"/>
+            <w:tcW w:type="dxa" w:w="907"/>
           </w:tcPr>
           <w:p>
             <w:r/>
@@ -1076,7 +1350,7 @@
         </w:tc>
         <w:tc>
           <w:tcPr>
-            <w:tcW w:type="dxa" w:w="1179"/>
+            <w:tcW w:type="dxa" w:w="907"/>
           </w:tcPr>
           <w:p>
             <w:r/>
@@ -1091,7 +1365,7 @@
         </w:tc>
         <w:tc>
           <w:tcPr>
-            <w:tcW w:type="dxa" w:w="1179"/>
+            <w:tcW w:type="dxa" w:w="907"/>
           </w:tcPr>
           <w:p>
             <w:r/>
@@ -1106,7 +1380,7 @@
         </w:tc>
         <w:tc>
           <w:tcPr>
-            <w:tcW w:type="dxa" w:w="1179"/>
+            <w:tcW w:type="dxa" w:w="907"/>
           </w:tcPr>
           <w:p>
             <w:r/>
@@ -1121,7 +1395,37 @@
         </w:tc>
         <w:tc>
           <w:tcPr>
-            <w:tcW w:type="dxa" w:w="1179"/>
+            <w:tcW w:type="dxa" w:w="907"/>
+          </w:tcPr>
+          <w:p>
+            <w:r/>
+            <w:r>
+              <w:rPr>
+                <w:b w:val="0"/>
+                <w:sz w:val="20"/>
+              </w:rPr>
+              <w:t>✔</w:t>
+            </w:r>
+          </w:p>
+        </w:tc>
+        <w:tc>
+          <w:tcPr>
+            <w:tcW w:type="dxa" w:w="907"/>
+          </w:tcPr>
+          <w:p>
+            <w:r/>
+            <w:r>
+              <w:rPr>
+                <w:b w:val="0"/>
+                <w:sz w:val="20"/>
+              </w:rPr>
+              <w:t>✔</w:t>
+            </w:r>
+          </w:p>
+        </w:tc>
+        <w:tc>
+          <w:tcPr>
+            <w:tcW w:type="dxa" w:w="907"/>
           </w:tcPr>
           <w:p>
             <w:r/>
@@ -1138,7 +1442,7 @@
       <w:tr>
         <w:tc>
           <w:tcPr>
-            <w:tcW w:type="dxa" w:w="3628"/>
+            <w:tcW w:type="dxa" w:w="2608"/>
           </w:tcPr>
           <w:p>
             <w:r/>
@@ -1153,7 +1457,7 @@
         </w:tc>
         <w:tc>
           <w:tcPr>
-            <w:tcW w:type="dxa" w:w="1179"/>
+            <w:tcW w:type="dxa" w:w="907"/>
           </w:tcPr>
           <w:p>
             <w:r/>
@@ -1167,7 +1471,7 @@
         </w:tc>
         <w:tc>
           <w:tcPr>
-            <w:tcW w:type="dxa" w:w="1179"/>
+            <w:tcW w:type="dxa" w:w="907"/>
           </w:tcPr>
           <w:p>
             <w:r/>
@@ -1182,7 +1486,7 @@
         </w:tc>
         <w:tc>
           <w:tcPr>
-            <w:tcW w:type="dxa" w:w="1179"/>
+            <w:tcW w:type="dxa" w:w="907"/>
           </w:tcPr>
           <w:p>
             <w:r/>
@@ -1196,7 +1500,7 @@
         </w:tc>
         <w:tc>
           <w:tcPr>
-            <w:tcW w:type="dxa" w:w="1179"/>
+            <w:tcW w:type="dxa" w:w="907"/>
           </w:tcPr>
           <w:p>
             <w:r/>
@@ -1210,7 +1514,35 @@
         </w:tc>
         <w:tc>
           <w:tcPr>
-            <w:tcW w:type="dxa" w:w="1179"/>
+            <w:tcW w:type="dxa" w:w="907"/>
+          </w:tcPr>
+          <w:p>
+            <w:r/>
+            <w:r>
+              <w:rPr>
+                <w:b w:val="0"/>
+                <w:sz w:val="20"/>
+              </w:rPr>
+            </w:r>
+          </w:p>
+        </w:tc>
+        <w:tc>
+          <w:tcPr>
+            <w:tcW w:type="dxa" w:w="907"/>
+          </w:tcPr>
+          <w:p>
+            <w:r/>
+            <w:r>
+              <w:rPr>
+                <w:b w:val="0"/>
+                <w:sz w:val="20"/>
+              </w:rPr>
+            </w:r>
+          </w:p>
+        </w:tc>
+        <w:tc>
+          <w:tcPr>
+            <w:tcW w:type="dxa" w:w="907"/>
           </w:tcPr>
           <w:p>
             <w:r/>
@@ -1226,7 +1558,7 @@
       <w:tr>
         <w:tc>
           <w:tcPr>
-            <w:tcW w:type="dxa" w:w="3628"/>
+            <w:tcW w:type="dxa" w:w="2608"/>
           </w:tcPr>
           <w:p>
             <w:r/>
@@ -1235,13 +1567,13 @@
                 <w:b w:val="0"/>
                 <w:sz w:val="20"/>
               </w:rPr>
-              <w:t>OM — valider / rejeter</w:t>
-            </w:r>
-          </w:p>
-        </w:tc>
-        <w:tc>
-          <w:tcPr>
-            <w:tcW w:type="dxa" w:w="1179"/>
+              <w:t>État — contrôler</w:t>
+            </w:r>
+          </w:p>
+        </w:tc>
+        <w:tc>
+          <w:tcPr>
+            <w:tcW w:type="dxa" w:w="907"/>
           </w:tcPr>
           <w:p>
             <w:r/>
@@ -1255,7 +1587,7 @@
         </w:tc>
         <w:tc>
           <w:tcPr>
-            <w:tcW w:type="dxa" w:w="1179"/>
+            <w:tcW w:type="dxa" w:w="907"/>
           </w:tcPr>
           <w:p>
             <w:r/>
@@ -1269,7 +1601,7 @@
         </w:tc>
         <w:tc>
           <w:tcPr>
-            <w:tcW w:type="dxa" w:w="1179"/>
+            <w:tcW w:type="dxa" w:w="907"/>
           </w:tcPr>
           <w:p>
             <w:r/>
@@ -1283,7 +1615,7 @@
         </w:tc>
         <w:tc>
           <w:tcPr>
-            <w:tcW w:type="dxa" w:w="1179"/>
+            <w:tcW w:type="dxa" w:w="907"/>
           </w:tcPr>
           <w:p>
             <w:r/>
@@ -1298,7 +1630,35 @@
         </w:tc>
         <w:tc>
           <w:tcPr>
-            <w:tcW w:type="dxa" w:w="1179"/>
+            <w:tcW w:type="dxa" w:w="907"/>
+          </w:tcPr>
+          <w:p>
+            <w:r/>
+            <w:r>
+              <w:rPr>
+                <w:b w:val="0"/>
+                <w:sz w:val="20"/>
+              </w:rPr>
+            </w:r>
+          </w:p>
+        </w:tc>
+        <w:tc>
+          <w:tcPr>
+            <w:tcW w:type="dxa" w:w="907"/>
+          </w:tcPr>
+          <w:p>
+            <w:r/>
+            <w:r>
+              <w:rPr>
+                <w:b w:val="0"/>
+                <w:sz w:val="20"/>
+              </w:rPr>
+            </w:r>
+          </w:p>
+        </w:tc>
+        <w:tc>
+          <w:tcPr>
+            <w:tcW w:type="dxa" w:w="907"/>
           </w:tcPr>
           <w:p>
             <w:r/>
@@ -1314,7 +1674,7 @@
       <w:tr>
         <w:tc>
           <w:tcPr>
-            <w:tcW w:type="dxa" w:w="3628"/>
+            <w:tcW w:type="dxa" w:w="2608"/>
           </w:tcPr>
           <w:p>
             <w:r/>
@@ -1323,13 +1683,13 @@
                 <w:b w:val="0"/>
                 <w:sz w:val="20"/>
               </w:rPr>
-              <w:t>Paiements — consulter</w:t>
-            </w:r>
-          </w:p>
-        </w:tc>
-        <w:tc>
-          <w:tcPr>
-            <w:tcW w:type="dxa" w:w="1179"/>
+              <w:t>État — viser (DAF)</w:t>
+            </w:r>
+          </w:p>
+        </w:tc>
+        <w:tc>
+          <w:tcPr>
+            <w:tcW w:type="dxa" w:w="907"/>
           </w:tcPr>
           <w:p>
             <w:r/>
@@ -1338,13 +1698,69 @@
                 <w:b w:val="0"/>
                 <w:sz w:val="20"/>
               </w:rPr>
+            </w:r>
+          </w:p>
+        </w:tc>
+        <w:tc>
+          <w:tcPr>
+            <w:tcW w:type="dxa" w:w="907"/>
+          </w:tcPr>
+          <w:p>
+            <w:r/>
+            <w:r>
+              <w:rPr>
+                <w:b w:val="0"/>
+                <w:sz w:val="20"/>
+              </w:rPr>
+            </w:r>
+          </w:p>
+        </w:tc>
+        <w:tc>
+          <w:tcPr>
+            <w:tcW w:type="dxa" w:w="907"/>
+          </w:tcPr>
+          <w:p>
+            <w:r/>
+            <w:r>
+              <w:rPr>
+                <w:b w:val="0"/>
+                <w:sz w:val="20"/>
+              </w:rPr>
+            </w:r>
+          </w:p>
+        </w:tc>
+        <w:tc>
+          <w:tcPr>
+            <w:tcW w:type="dxa" w:w="907"/>
+          </w:tcPr>
+          <w:p>
+            <w:r/>
+            <w:r>
+              <w:rPr>
+                <w:b w:val="0"/>
+                <w:sz w:val="20"/>
+              </w:rPr>
+            </w:r>
+          </w:p>
+        </w:tc>
+        <w:tc>
+          <w:tcPr>
+            <w:tcW w:type="dxa" w:w="907"/>
+          </w:tcPr>
+          <w:p>
+            <w:r/>
+            <w:r>
+              <w:rPr>
+                <w:b w:val="0"/>
+                <w:sz w:val="20"/>
+              </w:rPr>
               <w:t>✔</w:t>
             </w:r>
           </w:p>
         </w:tc>
         <w:tc>
           <w:tcPr>
-            <w:tcW w:type="dxa" w:w="1179"/>
+            <w:tcW w:type="dxa" w:w="907"/>
           </w:tcPr>
           <w:p>
             <w:r/>
@@ -1353,43 +1769,12 @@
                 <w:b w:val="0"/>
                 <w:sz w:val="20"/>
               </w:rPr>
-              <w:t>✔</w:t>
-            </w:r>
-          </w:p>
-        </w:tc>
-        <w:tc>
-          <w:tcPr>
-            <w:tcW w:type="dxa" w:w="1179"/>
-          </w:tcPr>
-          <w:p>
-            <w:r/>
-            <w:r>
-              <w:rPr>
-                <w:b w:val="0"/>
-                <w:sz w:val="20"/>
-              </w:rPr>
-              <w:t>✔</w:t>
-            </w:r>
-          </w:p>
-        </w:tc>
-        <w:tc>
-          <w:tcPr>
-            <w:tcW w:type="dxa" w:w="1179"/>
-          </w:tcPr>
-          <w:p>
-            <w:r/>
-            <w:r>
-              <w:rPr>
-                <w:b w:val="0"/>
-                <w:sz w:val="20"/>
-              </w:rPr>
-              <w:t>✔</w:t>
-            </w:r>
-          </w:p>
-        </w:tc>
-        <w:tc>
-          <w:tcPr>
-            <w:tcW w:type="dxa" w:w="1179"/>
+            </w:r>
+          </w:p>
+        </w:tc>
+        <w:tc>
+          <w:tcPr>
+            <w:tcW w:type="dxa" w:w="907"/>
           </w:tcPr>
           <w:p>
             <w:r/>
@@ -1405,7 +1790,7 @@
       <w:tr>
         <w:tc>
           <w:tcPr>
-            <w:tcW w:type="dxa" w:w="3628"/>
+            <w:tcW w:type="dxa" w:w="2608"/>
           </w:tcPr>
           <w:p>
             <w:r/>
@@ -1414,13 +1799,13 @@
                 <w:b w:val="0"/>
                 <w:sz w:val="20"/>
               </w:rPr>
-              <w:t>Paiements — générer</w:t>
-            </w:r>
-          </w:p>
-        </w:tc>
-        <w:tc>
-          <w:tcPr>
-            <w:tcW w:type="dxa" w:w="1179"/>
+              <w:t>État — valider (DG)</w:t>
+            </w:r>
+          </w:p>
+        </w:tc>
+        <w:tc>
+          <w:tcPr>
+            <w:tcW w:type="dxa" w:w="907"/>
           </w:tcPr>
           <w:p>
             <w:r/>
@@ -1434,7 +1819,7 @@
         </w:tc>
         <w:tc>
           <w:tcPr>
-            <w:tcW w:type="dxa" w:w="1179"/>
+            <w:tcW w:type="dxa" w:w="907"/>
           </w:tcPr>
           <w:p>
             <w:r/>
@@ -1448,7 +1833,7 @@
         </w:tc>
         <w:tc>
           <w:tcPr>
-            <w:tcW w:type="dxa" w:w="1179"/>
+            <w:tcW w:type="dxa" w:w="907"/>
           </w:tcPr>
           <w:p>
             <w:r/>
@@ -1457,27 +1842,55 @@
                 <w:b w:val="0"/>
                 <w:sz w:val="20"/>
               </w:rPr>
+            </w:r>
+          </w:p>
+        </w:tc>
+        <w:tc>
+          <w:tcPr>
+            <w:tcW w:type="dxa" w:w="907"/>
+          </w:tcPr>
+          <w:p>
+            <w:r/>
+            <w:r>
+              <w:rPr>
+                <w:b w:val="0"/>
+                <w:sz w:val="20"/>
+              </w:rPr>
+            </w:r>
+          </w:p>
+        </w:tc>
+        <w:tc>
+          <w:tcPr>
+            <w:tcW w:type="dxa" w:w="907"/>
+          </w:tcPr>
+          <w:p>
+            <w:r/>
+            <w:r>
+              <w:rPr>
+                <w:b w:val="0"/>
+                <w:sz w:val="20"/>
+              </w:rPr>
+            </w:r>
+          </w:p>
+        </w:tc>
+        <w:tc>
+          <w:tcPr>
+            <w:tcW w:type="dxa" w:w="907"/>
+          </w:tcPr>
+          <w:p>
+            <w:r/>
+            <w:r>
+              <w:rPr>
+                <w:b w:val="0"/>
+                <w:sz w:val="20"/>
+              </w:rPr>
               <w:t>✔</w:t>
             </w:r>
           </w:p>
         </w:tc>
         <w:tc>
           <w:tcPr>
-            <w:tcW w:type="dxa" w:w="1179"/>
-          </w:tcPr>
-          <w:p>
-            <w:r/>
-            <w:r>
-              <w:rPr>
-                <w:b w:val="0"/>
-                <w:sz w:val="20"/>
-              </w:rPr>
-            </w:r>
-          </w:p>
-        </w:tc>
-        <w:tc>
-          <w:tcPr>
-            <w:tcW w:type="dxa" w:w="1179"/>
+            <w:tcW w:type="dxa" w:w="907"/>
           </w:tcPr>
           <w:p>
             <w:r/>
@@ -1493,7 +1906,7 @@
       <w:tr>
         <w:tc>
           <w:tcPr>
-            <w:tcW w:type="dxa" w:w="3628"/>
+            <w:tcW w:type="dxa" w:w="2608"/>
           </w:tcPr>
           <w:p>
             <w:r/>
@@ -1502,13 +1915,13 @@
                 <w:b w:val="0"/>
                 <w:sz w:val="20"/>
               </w:rPr>
-              <w:t>Paiements — confirmer</w:t>
-            </w:r>
-          </w:p>
-        </w:tc>
-        <w:tc>
-          <w:tcPr>
-            <w:tcW w:type="dxa" w:w="1179"/>
+              <w:t>État — numéroter</w:t>
+            </w:r>
+          </w:p>
+        </w:tc>
+        <w:tc>
+          <w:tcPr>
+            <w:tcW w:type="dxa" w:w="907"/>
           </w:tcPr>
           <w:p>
             <w:r/>
@@ -1522,7 +1935,7 @@
         </w:tc>
         <w:tc>
           <w:tcPr>
-            <w:tcW w:type="dxa" w:w="1179"/>
+            <w:tcW w:type="dxa" w:w="907"/>
           </w:tcPr>
           <w:p>
             <w:r/>
@@ -1536,7 +1949,7 @@
         </w:tc>
         <w:tc>
           <w:tcPr>
-            <w:tcW w:type="dxa" w:w="1179"/>
+            <w:tcW w:type="dxa" w:w="907"/>
           </w:tcPr>
           <w:p>
             <w:r/>
@@ -1545,13 +1958,27 @@
                 <w:b w:val="0"/>
                 <w:sz w:val="20"/>
               </w:rPr>
+            </w:r>
+          </w:p>
+        </w:tc>
+        <w:tc>
+          <w:tcPr>
+            <w:tcW w:type="dxa" w:w="907"/>
+          </w:tcPr>
+          <w:p>
+            <w:r/>
+            <w:r>
+              <w:rPr>
+                <w:b w:val="0"/>
+                <w:sz w:val="20"/>
+              </w:rPr>
               <w:t>✔</w:t>
             </w:r>
           </w:p>
         </w:tc>
         <w:tc>
           <w:tcPr>
-            <w:tcW w:type="dxa" w:w="1179"/>
+            <w:tcW w:type="dxa" w:w="907"/>
           </w:tcPr>
           <w:p>
             <w:r/>
@@ -1560,12 +1987,28 @@
                 <w:b w:val="0"/>
                 <w:sz w:val="20"/>
               </w:rPr>
-            </w:r>
-          </w:p>
-        </w:tc>
-        <w:tc>
-          <w:tcPr>
-            <w:tcW w:type="dxa" w:w="1179"/>
+              <w:t>✔</w:t>
+            </w:r>
+          </w:p>
+        </w:tc>
+        <w:tc>
+          <w:tcPr>
+            <w:tcW w:type="dxa" w:w="907"/>
+          </w:tcPr>
+          <w:p>
+            <w:r/>
+            <w:r>
+              <w:rPr>
+                <w:b w:val="0"/>
+                <w:sz w:val="20"/>
+              </w:rPr>
+              <w:t>✔</w:t>
+            </w:r>
+          </w:p>
+        </w:tc>
+        <w:tc>
+          <w:tcPr>
+            <w:tcW w:type="dxa" w:w="907"/>
           </w:tcPr>
           <w:p>
             <w:r/>
@@ -1581,7 +2024,7 @@
       <w:tr>
         <w:tc>
           <w:tcPr>
-            <w:tcW w:type="dxa" w:w="3628"/>
+            <w:tcW w:type="dxa" w:w="2608"/>
           </w:tcPr>
           <w:p>
             <w:r/>
@@ -1590,13 +2033,13 @@
                 <w:b w:val="0"/>
                 <w:sz w:val="20"/>
               </w:rPr>
-              <w:t>Barème — consulter</w:t>
-            </w:r>
-          </w:p>
-        </w:tc>
-        <w:tc>
-          <w:tcPr>
-            <w:tcW w:type="dxa" w:w="1179"/>
+              <w:t>État — rejeter</w:t>
+            </w:r>
+          </w:p>
+        </w:tc>
+        <w:tc>
+          <w:tcPr>
+            <w:tcW w:type="dxa" w:w="907"/>
           </w:tcPr>
           <w:p>
             <w:r/>
@@ -1605,13 +2048,55 @@
                 <w:b w:val="0"/>
                 <w:sz w:val="20"/>
               </w:rPr>
+            </w:r>
+          </w:p>
+        </w:tc>
+        <w:tc>
+          <w:tcPr>
+            <w:tcW w:type="dxa" w:w="907"/>
+          </w:tcPr>
+          <w:p>
+            <w:r/>
+            <w:r>
+              <w:rPr>
+                <w:b w:val="0"/>
+                <w:sz w:val="20"/>
+              </w:rPr>
+            </w:r>
+          </w:p>
+        </w:tc>
+        <w:tc>
+          <w:tcPr>
+            <w:tcW w:type="dxa" w:w="907"/>
+          </w:tcPr>
+          <w:p>
+            <w:r/>
+            <w:r>
+              <w:rPr>
+                <w:b w:val="0"/>
+                <w:sz w:val="20"/>
+              </w:rPr>
+            </w:r>
+          </w:p>
+        </w:tc>
+        <w:tc>
+          <w:tcPr>
+            <w:tcW w:type="dxa" w:w="907"/>
+          </w:tcPr>
+          <w:p>
+            <w:r/>
+            <w:r>
+              <w:rPr>
+                <w:b w:val="0"/>
+                <w:sz w:val="20"/>
+              </w:rPr>
               <w:t>✔</w:t>
             </w:r>
           </w:p>
         </w:tc>
         <w:tc>
           <w:tcPr>
-            <w:tcW w:type="dxa" w:w="1179"/>
+            <w:tcW w:type="dxa" w:w="907"/>
           </w:tcPr>
           <w:p>
             <w:r/>
@@ -1626,7 +2111,7 @@
         </w:tc>
         <w:tc>
           <w:tcPr>
-            <w:tcW w:type="dxa" w:w="1179"/>
+            <w:tcW w:type="dxa" w:w="907"/>
           </w:tcPr>
           <w:p>
             <w:r/>
@@ -1641,22 +2126,7 @@
         </w:tc>
         <w:tc>
           <w:tcPr>
-            <w:tcW w:type="dxa" w:w="1179"/>
-          </w:tcPr>
-          <w:p>
-            <w:r/>
-            <w:r>
-              <w:rPr>
-                <w:b w:val="0"/>
-                <w:sz w:val="20"/>
-              </w:rPr>
-              <w:t>✔</w:t>
-            </w:r>
-          </w:p>
-        </w:tc>
-        <w:tc>
-          <w:tcPr>
-            <w:tcW w:type="dxa" w:w="1179"/>
+            <w:tcW w:type="dxa" w:w="907"/>
           </w:tcPr>
           <w:p>
             <w:r/>
@@ -1672,7 +2142,7 @@
       <w:tr>
         <w:tc>
           <w:tcPr>
-            <w:tcW w:type="dxa" w:w="3628"/>
+            <w:tcW w:type="dxa" w:w="2608"/>
           </w:tcPr>
           <w:p>
             <w:r/>
@@ -1681,13 +2151,13 @@
                 <w:b w:val="0"/>
                 <w:sz w:val="20"/>
               </w:rPr>
-              <w:t>Barème — modifier</w:t>
-            </w:r>
-          </w:p>
-        </w:tc>
-        <w:tc>
-          <w:tcPr>
-            <w:tcW w:type="dxa" w:w="1179"/>
+              <w:t>Paiements — consulter</w:t>
+            </w:r>
+          </w:p>
+        </w:tc>
+        <w:tc>
+          <w:tcPr>
+            <w:tcW w:type="dxa" w:w="907"/>
           </w:tcPr>
           <w:p>
             <w:r/>
@@ -1702,7 +2172,7 @@
         </w:tc>
         <w:tc>
           <w:tcPr>
-            <w:tcW w:type="dxa" w:w="1179"/>
+            <w:tcW w:type="dxa" w:w="907"/>
           </w:tcPr>
           <w:p>
             <w:r/>
@@ -1711,12 +2181,13 @@
                 <w:b w:val="0"/>
                 <w:sz w:val="20"/>
               </w:rPr>
-            </w:r>
-          </w:p>
-        </w:tc>
-        <w:tc>
-          <w:tcPr>
-            <w:tcW w:type="dxa" w:w="1179"/>
+              <w:t>✔</w:t>
+            </w:r>
+          </w:p>
+        </w:tc>
+        <w:tc>
+          <w:tcPr>
+            <w:tcW w:type="dxa" w:w="907"/>
           </w:tcPr>
           <w:p>
             <w:r/>
@@ -1725,12 +2196,13 @@
                 <w:b w:val="0"/>
                 <w:sz w:val="20"/>
               </w:rPr>
-            </w:r>
-          </w:p>
-        </w:tc>
-        <w:tc>
-          <w:tcPr>
-            <w:tcW w:type="dxa" w:w="1179"/>
+              <w:t>✔</w:t>
+            </w:r>
+          </w:p>
+        </w:tc>
+        <w:tc>
+          <w:tcPr>
+            <w:tcW w:type="dxa" w:w="907"/>
           </w:tcPr>
           <w:p>
             <w:r/>
@@ -1739,12 +2211,43 @@
                 <w:b w:val="0"/>
                 <w:sz w:val="20"/>
               </w:rPr>
-            </w:r>
-          </w:p>
-        </w:tc>
-        <w:tc>
-          <w:tcPr>
-            <w:tcW w:type="dxa" w:w="1179"/>
+              <w:t>✔</w:t>
+            </w:r>
+          </w:p>
+        </w:tc>
+        <w:tc>
+          <w:tcPr>
+            <w:tcW w:type="dxa" w:w="907"/>
+          </w:tcPr>
+          <w:p>
+            <w:r/>
+            <w:r>
+              <w:rPr>
+                <w:b w:val="0"/>
+                <w:sz w:val="20"/>
+              </w:rPr>
+              <w:t>✔</w:t>
+            </w:r>
+          </w:p>
+        </w:tc>
+        <w:tc>
+          <w:tcPr>
+            <w:tcW w:type="dxa" w:w="907"/>
+          </w:tcPr>
+          <w:p>
+            <w:r/>
+            <w:r>
+              <w:rPr>
+                <w:b w:val="0"/>
+                <w:sz w:val="20"/>
+              </w:rPr>
+              <w:t>✔</w:t>
+            </w:r>
+          </w:p>
+        </w:tc>
+        <w:tc>
+          <w:tcPr>
+            <w:tcW w:type="dxa" w:w="907"/>
           </w:tcPr>
           <w:p>
             <w:r/>
@@ -1760,7 +2263,7 @@
       <w:tr>
         <w:tc>
           <w:tcPr>
-            <w:tcW w:type="dxa" w:w="3628"/>
+            <w:tcW w:type="dxa" w:w="2608"/>
           </w:tcPr>
           <w:p>
             <w:r/>
@@ -1769,13 +2272,13 @@
                 <w:b w:val="0"/>
                 <w:sz w:val="20"/>
               </w:rPr>
-              <w:t>Rapports — consulter</w:t>
-            </w:r>
-          </w:p>
-        </w:tc>
-        <w:tc>
-          <w:tcPr>
-            <w:tcW w:type="dxa" w:w="1179"/>
+              <w:t>Paiements — générer</w:t>
+            </w:r>
+          </w:p>
+        </w:tc>
+        <w:tc>
+          <w:tcPr>
+            <w:tcW w:type="dxa" w:w="907"/>
           </w:tcPr>
           <w:p>
             <w:r/>
@@ -1784,13 +2287,41 @@
                 <w:b w:val="0"/>
                 <w:sz w:val="20"/>
               </w:rPr>
+            </w:r>
+          </w:p>
+        </w:tc>
+        <w:tc>
+          <w:tcPr>
+            <w:tcW w:type="dxa" w:w="907"/>
+          </w:tcPr>
+          <w:p>
+            <w:r/>
+            <w:r>
+              <w:rPr>
+                <w:b w:val="0"/>
+                <w:sz w:val="20"/>
+              </w:rPr>
+            </w:r>
+          </w:p>
+        </w:tc>
+        <w:tc>
+          <w:tcPr>
+            <w:tcW w:type="dxa" w:w="907"/>
+          </w:tcPr>
+          <w:p>
+            <w:r/>
+            <w:r>
+              <w:rPr>
+                <w:b w:val="0"/>
+                <w:sz w:val="20"/>
+              </w:rPr>
               <w:t>✔</w:t>
             </w:r>
           </w:p>
         </w:tc>
         <w:tc>
           <w:tcPr>
-            <w:tcW w:type="dxa" w:w="1179"/>
+            <w:tcW w:type="dxa" w:w="907"/>
           </w:tcPr>
           <w:p>
             <w:r/>
@@ -1799,13 +2330,12 @@
                 <w:b w:val="0"/>
                 <w:sz w:val="20"/>
               </w:rPr>
-              <w:t>✔</w:t>
-            </w:r>
-          </w:p>
-        </w:tc>
-        <w:tc>
-          <w:tcPr>
-            <w:tcW w:type="dxa" w:w="1179"/>
+            </w:r>
+          </w:p>
+        </w:tc>
+        <w:tc>
+          <w:tcPr>
+            <w:tcW w:type="dxa" w:w="907"/>
           </w:tcPr>
           <w:p>
             <w:r/>
@@ -1814,13 +2344,12 @@
                 <w:b w:val="0"/>
                 <w:sz w:val="20"/>
               </w:rPr>
-              <w:t>✔</w:t>
-            </w:r>
-          </w:p>
-        </w:tc>
-        <w:tc>
-          <w:tcPr>
-            <w:tcW w:type="dxa" w:w="1179"/>
+            </w:r>
+          </w:p>
+        </w:tc>
+        <w:tc>
+          <w:tcPr>
+            <w:tcW w:type="dxa" w:w="907"/>
           </w:tcPr>
           <w:p>
             <w:r/>
@@ -1829,13 +2358,12 @@
                 <w:b w:val="0"/>
                 <w:sz w:val="20"/>
               </w:rPr>
-              <w:t>✔</w:t>
-            </w:r>
-          </w:p>
-        </w:tc>
-        <w:tc>
-          <w:tcPr>
-            <w:tcW w:type="dxa" w:w="1179"/>
+            </w:r>
+          </w:p>
+        </w:tc>
+        <w:tc>
+          <w:tcPr>
+            <w:tcW w:type="dxa" w:w="907"/>
           </w:tcPr>
           <w:p>
             <w:r/>
@@ -1844,7 +2372,6 @@
                 <w:b w:val="0"/>
                 <w:sz w:val="20"/>
               </w:rPr>
-              <w:t>✔</w:t>
             </w:r>
           </w:p>
         </w:tc>
@@ -1852,7 +2379,7 @@
       <w:tr>
         <w:tc>
           <w:tcPr>
-            <w:tcW w:type="dxa" w:w="3628"/>
+            <w:tcW w:type="dxa" w:w="2608"/>
           </w:tcPr>
           <w:p>
             <w:r/>
@@ -1861,13 +2388,13 @@
                 <w:b w:val="0"/>
                 <w:sz w:val="20"/>
               </w:rPr>
-              <w:t>Audit — consulter</w:t>
-            </w:r>
-          </w:p>
-        </w:tc>
-        <w:tc>
-          <w:tcPr>
-            <w:tcW w:type="dxa" w:w="1179"/>
+              <w:t>Paiements — confirmer</w:t>
+            </w:r>
+          </w:p>
+        </w:tc>
+        <w:tc>
+          <w:tcPr>
+            <w:tcW w:type="dxa" w:w="907"/>
           </w:tcPr>
           <w:p>
             <w:r/>
@@ -1876,13 +2403,41 @@
                 <w:b w:val="0"/>
                 <w:sz w:val="20"/>
               </w:rPr>
+            </w:r>
+          </w:p>
+        </w:tc>
+        <w:tc>
+          <w:tcPr>
+            <w:tcW w:type="dxa" w:w="907"/>
+          </w:tcPr>
+          <w:p>
+            <w:r/>
+            <w:r>
+              <w:rPr>
+                <w:b w:val="0"/>
+                <w:sz w:val="20"/>
+              </w:rPr>
+            </w:r>
+          </w:p>
+        </w:tc>
+        <w:tc>
+          <w:tcPr>
+            <w:tcW w:type="dxa" w:w="907"/>
+          </w:tcPr>
+          <w:p>
+            <w:r/>
+            <w:r>
+              <w:rPr>
+                <w:b w:val="0"/>
+                <w:sz w:val="20"/>
+              </w:rPr>
               <w:t>✔</w:t>
             </w:r>
           </w:p>
         </w:tc>
         <w:tc>
           <w:tcPr>
-            <w:tcW w:type="dxa" w:w="1179"/>
+            <w:tcW w:type="dxa" w:w="907"/>
           </w:tcPr>
           <w:p>
             <w:r/>
@@ -1896,7 +2451,7 @@
         </w:tc>
         <w:tc>
           <w:tcPr>
-            <w:tcW w:type="dxa" w:w="1179"/>
+            <w:tcW w:type="dxa" w:w="907"/>
           </w:tcPr>
           <w:p>
             <w:r/>
@@ -1910,7 +2465,7 @@
         </w:tc>
         <w:tc>
           <w:tcPr>
-            <w:tcW w:type="dxa" w:w="1179"/>
+            <w:tcW w:type="dxa" w:w="907"/>
           </w:tcPr>
           <w:p>
             <w:r/>
@@ -1919,13 +2474,12 @@
                 <w:b w:val="0"/>
                 <w:sz w:val="20"/>
               </w:rPr>
-              <w:t>✔</w:t>
-            </w:r>
-          </w:p>
-        </w:tc>
-        <w:tc>
-          <w:tcPr>
-            <w:tcW w:type="dxa" w:w="1179"/>
+            </w:r>
+          </w:p>
+        </w:tc>
+        <w:tc>
+          <w:tcPr>
+            <w:tcW w:type="dxa" w:w="907"/>
           </w:tcPr>
           <w:p>
             <w:r/>
@@ -1941,7 +2495,7 @@
       <w:tr>
         <w:tc>
           <w:tcPr>
-            <w:tcW w:type="dxa" w:w="3628"/>
+            <w:tcW w:type="dxa" w:w="2608"/>
           </w:tcPr>
           <w:p>
             <w:r/>
@@ -1950,13 +2504,491 @@
                 <w:b w:val="0"/>
                 <w:sz w:val="20"/>
               </w:rPr>
+              <w:t>Barème — consulter</w:t>
+            </w:r>
+          </w:p>
+        </w:tc>
+        <w:tc>
+          <w:tcPr>
+            <w:tcW w:type="dxa" w:w="907"/>
+          </w:tcPr>
+          <w:p>
+            <w:r/>
+            <w:r>
+              <w:rPr>
+                <w:b w:val="0"/>
+                <w:sz w:val="20"/>
+              </w:rPr>
+              <w:t>✔</w:t>
+            </w:r>
+          </w:p>
+        </w:tc>
+        <w:tc>
+          <w:tcPr>
+            <w:tcW w:type="dxa" w:w="907"/>
+          </w:tcPr>
+          <w:p>
+            <w:r/>
+            <w:r>
+              <w:rPr>
+                <w:b w:val="0"/>
+                <w:sz w:val="20"/>
+              </w:rPr>
+              <w:t>✔</w:t>
+            </w:r>
+          </w:p>
+        </w:tc>
+        <w:tc>
+          <w:tcPr>
+            <w:tcW w:type="dxa" w:w="907"/>
+          </w:tcPr>
+          <w:p>
+            <w:r/>
+            <w:r>
+              <w:rPr>
+                <w:b w:val="0"/>
+                <w:sz w:val="20"/>
+              </w:rPr>
+              <w:t>✔</w:t>
+            </w:r>
+          </w:p>
+        </w:tc>
+        <w:tc>
+          <w:tcPr>
+            <w:tcW w:type="dxa" w:w="907"/>
+          </w:tcPr>
+          <w:p>
+            <w:r/>
+            <w:r>
+              <w:rPr>
+                <w:b w:val="0"/>
+                <w:sz w:val="20"/>
+              </w:rPr>
+              <w:t>✔</w:t>
+            </w:r>
+          </w:p>
+        </w:tc>
+        <w:tc>
+          <w:tcPr>
+            <w:tcW w:type="dxa" w:w="907"/>
+          </w:tcPr>
+          <w:p>
+            <w:r/>
+            <w:r>
+              <w:rPr>
+                <w:b w:val="0"/>
+                <w:sz w:val="20"/>
+              </w:rPr>
+              <w:t>✔</w:t>
+            </w:r>
+          </w:p>
+        </w:tc>
+        <w:tc>
+          <w:tcPr>
+            <w:tcW w:type="dxa" w:w="907"/>
+          </w:tcPr>
+          <w:p>
+            <w:r/>
+            <w:r>
+              <w:rPr>
+                <w:b w:val="0"/>
+                <w:sz w:val="20"/>
+              </w:rPr>
+              <w:t>✔</w:t>
+            </w:r>
+          </w:p>
+        </w:tc>
+        <w:tc>
+          <w:tcPr>
+            <w:tcW w:type="dxa" w:w="907"/>
+          </w:tcPr>
+          <w:p>
+            <w:r/>
+            <w:r>
+              <w:rPr>
+                <w:b w:val="0"/>
+                <w:sz w:val="20"/>
+              </w:rPr>
+            </w:r>
+          </w:p>
+        </w:tc>
+      </w:tr>
+      <w:tr>
+        <w:tc>
+          <w:tcPr>
+            <w:tcW w:type="dxa" w:w="2608"/>
+          </w:tcPr>
+          <w:p>
+            <w:r/>
+            <w:r>
+              <w:rPr>
+                <w:b w:val="0"/>
+                <w:sz w:val="20"/>
+              </w:rPr>
+              <w:t>Barème — modifier</w:t>
+            </w:r>
+          </w:p>
+        </w:tc>
+        <w:tc>
+          <w:tcPr>
+            <w:tcW w:type="dxa" w:w="907"/>
+          </w:tcPr>
+          <w:p>
+            <w:r/>
+            <w:r>
+              <w:rPr>
+                <w:b w:val="0"/>
+                <w:sz w:val="20"/>
+              </w:rPr>
+              <w:t>✔</w:t>
+            </w:r>
+          </w:p>
+        </w:tc>
+        <w:tc>
+          <w:tcPr>
+            <w:tcW w:type="dxa" w:w="907"/>
+          </w:tcPr>
+          <w:p>
+            <w:r/>
+            <w:r>
+              <w:rPr>
+                <w:b w:val="0"/>
+                <w:sz w:val="20"/>
+              </w:rPr>
+            </w:r>
+          </w:p>
+        </w:tc>
+        <w:tc>
+          <w:tcPr>
+            <w:tcW w:type="dxa" w:w="907"/>
+          </w:tcPr>
+          <w:p>
+            <w:r/>
+            <w:r>
+              <w:rPr>
+                <w:b w:val="0"/>
+                <w:sz w:val="20"/>
+              </w:rPr>
+            </w:r>
+          </w:p>
+        </w:tc>
+        <w:tc>
+          <w:tcPr>
+            <w:tcW w:type="dxa" w:w="907"/>
+          </w:tcPr>
+          <w:p>
+            <w:r/>
+            <w:r>
+              <w:rPr>
+                <w:b w:val="0"/>
+                <w:sz w:val="20"/>
+              </w:rPr>
+            </w:r>
+          </w:p>
+        </w:tc>
+        <w:tc>
+          <w:tcPr>
+            <w:tcW w:type="dxa" w:w="907"/>
+          </w:tcPr>
+          <w:p>
+            <w:r/>
+            <w:r>
+              <w:rPr>
+                <w:b w:val="0"/>
+                <w:sz w:val="20"/>
+              </w:rPr>
+            </w:r>
+          </w:p>
+        </w:tc>
+        <w:tc>
+          <w:tcPr>
+            <w:tcW w:type="dxa" w:w="907"/>
+          </w:tcPr>
+          <w:p>
+            <w:r/>
+            <w:r>
+              <w:rPr>
+                <w:b w:val="0"/>
+                <w:sz w:val="20"/>
+              </w:rPr>
+            </w:r>
+          </w:p>
+        </w:tc>
+        <w:tc>
+          <w:tcPr>
+            <w:tcW w:type="dxa" w:w="907"/>
+          </w:tcPr>
+          <w:p>
+            <w:r/>
+            <w:r>
+              <w:rPr>
+                <w:b w:val="0"/>
+                <w:sz w:val="20"/>
+              </w:rPr>
+            </w:r>
+          </w:p>
+        </w:tc>
+      </w:tr>
+      <w:tr>
+        <w:tc>
+          <w:tcPr>
+            <w:tcW w:type="dxa" w:w="2608"/>
+          </w:tcPr>
+          <w:p>
+            <w:r/>
+            <w:r>
+              <w:rPr>
+                <w:b w:val="0"/>
+                <w:sz w:val="20"/>
+              </w:rPr>
+              <w:t>Rapports — consulter</w:t>
+            </w:r>
+          </w:p>
+        </w:tc>
+        <w:tc>
+          <w:tcPr>
+            <w:tcW w:type="dxa" w:w="907"/>
+          </w:tcPr>
+          <w:p>
+            <w:r/>
+            <w:r>
+              <w:rPr>
+                <w:b w:val="0"/>
+                <w:sz w:val="20"/>
+              </w:rPr>
+              <w:t>✔</w:t>
+            </w:r>
+          </w:p>
+        </w:tc>
+        <w:tc>
+          <w:tcPr>
+            <w:tcW w:type="dxa" w:w="907"/>
+          </w:tcPr>
+          <w:p>
+            <w:r/>
+            <w:r>
+              <w:rPr>
+                <w:b w:val="0"/>
+                <w:sz w:val="20"/>
+              </w:rPr>
+              <w:t>✔</w:t>
+            </w:r>
+          </w:p>
+        </w:tc>
+        <w:tc>
+          <w:tcPr>
+            <w:tcW w:type="dxa" w:w="907"/>
+          </w:tcPr>
+          <w:p>
+            <w:r/>
+            <w:r>
+              <w:rPr>
+                <w:b w:val="0"/>
+                <w:sz w:val="20"/>
+              </w:rPr>
+              <w:t>✔</w:t>
+            </w:r>
+          </w:p>
+        </w:tc>
+        <w:tc>
+          <w:tcPr>
+            <w:tcW w:type="dxa" w:w="907"/>
+          </w:tcPr>
+          <w:p>
+            <w:r/>
+            <w:r>
+              <w:rPr>
+                <w:b w:val="0"/>
+                <w:sz w:val="20"/>
+              </w:rPr>
+              <w:t>✔</w:t>
+            </w:r>
+          </w:p>
+        </w:tc>
+        <w:tc>
+          <w:tcPr>
+            <w:tcW w:type="dxa" w:w="907"/>
+          </w:tcPr>
+          <w:p>
+            <w:r/>
+            <w:r>
+              <w:rPr>
+                <w:b w:val="0"/>
+                <w:sz w:val="20"/>
+              </w:rPr>
+              <w:t>✔</w:t>
+            </w:r>
+          </w:p>
+        </w:tc>
+        <w:tc>
+          <w:tcPr>
+            <w:tcW w:type="dxa" w:w="907"/>
+          </w:tcPr>
+          <w:p>
+            <w:r/>
+            <w:r>
+              <w:rPr>
+                <w:b w:val="0"/>
+                <w:sz w:val="20"/>
+              </w:rPr>
+              <w:t>✔</w:t>
+            </w:r>
+          </w:p>
+        </w:tc>
+        <w:tc>
+          <w:tcPr>
+            <w:tcW w:type="dxa" w:w="907"/>
+          </w:tcPr>
+          <w:p>
+            <w:r/>
+            <w:r>
+              <w:rPr>
+                <w:b w:val="0"/>
+                <w:sz w:val="20"/>
+              </w:rPr>
+              <w:t>✔</w:t>
+            </w:r>
+          </w:p>
+        </w:tc>
+      </w:tr>
+      <w:tr>
+        <w:tc>
+          <w:tcPr>
+            <w:tcW w:type="dxa" w:w="2608"/>
+          </w:tcPr>
+          <w:p>
+            <w:r/>
+            <w:r>
+              <w:rPr>
+                <w:b w:val="0"/>
+                <w:sz w:val="20"/>
+              </w:rPr>
+              <w:t>Audit — consulter</w:t>
+            </w:r>
+          </w:p>
+        </w:tc>
+        <w:tc>
+          <w:tcPr>
+            <w:tcW w:type="dxa" w:w="907"/>
+          </w:tcPr>
+          <w:p>
+            <w:r/>
+            <w:r>
+              <w:rPr>
+                <w:b w:val="0"/>
+                <w:sz w:val="20"/>
+              </w:rPr>
+              <w:t>✔</w:t>
+            </w:r>
+          </w:p>
+        </w:tc>
+        <w:tc>
+          <w:tcPr>
+            <w:tcW w:type="dxa" w:w="907"/>
+          </w:tcPr>
+          <w:p>
+            <w:r/>
+            <w:r>
+              <w:rPr>
+                <w:b w:val="0"/>
+                <w:sz w:val="20"/>
+              </w:rPr>
+            </w:r>
+          </w:p>
+        </w:tc>
+        <w:tc>
+          <w:tcPr>
+            <w:tcW w:type="dxa" w:w="907"/>
+          </w:tcPr>
+          <w:p>
+            <w:r/>
+            <w:r>
+              <w:rPr>
+                <w:b w:val="0"/>
+                <w:sz w:val="20"/>
+              </w:rPr>
+            </w:r>
+          </w:p>
+        </w:tc>
+        <w:tc>
+          <w:tcPr>
+            <w:tcW w:type="dxa" w:w="907"/>
+          </w:tcPr>
+          <w:p>
+            <w:r/>
+            <w:r>
+              <w:rPr>
+                <w:b w:val="0"/>
+                <w:sz w:val="20"/>
+              </w:rPr>
+              <w:t>✔</w:t>
+            </w:r>
+          </w:p>
+        </w:tc>
+        <w:tc>
+          <w:tcPr>
+            <w:tcW w:type="dxa" w:w="907"/>
+          </w:tcPr>
+          <w:p>
+            <w:r/>
+            <w:r>
+              <w:rPr>
+                <w:b w:val="0"/>
+                <w:sz w:val="20"/>
+              </w:rPr>
+              <w:t>✔</w:t>
+            </w:r>
+          </w:p>
+        </w:tc>
+        <w:tc>
+          <w:tcPr>
+            <w:tcW w:type="dxa" w:w="907"/>
+          </w:tcPr>
+          <w:p>
+            <w:r/>
+            <w:r>
+              <w:rPr>
+                <w:b w:val="0"/>
+                <w:sz w:val="20"/>
+              </w:rPr>
+              <w:t>✔</w:t>
+            </w:r>
+          </w:p>
+        </w:tc>
+        <w:tc>
+          <w:tcPr>
+            <w:tcW w:type="dxa" w:w="907"/>
+          </w:tcPr>
+          <w:p>
+            <w:r/>
+            <w:r>
+              <w:rPr>
+                <w:b w:val="0"/>
+                <w:sz w:val="20"/>
+              </w:rPr>
+            </w:r>
+          </w:p>
+        </w:tc>
+      </w:tr>
+      <w:tr>
+        <w:tc>
+          <w:tcPr>
+            <w:tcW w:type="dxa" w:w="2608"/>
+          </w:tcPr>
+          <w:p>
+            <w:r/>
+            <w:r>
+              <w:rPr>
+                <w:b w:val="0"/>
+                <w:sz w:val="20"/>
+              </w:rPr>
               <w:t>Utilisateurs — gérer</w:t>
             </w:r>
           </w:p>
         </w:tc>
         <w:tc>
           <w:tcPr>
-            <w:tcW w:type="dxa" w:w="1179"/>
+            <w:tcW w:type="dxa" w:w="907"/>
           </w:tcPr>
           <w:p>
             <w:r/>
@@ -1971,7 +3003,7 @@
         </w:tc>
         <w:tc>
           <w:tcPr>
-            <w:tcW w:type="dxa" w:w="1179"/>
+            <w:tcW w:type="dxa" w:w="907"/>
           </w:tcPr>
           <w:p>
             <w:r/>
@@ -1985,7 +3017,7 @@
         </w:tc>
         <w:tc>
           <w:tcPr>
-            <w:tcW w:type="dxa" w:w="1179"/>
+            <w:tcW w:type="dxa" w:w="907"/>
           </w:tcPr>
           <w:p>
             <w:r/>
@@ -1999,7 +3031,7 @@
         </w:tc>
         <w:tc>
           <w:tcPr>
-            <w:tcW w:type="dxa" w:w="1179"/>
+            <w:tcW w:type="dxa" w:w="907"/>
           </w:tcPr>
           <w:p>
             <w:r/>
@@ -2013,7 +3045,35 @@
         </w:tc>
         <w:tc>
           <w:tcPr>
-            <w:tcW w:type="dxa" w:w="1179"/>
+            <w:tcW w:type="dxa" w:w="907"/>
+          </w:tcPr>
+          <w:p>
+            <w:r/>
+            <w:r>
+              <w:rPr>
+                <w:b w:val="0"/>
+                <w:sz w:val="20"/>
+              </w:rPr>
+            </w:r>
+          </w:p>
+        </w:tc>
+        <w:tc>
+          <w:tcPr>
+            <w:tcW w:type="dxa" w:w="907"/>
+          </w:tcPr>
+          <w:p>
+            <w:r/>
+            <w:r>
+              <w:rPr>
+                <w:b w:val="0"/>
+                <w:sz w:val="20"/>
+              </w:rPr>
+            </w:r>
+          </w:p>
+        </w:tc>
+        <w:tc>
+          <w:tcPr>
+            <w:tcW w:type="dxa" w:w="907"/>
           </w:tcPr>
           <w:p>
             <w:r/>
@@ -2494,7 +3554,7 @@
           <w:b w:val="0"/>
           <w:i w:val="0"/>
         </w:rPr>
-        <w:t>À l'enregistrement, chaque OM est créé au statut IMPORTE, accompagné de ses versements AVANCE et RELIQUAT (sauf exonération).</w:t>
+        <w:t>À l'enregistrement, chaque OM est créé au statut IMPORTE, accompagné de ses versements AVANCE et RELIQUAT (sauf exonération). Les OM conservent ce statut jusqu'à la validation finale de l'état de paiement de la mission.</w:t>
       </w:r>
     </w:p>
     <w:p>
@@ -2526,15 +3586,15 @@
         <w:pStyle w:val="ListBullet"/>
       </w:pPr>
       <w:r>
-        <w:t>Téléchargement du PDF officiel de l'OM et consultation de son journal d'audit.</w:t>
+        <w:t>La fiche renvoie vers l'état de paiement de la mission : c'est là que se fait la validation, pas sur l'OM lui-même.</w:t>
       </w:r>
     </w:p>
     <w:p>
       <w:pPr>
-        <w:pStyle w:val="Heading2"/>
+        <w:pStyle w:val="ListBullet"/>
       </w:pPr>
       <w:r>
-        <w:t>6.3 Valider ou rejeter un ordre de mission</w:t>
+        <w:t>Téléchargement du brouillon de l'OM et consultation de son journal d'audit.</w:t>
       </w:r>
     </w:p>
     <w:p>
@@ -2543,31 +3603,377 @@
           <w:b w:val="0"/>
           <w:i w:val="0"/>
         </w:rPr>
-        <w:t>Réservé au CONTROLEUR (permission « OM — valider »). La validation est un PRÉALABLE OBLIGATOIRE au paiement.</w:t>
+        <w:t>La validation des ordres de mission ne se fait pas un par un : elle se joue sur l'état de paiement de la mission (chapitre 7). Le présent chapitre s'arrête donc à la retranscription et à la consultation.</w:t>
       </w:r>
     </w:p>
     <w:p>
       <w:pPr>
-        <w:pStyle w:val="ListNumber"/>
+        <w:pStyle w:val="Heading1"/>
       </w:pPr>
       <w:r>
-        <w:t>Ouvrez la fiche de l'OM (statut IMPORTE).</w:t>
+        <w:t>7. État de paiement et circuit de validation</w:t>
+      </w:r>
+    </w:p>
+    <w:p>
+      <w:r>
+        <w:rPr>
+          <w:b w:val="0"/>
+          <w:i w:val="0"/>
+        </w:rPr>
+        <w:t>Chaque mission possède un seul état de paiement : le document récapitulatif qui liste tous ses bénéficiaires, leurs montants (avance et reliquat) et le total général arrêté en toutes lettres. C'est cet état — et non les OM pris séparément — qui suit le circuit de validation.</w:t>
       </w:r>
     </w:p>
     <w:p>
       <w:pPr>
-        <w:pStyle w:val="ListNumber"/>
+        <w:pStyle w:val="Heading2"/>
       </w:pPr>
       <w:r>
-        <w:t>Cliquez sur « Valider » : l'OM passe au statut VALIDE.</w:t>
+        <w:t>7.1 Établir le récapitulatif (brouillon)</w:t>
+      </w:r>
+    </w:p>
+    <w:p>
+      <w:r>
+        <w:rPr>
+          <w:b w:val="0"/>
+          <w:i w:val="0"/>
+        </w:rPr>
+        <w:t>Acteur : GESTIONNAIRE_OM. Depuis la mission, cliquez sur « Établir le récapitulatif ».</w:t>
       </w:r>
     </w:p>
     <w:p>
       <w:pPr>
-        <w:pStyle w:val="ListNumber"/>
+        <w:pStyle w:val="ListBullet"/>
       </w:pPr>
       <w:r>
-        <w:t>Ou cliquez sur « Rejeter » et saisissez un motif d'au moins 10 caractères : l'OM passe au statut REJETE.</w:t>
+        <w:t>L'application agrège les OM de la mission et produit l'état au statut BROUILLON.</w:t>
+      </w:r>
+    </w:p>
+    <w:p>
+      <w:pPr>
+        <w:pStyle w:val="ListBullet"/>
+      </w:pPr>
+      <w:r>
+        <w:t>Le brouillon est téléchargeable en PDF : il porte le filigrane « BROUILLON — NON VALIDE » et ne comporte aucune signature. C'est l'épreuve que l'on relit avant d'engager le circuit.</w:t>
+      </w:r>
+    </w:p>
+    <w:p>
+      <w:pPr>
+        <w:pStyle w:val="ListBullet"/>
+      </w:pPr>
+      <w:r>
+        <w:t>Tant qu'aucune signature n'est apposée, « Rafraîchir » recalcule l'état si les OM ont changé.</w:t>
+      </w:r>
+    </w:p>
+    <w:p>
+      <w:pPr>
+        <w:pStyle w:val="Heading2"/>
+      </w:pPr>
+      <w:r>
+        <w:t>7.2 Le circuit en trois étapes</w:t>
+      </w:r>
+    </w:p>
+    <w:p>
+      <w:r>
+        <w:rPr>
+          <w:b w:val="0"/>
+          <w:i w:val="0"/>
+        </w:rPr>
+        <w:t>L'état passe successivement entre trois mains. Chacun retrouve les états qui l'attendent dans l'écran « États de paiement », ouvert d'emblée sur sa propre file.</w:t>
+      </w:r>
+    </w:p>
+    <w:tbl>
+      <w:tblPr>
+        <w:tblStyle w:val="TableGrid"/>
+        <w:tblW w:type="auto" w:w="0"/>
+        <w:jc w:val="center"/>
+        <w:tblLook w:firstColumn="1" w:firstRow="1" w:lastColumn="0" w:lastRow="0" w:noHBand="0" w:noVBand="1" w:val="04A0"/>
+      </w:tblPr>
+      <w:tblGrid>
+        <w:gridCol w:w="2160"/>
+        <w:gridCol w:w="2160"/>
+        <w:gridCol w:w="2160"/>
+        <w:gridCol w:w="2160"/>
+      </w:tblGrid>
+      <w:tr>
+        <w:tc>
+          <w:tcPr>
+            <w:tcW w:type="dxa" w:w="907"/>
+            <w:shd w:val="clear" w:fill="1D9E4F"/>
+          </w:tcPr>
+          <w:p>
+            <w:r/>
+            <w:r>
+              <w:rPr>
+                <w:b/>
+                <w:color w:val="FFFFFF"/>
+                <w:sz w:val="20"/>
+              </w:rPr>
+              <w:t>Étape</w:t>
+            </w:r>
+          </w:p>
+        </w:tc>
+        <w:tc>
+          <w:tcPr>
+            <w:tcW w:type="dxa" w:w="1814"/>
+            <w:shd w:val="clear" w:fill="1D9E4F"/>
+          </w:tcPr>
+          <w:p>
+            <w:r/>
+            <w:r>
+              <w:rPr>
+                <w:b/>
+                <w:color w:val="FFFFFF"/>
+                <w:sz w:val="20"/>
+              </w:rPr>
+              <w:t>Acteur</w:t>
+            </w:r>
+          </w:p>
+        </w:tc>
+        <w:tc>
+          <w:tcPr>
+            <w:tcW w:type="dxa" w:w="4535"/>
+            <w:shd w:val="clear" w:fill="1D9E4F"/>
+          </w:tcPr>
+          <w:p>
+            <w:r/>
+            <w:r>
+              <w:rPr>
+                <w:b/>
+                <w:color w:val="FFFFFF"/>
+                <w:sz w:val="20"/>
+              </w:rPr>
+              <w:t>Action</w:t>
+            </w:r>
+          </w:p>
+        </w:tc>
+        <w:tc>
+          <w:tcPr>
+            <w:tcW w:type="dxa" w:w="2268"/>
+            <w:shd w:val="clear" w:fill="1D9E4F"/>
+          </w:tcPr>
+          <w:p>
+            <w:r/>
+            <w:r>
+              <w:rPr>
+                <w:b/>
+                <w:color w:val="FFFFFF"/>
+                <w:sz w:val="20"/>
+              </w:rPr>
+              <w:t>Nouveau statut</w:t>
+            </w:r>
+          </w:p>
+        </w:tc>
+      </w:tr>
+      <w:tr>
+        <w:tc>
+          <w:tcPr>
+            <w:tcW w:type="dxa" w:w="907"/>
+          </w:tcPr>
+          <w:p>
+            <w:r/>
+            <w:r>
+              <w:rPr>
+                <w:b w:val="0"/>
+                <w:sz w:val="20"/>
+              </w:rPr>
+              <w:t>1</w:t>
+            </w:r>
+          </w:p>
+        </w:tc>
+        <w:tc>
+          <w:tcPr>
+            <w:tcW w:type="dxa" w:w="1814"/>
+          </w:tcPr>
+          <w:p>
+            <w:r/>
+            <w:r>
+              <w:rPr>
+                <w:b w:val="0"/>
+                <w:sz w:val="20"/>
+              </w:rPr>
+              <w:t>Contrôleur</w:t>
+            </w:r>
+          </w:p>
+        </w:tc>
+        <w:tc>
+          <w:tcPr>
+            <w:tcW w:type="dxa" w:w="4535"/>
+          </w:tcPr>
+          <w:p>
+            <w:r/>
+            <w:r>
+              <w:rPr>
+                <w:b w:val="0"/>
+                <w:sz w:val="20"/>
+              </w:rPr>
+              <w:t>Contrôle de conformité de l'état.</w:t>
+            </w:r>
+          </w:p>
+        </w:tc>
+        <w:tc>
+          <w:tcPr>
+            <w:tcW w:type="dxa" w:w="2268"/>
+          </w:tcPr>
+          <w:p>
+            <w:r/>
+            <w:r>
+              <w:rPr>
+                <w:b w:val="0"/>
+                <w:sz w:val="20"/>
+              </w:rPr>
+              <w:t>CONTRÔLÉ</w:t>
+            </w:r>
+          </w:p>
+        </w:tc>
+      </w:tr>
+      <w:tr>
+        <w:tc>
+          <w:tcPr>
+            <w:tcW w:type="dxa" w:w="907"/>
+          </w:tcPr>
+          <w:p>
+            <w:r/>
+            <w:r>
+              <w:rPr>
+                <w:b w:val="0"/>
+                <w:sz w:val="20"/>
+              </w:rPr>
+              <w:t>2</w:t>
+            </w:r>
+          </w:p>
+        </w:tc>
+        <w:tc>
+          <w:tcPr>
+            <w:tcW w:type="dxa" w:w="1814"/>
+          </w:tcPr>
+          <w:p>
+            <w:r/>
+            <w:r>
+              <w:rPr>
+                <w:b w:val="0"/>
+                <w:sz w:val="20"/>
+              </w:rPr>
+              <w:t>DAF</w:t>
+            </w:r>
+          </w:p>
+        </w:tc>
+        <w:tc>
+          <w:tcPr>
+            <w:tcW w:type="dxa" w:w="4535"/>
+          </w:tcPr>
+          <w:p>
+            <w:r/>
+            <w:r>
+              <w:rPr>
+                <w:b w:val="0"/>
+                <w:sz w:val="20"/>
+              </w:rPr>
+              <w:t>Appose le visa « Vu ».</w:t>
+            </w:r>
+          </w:p>
+        </w:tc>
+        <w:tc>
+          <w:tcPr>
+            <w:tcW w:type="dxa" w:w="2268"/>
+          </w:tcPr>
+          <w:p>
+            <w:r/>
+            <w:r>
+              <w:rPr>
+                <w:b w:val="0"/>
+                <w:sz w:val="20"/>
+              </w:rPr>
+              <w:t>VISÉ DAF</w:t>
+            </w:r>
+          </w:p>
+        </w:tc>
+      </w:tr>
+      <w:tr>
+        <w:tc>
+          <w:tcPr>
+            <w:tcW w:type="dxa" w:w="907"/>
+          </w:tcPr>
+          <w:p>
+            <w:r/>
+            <w:r>
+              <w:rPr>
+                <w:b w:val="0"/>
+                <w:sz w:val="20"/>
+              </w:rPr>
+              <w:t>3</w:t>
+            </w:r>
+          </w:p>
+        </w:tc>
+        <w:tc>
+          <w:tcPr>
+            <w:tcW w:type="dxa" w:w="1814"/>
+          </w:tcPr>
+          <w:p>
+            <w:r/>
+            <w:r>
+              <w:rPr>
+                <w:b w:val="0"/>
+                <w:sz w:val="20"/>
+              </w:rPr>
+              <w:t>Directeur Général</w:t>
+            </w:r>
+          </w:p>
+        </w:tc>
+        <w:tc>
+          <w:tcPr>
+            <w:tcW w:type="dxa" w:w="4535"/>
+          </w:tcPr>
+          <w:p>
+            <w:r/>
+            <w:r>
+              <w:rPr>
+                <w:b w:val="0"/>
+                <w:sz w:val="20"/>
+              </w:rPr>
+              <w:t>Valide définitivement (numéro requis).</w:t>
+            </w:r>
+          </w:p>
+        </w:tc>
+        <w:tc>
+          <w:tcPr>
+            <w:tcW w:type="dxa" w:w="2268"/>
+          </w:tcPr>
+          <w:p>
+            <w:r/>
+            <w:r>
+              <w:rPr>
+                <w:b w:val="0"/>
+                <w:sz w:val="20"/>
+              </w:rPr>
+              <w:t>VALIDÉ</w:t>
+            </w:r>
+          </w:p>
+        </w:tc>
+      </w:tr>
+    </w:tbl>
+    <w:p/>
+    <w:p>
+      <w:pPr>
+        <w:pStyle w:val="ListBullet"/>
+      </w:pPr>
+      <w:r>
+        <w:t>Le numéro de l'état est saisi manuellement, suivant le registre de l'agence. Il est requis avant la validation finale du DG, puis figé.</w:t>
+      </w:r>
+    </w:p>
+    <w:p>
+      <w:pPr>
+        <w:pStyle w:val="ListBullet"/>
+      </w:pPr>
+      <w:r>
+        <w:t>À chaque étape, la signature du titulaire (nom, prénoms, fonction et paraphe scanné) est apposée sur le document, avec un code de vérification.</w:t>
+      </w:r>
+    </w:p>
+    <w:p>
+      <w:pPr>
+        <w:pStyle w:val="ListBullet"/>
+      </w:pPr>
+      <w:r>
+        <w:t>La validation finale du DG arrête l'état et fait passer tous les OM de la mission au statut VALIDE : ils deviennent alors payables.</w:t>
       </w:r>
     </w:p>
     <w:tbl>
@@ -2592,13 +3998,82 @@
                 <w:color w:val="0A3D1F"/>
                 <w:sz w:val="20"/>
               </w:rPr>
-              <w:t xml:space="preserve">Règle essentielle : </w:t>
-            </w:r>
-            <w:r>
-              <w:rPr>
-                <w:sz w:val="20"/>
-              </w:rPr>
-              <w:t>Un ordre de mission non validé (resté IMPORTE) ne peut pas être payé : il n'apparaît pas parmi les bénéficiaires éligibles lors de la génération d'un fichier de paiement.</w:t>
+              <w:t xml:space="preserve">Rejet possible à chaque étape : </w:t>
+            </w:r>
+            <w:r>
+              <w:rPr>
+                <w:sz w:val="20"/>
+              </w:rPr>
+              <w:t>Le contrôleur, le DAF ou le DG peuvent rejeter l'état avec un motif (≥ 10 caractères). Le rejet efface les signatures déjà apposées et renvoie l'état en correction ; les ordres de mission gardent leur statut. Le gestionnaire peut alors refaire le récapitulatif.</w:t>
+            </w:r>
+          </w:p>
+        </w:tc>
+      </w:tr>
+    </w:tbl>
+    <w:p/>
+    <w:p>
+      <w:pPr>
+        <w:pStyle w:val="Heading2"/>
+      </w:pPr>
+      <w:r>
+        <w:t>7.3 L'état de paiement définitif</w:t>
+      </w:r>
+    </w:p>
+    <w:p>
+      <w:r>
+        <w:rPr>
+          <w:b w:val="0"/>
+          <w:i w:val="0"/>
+        </w:rPr>
+        <w:t>Une fois l'état VALIDÉ, son PDF définitif est téléchargeable : sans filigrane, avec les deux signatures (DAF puis Directeur Général) et le total général arrêté en toutes lettres. C'est le document officiel de la mission. Il est édité au format paysage.</w:t>
+      </w:r>
+    </w:p>
+    <w:p>
+      <w:pPr>
+        <w:pStyle w:val="Heading2"/>
+      </w:pPr>
+      <w:r>
+        <w:t>7.4 Signatures des titulaires (paramétrage)</w:t>
+      </w:r>
+    </w:p>
+    <w:p>
+      <w:r>
+        <w:rPr>
+          <w:b w:val="0"/>
+          <w:i w:val="0"/>
+        </w:rPr>
+        <w:t>Réservé au SUPER_ADMIN, écran « Signatures ». Pour le contrôleur, le DAF et le DG, on y enregistre les nom et prénoms, la fonction imprimée et l'image de la signature manuscrite scannée.</w:t>
+      </w:r>
+    </w:p>
+    <w:tbl>
+      <w:tblPr>
+        <w:tblW w:type="auto" w:w="0"/>
+        <w:jc w:val="center"/>
+        <w:tblLook w:firstColumn="1" w:firstRow="1" w:lastColumn="0" w:lastRow="0" w:noHBand="0" w:noVBand="1" w:val="04A0"/>
+      </w:tblPr>
+      <w:tblGrid>
+        <w:gridCol w:w="8640"/>
+      </w:tblGrid>
+      <w:tr>
+        <w:tc>
+          <w:tcPr>
+            <w:tcW w:type="dxa" w:w="9524"/>
+            <w:shd w:val="clear" w:fill="EDFAF2"/>
+          </w:tcPr>
+          <w:p>
+            <w:r>
+              <w:rPr>
+                <w:b/>
+                <w:color w:val="0A3D1F"/>
+                <w:sz w:val="20"/>
+              </w:rPr>
+              <w:t xml:space="preserve">Titulaire en poste ≠ compte connecté : </w:t>
+            </w:r>
+            <w:r>
+              <w:rPr>
+                <w:sz w:val="20"/>
+              </w:rPr>
+              <w:t>Les identités imprimées sur l'état sont celles des titulaires en poste, indépendamment du compte qui effectue la validation (utile en cas d'intérim). Le compte réellement utilisé reste, lui, tracé au journal d'audit. Sans signature enregistrée, l'état sort sans paraphe.</w:t>
             </w:r>
           </w:p>
         </w:tc>
@@ -2610,7 +4085,7 @@
         <w:pStyle w:val="Heading1"/>
       </w:pPr>
       <w:r>
-        <w:t>7. Calcul du per diem</w:t>
+        <w:t>8. Calcul du per diem</w:t>
       </w:r>
     </w:p>
     <w:p>
@@ -2693,7 +4168,7 @@
         <w:pStyle w:val="Heading1"/>
       </w:pPr>
       <w:r>
-        <w:t>8. Paiements</w:t>
+        <w:t>9. Paiements</w:t>
       </w:r>
     </w:p>
     <w:p>
@@ -2733,7 +4208,7 @@
               <w:rPr>
                 <w:sz w:val="20"/>
               </w:rPr>
-              <w:t>Seuls les ordres de mission au statut VALIDE sont payables. Un versement déjà CONFIRMÉ n'est jamais réinclus dans un nouveau fichier (protection anti-double-paiement).</w:t>
+              <w:t>Les fichiers ne peuvent être générés qu'une fois l'état de paiement de la mission VALIDÉ par le Directeur Général (ses OM passent alors au statut VALIDE). Un versement déjà CONFIRMÉ n'est jamais réinclus dans un nouveau fichier (protection anti-double-paiement).</w:t>
             </w:r>
           </w:p>
         </w:tc>
@@ -2890,7 +4365,7 @@
         <w:pStyle w:val="Heading1"/>
       </w:pPr>
       <w:r>
-        <w:t>9. Barème per diem</w:t>
+        <w:t>10. Barème per diem</w:t>
       </w:r>
     </w:p>
     <w:p>
@@ -2923,7 +4398,7 @@
         <w:pStyle w:val="Heading1"/>
       </w:pPr>
       <w:r>
-        <w:t>10. Rapports et états</w:t>
+        <w:t>11. Rapports et états</w:t>
       </w:r>
     </w:p>
     <w:p>
@@ -2964,7 +4439,7 @@
         <w:pStyle w:val="Heading1"/>
       </w:pPr>
       <w:r>
-        <w:t>11. Journal d'audit</w:t>
+        <w:t>12. Journal d'audit</w:t>
       </w:r>
     </w:p>
     <w:p>
@@ -2981,7 +4456,7 @@
         <w:pStyle w:val="Heading1"/>
       </w:pPr>
       <w:r>
-        <w:t>12. Administration</w:t>
+        <w:t>13. Administration</w:t>
       </w:r>
     </w:p>
     <w:p>
@@ -2998,7 +4473,7 @@
         <w:pStyle w:val="Heading2"/>
       </w:pPr>
       <w:r>
-        <w:t>12.1 Gestion des utilisateurs</w:t>
+        <w:t>13.1 Gestion des utilisateurs</w:t>
       </w:r>
     </w:p>
     <w:p>
@@ -3073,7 +4548,7 @@
         <w:pStyle w:val="Heading2"/>
       </w:pPr>
       <w:r>
-        <w:t>12.2 Autres écrans d'administration</w:t>
+        <w:t>13.2 Autres écrans d'administration</w:t>
       </w:r>
     </w:p>
     <w:p>
@@ -3082,6 +4557,14 @@
       </w:pPr>
       <w:r>
         <w:t>Rôles : matrice des permissions par profil (consultation).</w:t>
+      </w:r>
+    </w:p>
+    <w:p>
+      <w:pPr>
+        <w:pStyle w:val="ListBullet"/>
+      </w:pPr>
+      <w:r>
+        <w:t>Signatures : identités et paraphes scannés du contrôleur, du DAF et du Directeur Général, imprimés sur l'état de paiement (voir chapitre 7.4).</w:t>
       </w:r>
     </w:p>
     <w:p>
@@ -3126,6 +4609,223 @@
         <w:pStyle w:val="Heading2"/>
       </w:pPr>
       <w:r>
+        <w:t>État de paiement (un par mission)</w:t>
+      </w:r>
+    </w:p>
+    <w:tbl>
+      <w:tblPr>
+        <w:tblStyle w:val="TableGrid"/>
+        <w:tblW w:type="auto" w:w="0"/>
+        <w:jc w:val="center"/>
+        <w:tblLook w:firstColumn="1" w:firstRow="1" w:lastColumn="0" w:lastRow="0" w:noHBand="0" w:noVBand="1" w:val="04A0"/>
+      </w:tblPr>
+      <w:tblGrid>
+        <w:gridCol w:w="4320"/>
+        <w:gridCol w:w="4320"/>
+      </w:tblGrid>
+      <w:tr>
+        <w:tc>
+          <w:tcPr>
+            <w:tcW w:type="dxa" w:w="2268"/>
+            <w:shd w:val="clear" w:fill="1D9E4F"/>
+          </w:tcPr>
+          <w:p>
+            <w:r/>
+            <w:r>
+              <w:rPr>
+                <w:b/>
+                <w:color w:val="FFFFFF"/>
+                <w:sz w:val="20"/>
+              </w:rPr>
+              <w:t>Statut</w:t>
+            </w:r>
+          </w:p>
+        </w:tc>
+        <w:tc>
+          <w:tcPr>
+            <w:tcW w:type="dxa" w:w="7257"/>
+            <w:shd w:val="clear" w:fill="1D9E4F"/>
+          </w:tcPr>
+          <w:p>
+            <w:r/>
+            <w:r>
+              <w:rPr>
+                <w:b/>
+                <w:color w:val="FFFFFF"/>
+                <w:sz w:val="20"/>
+              </w:rPr>
+              <w:t>Signification</w:t>
+            </w:r>
+          </w:p>
+        </w:tc>
+      </w:tr>
+      <w:tr>
+        <w:tc>
+          <w:tcPr>
+            <w:tcW w:type="dxa" w:w="2268"/>
+          </w:tcPr>
+          <w:p>
+            <w:r/>
+            <w:r>
+              <w:rPr>
+                <w:b w:val="0"/>
+                <w:sz w:val="20"/>
+              </w:rPr>
+              <w:t>BROUILLON</w:t>
+            </w:r>
+          </w:p>
+        </w:tc>
+        <w:tc>
+          <w:tcPr>
+            <w:tcW w:type="dxa" w:w="7257"/>
+          </w:tcPr>
+          <w:p>
+            <w:r/>
+            <w:r>
+              <w:rPr>
+                <w:b w:val="0"/>
+                <w:sz w:val="20"/>
+              </w:rPr>
+              <w:t>Récapitulatif établi, épreuve téléchargeable ; en attente du contrôle.</w:t>
+            </w:r>
+          </w:p>
+        </w:tc>
+      </w:tr>
+      <w:tr>
+        <w:tc>
+          <w:tcPr>
+            <w:tcW w:type="dxa" w:w="2268"/>
+          </w:tcPr>
+          <w:p>
+            <w:r/>
+            <w:r>
+              <w:rPr>
+                <w:b w:val="0"/>
+                <w:sz w:val="20"/>
+              </w:rPr>
+              <w:t>CONTROLE</w:t>
+            </w:r>
+          </w:p>
+        </w:tc>
+        <w:tc>
+          <w:tcPr>
+            <w:tcW w:type="dxa" w:w="7257"/>
+          </w:tcPr>
+          <w:p>
+            <w:r/>
+            <w:r>
+              <w:rPr>
+                <w:b w:val="0"/>
+                <w:sz w:val="20"/>
+              </w:rPr>
+              <w:t>Contrôlé par le contrôleur ; en attente du visa du DAF.</w:t>
+            </w:r>
+          </w:p>
+        </w:tc>
+      </w:tr>
+      <w:tr>
+        <w:tc>
+          <w:tcPr>
+            <w:tcW w:type="dxa" w:w="2268"/>
+          </w:tcPr>
+          <w:p>
+            <w:r/>
+            <w:r>
+              <w:rPr>
+                <w:b w:val="0"/>
+                <w:sz w:val="20"/>
+              </w:rPr>
+              <w:t>VISA_DAF</w:t>
+            </w:r>
+          </w:p>
+        </w:tc>
+        <w:tc>
+          <w:tcPr>
+            <w:tcW w:type="dxa" w:w="7257"/>
+          </w:tcPr>
+          <w:p>
+            <w:r/>
+            <w:r>
+              <w:rPr>
+                <w:b w:val="0"/>
+                <w:sz w:val="20"/>
+              </w:rPr>
+              <w:t>Visé par le DAF ; en attente de la validation du Directeur Général.</w:t>
+            </w:r>
+          </w:p>
+        </w:tc>
+      </w:tr>
+      <w:tr>
+        <w:tc>
+          <w:tcPr>
+            <w:tcW w:type="dxa" w:w="2268"/>
+          </w:tcPr>
+          <w:p>
+            <w:r/>
+            <w:r>
+              <w:rPr>
+                <w:b w:val="0"/>
+                <w:sz w:val="20"/>
+              </w:rPr>
+              <w:t>VALIDE</w:t>
+            </w:r>
+          </w:p>
+        </w:tc>
+        <w:tc>
+          <w:tcPr>
+            <w:tcW w:type="dxa" w:w="7257"/>
+          </w:tcPr>
+          <w:p>
+            <w:r/>
+            <w:r>
+              <w:rPr>
+                <w:b w:val="0"/>
+                <w:sz w:val="20"/>
+              </w:rPr>
+              <w:t>Validé par le DG — verrouillé ; les OM deviennent payables.</w:t>
+            </w:r>
+          </w:p>
+        </w:tc>
+      </w:tr>
+      <w:tr>
+        <w:tc>
+          <w:tcPr>
+            <w:tcW w:type="dxa" w:w="2268"/>
+          </w:tcPr>
+          <w:p>
+            <w:r/>
+            <w:r>
+              <w:rPr>
+                <w:b w:val="0"/>
+                <w:sz w:val="20"/>
+              </w:rPr>
+              <w:t>REJETE</w:t>
+            </w:r>
+          </w:p>
+        </w:tc>
+        <w:tc>
+          <w:tcPr>
+            <w:tcW w:type="dxa" w:w="7257"/>
+          </w:tcPr>
+          <w:p>
+            <w:r/>
+            <w:r>
+              <w:rPr>
+                <w:b w:val="0"/>
+                <w:sz w:val="20"/>
+              </w:rPr>
+              <w:t>Rejeté (avec motif) ; le récapitulatif peut être refait.</w:t>
+            </w:r>
+          </w:p>
+        </w:tc>
+      </w:tr>
+    </w:tbl>
+    <w:p/>
+    <w:p>
+      <w:pPr>
+        <w:pStyle w:val="Heading2"/>
+      </w:pPr>
+      <w:r>
         <w:t>Ordre de mission</w:t>
       </w:r>
     </w:p>
@@ -3203,7 +4903,7 @@
                 <w:b w:val="0"/>
                 <w:sz w:val="20"/>
               </w:rPr>
-              <w:t>Retranscrit, en attente de validation.</w:t>
+              <w:t>Retranscrit depuis SEMO ; statut conservé pendant tout le circuit de l'état.</w:t>
             </w:r>
           </w:p>
         </w:tc>
@@ -3235,7 +4935,7 @@
                 <w:b w:val="0"/>
                 <w:sz w:val="20"/>
               </w:rPr>
-              <w:t>Validé par le contrôleur — payable.</w:t>
+              <w:t>L'état de paiement de sa mission a été validé par le DG — payable.</w:t>
             </w:r>
           </w:p>
         </w:tc>
@@ -3267,7 +4967,7 @@
                 <w:b w:val="0"/>
                 <w:sz w:val="20"/>
               </w:rPr>
-              <w:t>Rejeté (avec motif).</w:t>
+              <w:t>Rejeté individuellement (reprise de données ; motif requis).</w:t>
             </w:r>
           </w:p>
         </w:tc>
@@ -3299,7 +4999,7 @@
                 <w:b w:val="0"/>
                 <w:sz w:val="20"/>
               </w:rPr>
-              <w:t>Tous les versements ont été confirmés.</w:t>
+              <w:t>Tous les versements de l'OM ont été confirmés.</w:t>
             </w:r>
           </w:p>
         </w:tc>

--- a/docs/Guide-Utilisateur-ANaTT.docx
+++ b/docs/Guide-Utilisateur-ANaTT.docx
@@ -153,7 +153,7 @@
           <w:b/>
           <w:color w:val="B8891A"/>
         </w:rPr>
-        <w:t>Version 1.1.0  •  Juillet 2026</w:t>
+        <w:t>Version 1.2.0  •  Août 2026</w:t>
       </w:r>
     </w:p>
     <w:p>
@@ -262,7 +262,7 @@
           <w:b w:val="0"/>
           <w:i w:val="0"/>
         </w:rPr>
-        <w:t>Le parcours complet d'un dossier suit toujours la même séquence :</w:t>
+        <w:t>Le parcours complet d'un dossier suit toujours la même séquence. Le paiement se fait en DEUX temps — d'abord les avances, puis les reliquats — et chaque tranche a son propre état de paiement et son propre circuit de validation :</w:t>
       </w:r>
     </w:p>
     <w:p>
@@ -294,7 +294,7 @@
         <w:pStyle w:val="ListNumber"/>
       </w:pPr>
       <w:r>
-        <w:t>Le gestionnaire établit le récapitulatif : un état de paiement (brouillon) est produit pour la mission.</w:t>
+        <w:t>Le gestionnaire établit le récapitulatif de l'ÉTAT DES AVANCES (brouillon).</w:t>
       </w:r>
     </w:p>
     <w:p>
@@ -302,7 +302,7 @@
         <w:pStyle w:val="ListNumber"/>
       </w:pPr>
       <w:r>
-        <w:t>Le contrôleur contrôle l'état ; le DAF y appose son visa ; le Directeur Général le valide en dernier.</w:t>
+        <w:t>Contrôleur → visa DAF → validation DG sur l'état des avances.</w:t>
       </w:r>
     </w:p>
     <w:p>
@@ -310,7 +310,7 @@
         <w:pStyle w:val="ListNumber"/>
       </w:pPr>
       <w:r>
-        <w:t>La validation du DG arrête l'état et rend payables tous les ordres de mission de la mission.</w:t>
+        <w:t>La validation du DG arrête l'état des avances, rend les OM VALIDE et ouvre les fichiers d'AVANCE.</w:t>
       </w:r>
     </w:p>
     <w:p>
@@ -318,7 +318,7 @@
         <w:pStyle w:val="ListNumber"/>
       </w:pPr>
       <w:r>
-        <w:t>Un agent financier génère les fichiers de paiement : d'abord l'AVANCE, puis le RELIQUAT (.txt MTN ou .xlsx Moov).</w:t>
+        <w:t>L'agent financier génère et dépose les fichiers d'avance (.txt MTN / .xlsx Moov), puis les confirme.</w:t>
       </w:r>
     </w:p>
     <w:p>
@@ -326,7 +326,15 @@
         <w:pStyle w:val="ListNumber"/>
       </w:pPr>
       <w:r>
-        <w:t>Chaque fichier est déposé manuellement sur la plateforme de l'opérateur, puis confirmé dans l'application.</w:t>
+        <w:t>Une fois l'état des avances validé, le gestionnaire établit l'ÉTAT DES RELIQUATS, qui suit le même circuit.</w:t>
+      </w:r>
+    </w:p>
+    <w:p>
+      <w:pPr>
+        <w:pStyle w:val="ListNumber"/>
+      </w:pPr>
+      <w:r>
+        <w:t>La validation de l'état des reliquats ouvre les fichiers de RELIQUAT, générés, déposés puis confirmés.</w:t>
       </w:r>
     </w:p>
     <w:tbl>
@@ -351,13 +359,13 @@
                 <w:color w:val="0A3D1F"/>
                 <w:sz w:val="20"/>
               </w:rPr>
-              <w:t xml:space="preserve">Ce qui est validé, c'est l'état de la mission : </w:t>
-            </w:r>
-            <w:r>
-              <w:rPr>
-                <w:sz w:val="20"/>
-              </w:rPr>
-              <w:t>La validation ne se fait pas ordre par ordre. Chaque mission possède UN état de paiement récapitulatif ; c'est lui qui passe le circuit contrôle → visa DAF → validation DG. Valider l'état valide d'un coup tous les OM de la mission. Les OM, eux, conservent le statut sous lequel ils ont été retranscrits depuis SEMO jusqu'à cette validation finale.</w:t>
+              <w:t xml:space="preserve">Ce qui est validé, c'est l'état — et il y en a deux : </w:t>
+            </w:r>
+            <w:r>
+              <w:rPr>
+                <w:sz w:val="20"/>
+              </w:rPr>
+              <w:t>La validation ne se fait pas ordre par ordre. Chaque mission possède DEUX états de paiement : l'état des AVANCES puis l'état des RELIQUATS. Chacun passe le circuit contrôle → visa DAF → validation DG et ouvre les fichiers de SA tranche. L'état des reliquats ne peut être établi qu'une fois l'état des avances validé. Les OM, eux, conservent le statut sous lequel ils ont été retranscrits depuis SEMO jusqu'à la validation de l'état des avances, qui les rend payables.</w:t>
             </w:r>
           </w:p>
         </w:tc>
@@ -393,7 +401,7 @@
         <w:pStyle w:val="ListBullet"/>
       </w:pPr>
       <w:r>
-        <w:t>État de paiement : le document récapitulatif d'une mission (un seul par mission), numéroté à la main, qui porte le circuit de validation et les signatures du DAF et du Directeur Général.</w:t>
+        <w:t>État de paiement : le document récapitulatif d'une TRANCHE d'une mission (deux par mission : l'état des avances puis l'état des reliquats), numéroté à la main, qui porte le circuit de validation et les signatures du DAF et du Directeur Général.</w:t>
       </w:r>
     </w:p>
     <w:p>
@@ -409,7 +417,7 @@
         <w:pStyle w:val="ListBullet"/>
       </w:pPr>
       <w:r>
-        <w:t>Per diem : indemnité journalière, répartie en AVANCE (70 %) et RELIQUAT (30 %).</w:t>
+        <w:t>Per diem : indemnité journalière, répartie en AVANCE (70 % par défaut) et RELIQUAT (le reste). La part de l'avance est paramétrable par le SUPER_ADMIN.</w:t>
       </w:r>
     </w:p>
     <w:p>
@@ -778,7 +786,7 @@
               <w:rPr>
                 <w:sz w:val="20"/>
               </w:rPr>
-              <w:t>Le DAF et le DG autorisent, l'agent financier exécute : ni le DAF ni le DG ne génèrent ni ne confirment les paiements. Une même personne ne peut pas apposer à la fois le visa DAF et la validation finale du même état.</w:t>
+              <w:t>Le DAF et le DG autorisent, l'agent financier exécute : ni le DAF ni le DG ne génèrent ni ne confirment les paiements. Les trois signataires d'un même état doivent être TROIS personnes distinctes : celui qui a contrôlé ne peut pas viser ni valider, et celui qui a visé (DAF) ne peut pas valider (DG). Un compte cumulant plusieurs droits (ex. super administrateur) est donc refusé s'il tente d'enchaîner deux étapes du même dossier.</w:t>
             </w:r>
           </w:p>
         </w:tc>
@@ -3250,7 +3258,7 @@
           <w:b w:val="0"/>
           <w:i w:val="0"/>
         </w:rPr>
-        <w:t>À la connexion, le tableau de bord présente une vue d'ensemble : indicateurs clés (OM en cours, OM validés, paiements du mois), graphiques et accès rapides aux principales actions. Les indicateurs affichés dépendent de vos droits.</w:t>
+        <w:t>À la connexion, le tableau de bord présente une vue d'ensemble : indicateurs clés (ordres de mission actifs — hors rejetés/annulés, versements confirmés et montant payé du mois, opérateurs actifs), graphiques et accès rapides aux principales actions. Les indicateurs affichés dépendent de vos droits.</w:t>
       </w:r>
     </w:p>
     <w:p>
@@ -3611,7 +3619,7 @@
         <w:pStyle w:val="Heading1"/>
       </w:pPr>
       <w:r>
-        <w:t>7. État de paiement et circuit de validation</w:t>
+        <w:t>7. États de paiement et circuit de validation</w:t>
       </w:r>
     </w:p>
     <w:p>
@@ -3620,9 +3628,44 @@
           <w:b w:val="0"/>
           <w:i w:val="0"/>
         </w:rPr>
-        <w:t>Chaque mission possède un seul état de paiement : le document récapitulatif qui liste tous ses bénéficiaires, leurs montants (avance et reliquat) et le total général arrêté en toutes lettres. C'est cet état — et non les OM pris séparément — qui suit le circuit de validation.</w:t>
+        <w:t>Le paiement d'une mission se fait en DEUX temps : d'abord les AVANCES, puis les RELIQUATS. À chaque tranche correspond un état de paiement : le document récapitulatif qui liste tous les bénéficiaires, les montants de la tranche et le total arrêté en toutes lettres. Ce sont ces états — et non les OM pris séparément — qui suivent le circuit de validation. L'écran « États de paiement » présente, pour chaque mission, ses deux onglets : Avances et Reliquats.</w:t>
       </w:r>
     </w:p>
+    <w:tbl>
+      <w:tblPr>
+        <w:tblW w:type="auto" w:w="0"/>
+        <w:jc w:val="center"/>
+        <w:tblLook w:firstColumn="1" w:firstRow="1" w:lastColumn="0" w:lastRow="0" w:noHBand="0" w:noVBand="1" w:val="04A0"/>
+      </w:tblPr>
+      <w:tblGrid>
+        <w:gridCol w:w="8640"/>
+      </w:tblGrid>
+      <w:tr>
+        <w:tc>
+          <w:tcPr>
+            <w:tcW w:type="dxa" w:w="9524"/>
+            <w:shd w:val="clear" w:fill="EDFAF2"/>
+          </w:tcPr>
+          <w:p>
+            <w:r>
+              <w:rPr>
+                <w:b/>
+                <w:color w:val="0A3D1F"/>
+                <w:sz w:val="20"/>
+              </w:rPr>
+              <w:t xml:space="preserve">Les reliquats viennent après les avances : </w:t>
+            </w:r>
+            <w:r>
+              <w:rPr>
+                <w:sz w:val="20"/>
+              </w:rPr>
+              <w:t>L'état des RELIQUATS ne peut être établi qu'une fois l'état des AVANCES entièrement validé par le Directeur Général. Tant que ce n'est pas le cas, l'onglet Reliquats reste verrouillé.</w:t>
+            </w:r>
+          </w:p>
+        </w:tc>
+      </w:tr>
+    </w:tbl>
+    <w:p/>
     <w:p>
       <w:pPr>
         <w:pStyle w:val="Heading2"/>
@@ -3637,7 +3680,7 @@
           <w:b w:val="0"/>
           <w:i w:val="0"/>
         </w:rPr>
-        <w:t>Acteur : GESTIONNAIRE_OM. Depuis la mission, cliquez sur « Établir le récapitulatif ».</w:t>
+        <w:t>Acteur : GESTIONNAIRE_OM. Depuis la mission, choisissez la tranche (Avances par défaut) puis cliquez sur « Établir le récapitulatif ».</w:t>
       </w:r>
     </w:p>
     <w:p>
@@ -3645,7 +3688,7 @@
         <w:pStyle w:val="ListBullet"/>
       </w:pPr>
       <w:r>
-        <w:t>L'application agrège les OM de la mission et produit l'état au statut BROUILLON.</w:t>
+        <w:t>L'application agrège les OM de la mission et produit l'état de la tranche au statut BROUILLON.</w:t>
       </w:r>
     </w:p>
     <w:p>
@@ -3666,6 +3709,14 @@
     </w:p>
     <w:p>
       <w:pPr>
+        <w:pStyle w:val="ListBullet"/>
+      </w:pPr>
+      <w:r>
+        <w:t>La tranche Reliquats n'est proposée qu'après validation de l'état des avances.</w:t>
+      </w:r>
+    </w:p>
+    <w:p>
+      <w:pPr>
         <w:pStyle w:val="Heading2"/>
       </w:pPr>
       <w:r>
@@ -3678,7 +3729,7 @@
           <w:b w:val="0"/>
           <w:i w:val="0"/>
         </w:rPr>
-        <w:t>L'état passe successivement entre trois mains. Chacun retrouve les états qui l'attendent dans l'écran « États de paiement », ouvert d'emblée sur sa propre file.</w:t>
+        <w:t>Chaque état (avances, puis reliquats) passe successivement entre trois mains. Le circuit est donc parcouru DEUX fois : une fois pour l'état des avances, une fois pour l'état des reliquats. Chacun retrouve les états qui l'attendent dans l'écran « États de paiement », ouvert d'emblée sur sa propre file.</w:t>
       </w:r>
     </w:p>
     <w:tbl>
@@ -3973,7 +4024,15 @@
         <w:pStyle w:val="ListBullet"/>
       </w:pPr>
       <w:r>
-        <w:t>La validation finale du DG arrête l'état et fait passer tous les OM de la mission au statut VALIDE : ils deviennent alors payables.</w:t>
+        <w:t>Validation de l'état des AVANCES : elle arrête l'état, fait passer tous les OM de la mission au statut VALIDE et ouvre les fichiers d'avance.</w:t>
+      </w:r>
+    </w:p>
+    <w:p>
+      <w:pPr>
+        <w:pStyle w:val="ListBullet"/>
+      </w:pPr>
+      <w:r>
+        <w:t>Validation de l'état des RELIQUATS : elle ouvre les fichiers de reliquat (les OM sont déjà VALIDE).</w:t>
       </w:r>
     </w:p>
     <w:tbl>
@@ -4016,7 +4075,7 @@
         <w:pStyle w:val="Heading2"/>
       </w:pPr>
       <w:r>
-        <w:t>7.3 L'état de paiement définitif</w:t>
+        <w:t>7.3 Les états définitifs et l'état général</w:t>
       </w:r>
     </w:p>
     <w:p>
@@ -4025,7 +4084,23 @@
           <w:b w:val="0"/>
           <w:i w:val="0"/>
         </w:rPr>
-        <w:t>Une fois l'état VALIDÉ, son PDF définitif est téléchargeable : sans filigrane, avec les deux signatures (DAF puis Directeur Général) et le total général arrêté en toutes lettres. C'est le document officiel de la mission. Il est édité au format paysage.</w:t>
+        <w:t>Une fois un état VALIDÉ, son PDF définitif est téléchargeable : sans filigrane, avec les deux signatures (DAF puis Directeur Général) et le total de la tranche arrêté en toutes lettres. Il est édité au format paysage.</w:t>
+      </w:r>
+    </w:p>
+    <w:p>
+      <w:pPr>
+        <w:pStyle w:val="ListBullet"/>
+      </w:pPr>
+      <w:r>
+        <w:t>Il existe donc deux documents définitifs : l'état des avances et l'état des reliquats.</w:t>
+      </w:r>
+    </w:p>
+    <w:p>
+      <w:pPr>
+        <w:pStyle w:val="ListBullet"/>
+      </w:pPr>
+      <w:r>
+        <w:t>Une fois les DEUX états validés, un « état général » consolidé est disponible : il réunit, par bénéficiaire, l'avance et le reliquat, avec le total général de la mission arrêté en toutes lettres. C'est le document de clôture de la mission.</w:t>
       </w:r>
     </w:p>
     <w:p>
@@ -4135,7 +4210,7 @@
         <w:pStyle w:val="ListBullet"/>
       </w:pPr>
       <w:r>
-        <w:t>Avance = arrondi de (montant total × 70 %).</w:t>
+        <w:t>Avance = arrondi de (montant total × part de l'avance). La part est de 70 % par défaut et se règle dans les Paramètres (SUPER_ADMIN) ; elle s'applique aux OM retranscrits ensuite.</w:t>
       </w:r>
     </w:p>
     <w:p>
@@ -4143,7 +4218,7 @@
         <w:pStyle w:val="ListBullet"/>
       </w:pPr>
       <w:r>
-        <w:t>Reliquat = montant total − avance, soit 30 %.</w:t>
+        <w:t>Reliquat = montant total − avance (30 % par défaut ; le reliquat absorbe l'arrondi).</w:t>
       </w:r>
     </w:p>
     <w:p>
@@ -4202,13 +4277,13 @@
                 <w:color w:val="0A3D1F"/>
                 <w:sz w:val="20"/>
               </w:rPr>
-              <w:t xml:space="preserve">Préalable : </w:t>
-            </w:r>
-            <w:r>
-              <w:rPr>
-                <w:sz w:val="20"/>
-              </w:rPr>
-              <w:t>Les fichiers ne peuvent être générés qu'une fois l'état de paiement de la mission VALIDÉ par le Directeur Général (ses OM passent alors au statut VALIDE). Un versement déjà CONFIRMÉ n'est jamais réinclus dans un nouveau fichier (protection anti-double-paiement).</w:t>
+              <w:t xml:space="preserve">Préalable — éligibilité par tranche : </w:t>
+            </w:r>
+            <w:r>
+              <w:rPr>
+                <w:sz w:val="20"/>
+              </w:rPr>
+              <w:t>Un versement n'est payable que si l'état de SA tranche est VALIDÉ par le Directeur Général : la validation de l'état des avances ouvre les fichiers d'avance, celle de l'état des reliquats ouvre les fichiers de reliquat. Un versement déjà CONFIRMÉ n'est jamais réinclus dans un nouveau fichier (protection anti-double-paiement).</w:t>
             </w:r>
           </w:p>
         </w:tc>
@@ -4220,7 +4295,7 @@
         <w:pStyle w:val="Heading2"/>
       </w:pPr>
       <w:r>
-        <w:t>8.1 Générer un fichier de paiement (MTN ou Moov)</w:t>
+        <w:t>9.1 Générer un fichier de paiement (MTN ou Moov)</w:t>
       </w:r>
     </w:p>
     <w:p>
@@ -4269,7 +4344,7 @@
         <w:pStyle w:val="Heading2"/>
       </w:pPr>
       <w:r>
-        <w:t>8.2 Déposer puis confirmer</w:t>
+        <w:t>9.2 Déposer puis confirmer</w:t>
       </w:r>
     </w:p>
     <w:p>
@@ -4301,7 +4376,7 @@
         <w:pStyle w:val="Heading2"/>
       </w:pPr>
       <w:r>
-        <w:t>8.3 Régénérer ou signaler une erreur</w:t>
+        <w:t>9.3 Régénérer ou signaler une erreur</w:t>
       </w:r>
     </w:p>
     <w:p>
@@ -4325,7 +4400,7 @@
         <w:pStyle w:val="ListBullet"/>
       </w:pPr>
       <w:r>
-        <w:t>Un lot confirmé est définitif : il ne peut plus être régénéré.</w:t>
+        <w:t>Seul un lot au statut GÉNÉRÉ peut être confirmé : un lot en erreur doit d'abord être régénéré (on ne confirme jamais un fichier invalidé), et un lot confirmé est définitif.</w:t>
       </w:r>
     </w:p>
     <w:p>
@@ -4333,7 +4408,7 @@
         <w:pStyle w:val="Heading2"/>
       </w:pPr>
       <w:r>
-        <w:t>8.4 Suivi des paiements</w:t>
+        <w:t>9.4 Suivi des paiements</w:t>
       </w:r>
     </w:p>
     <w:p>
@@ -4349,7 +4424,7 @@
         <w:pStyle w:val="ListBullet"/>
       </w:pPr>
       <w:r>
-        <w:t>« Historique » : versements confirmés, filtrables par période.</w:t>
+        <w:t>« Historique » : versements confirmés (avec le bénéficiaire), filtrables par période.</w:t>
       </w:r>
     </w:p>
     <w:p>
@@ -4448,7 +4523,15 @@
           <w:b w:val="0"/>
           <w:i w:val="0"/>
         </w:rPr>
-        <w:t>Le journal trace les actions sensibles : qui a fait quoi, quand, et depuis quelle adresse IP (retranscription, validation/rejet, génération et confirmation de paiement, gestion des comptes…). Accessible à l'ADMIN et au CONTROLEUR. Chaque entrée peut être consultée en détail.</w:t>
+        <w:t>Le journal trace les actions sensibles : qui a fait quoi, quand, et depuis quelle adresse IP — connexions, retranscription des OM, contrôle/visa/validation et rejet des états, génération et confirmation des paiements, création/modification/suppression des barèmes, gestion des comptes. Accessible à l'ADMIN et au CONTROLEUR. Chaque entrée peut être consultée en détail.</w:t>
+      </w:r>
+    </w:p>
+    <w:p>
+      <w:pPr>
+        <w:pStyle w:val="ListBullet"/>
+      </w:pPr>
+      <w:r>
+        <w:t>Filtres : par action, par entité (ordre de mission, état, lot, barème, utilisateur, session), et par plage de dates (Du / Au).</w:t>
       </w:r>
     </w:p>
     <w:p>
@@ -4572,7 +4655,7 @@
         <w:pStyle w:val="ListBullet"/>
       </w:pPr>
       <w:r>
-        <w:t>Paramètres : configuration générale de l'application.</w:t>
+        <w:t>Paramètres : configuration générale de l'application, dont la part de l'avance (%) appliquée à la répartition avance / reliquat (70 % par défaut).</w:t>
       </w:r>
     </w:p>
     <w:p>
@@ -4609,7 +4692,7 @@
         <w:pStyle w:val="Heading2"/>
       </w:pPr>
       <w:r>
-        <w:t>État de paiement (un par mission)</w:t>
+        <w:t>État de paiement (un par tranche : avances puis reliquats)</w:t>
       </w:r>
     </w:p>
     <w:tbl>
@@ -4782,7 +4865,7 @@
                 <w:b w:val="0"/>
                 <w:sz w:val="20"/>
               </w:rPr>
-              <w:t>Validé par le DG — verrouillé ; les OM deviennent payables.</w:t>
+              <w:t>Validé par le DG — verrouillé ; ouvre les fichiers de sa tranche.</w:t>
             </w:r>
           </w:p>
         </w:tc>
@@ -4903,7 +4986,7 @@
                 <w:b w:val="0"/>
                 <w:sz w:val="20"/>
               </w:rPr>
-              <w:t>Retranscrit depuis SEMO ; statut conservé pendant tout le circuit de l'état.</w:t>
+              <w:t>Retranscrit depuis SEMO ; statut conservé jusqu'à la validation de l'état des avances.</w:t>
             </w:r>
           </w:p>
         </w:tc>
@@ -4920,7 +5003,7 @@
                 <w:b w:val="0"/>
                 <w:sz w:val="20"/>
               </w:rPr>
-              <w:t>VALIDE</w:t>
+              <w:t>VERIFIE / VISA_DAF</w:t>
             </w:r>
           </w:p>
         </w:tc>
@@ -4935,7 +5018,7 @@
                 <w:b w:val="0"/>
                 <w:sz w:val="20"/>
               </w:rPr>
-              <w:t>L'état de paiement de sa mission a été validé par le DG — payable.</w:t>
+              <w:t>Étapes intermédiaires du circuit par OM (validation directe, activée en option).</w:t>
             </w:r>
           </w:p>
         </w:tc>
@@ -4952,7 +5035,7 @@
                 <w:b w:val="0"/>
                 <w:sz w:val="20"/>
               </w:rPr>
-              <w:t>REJETE</w:t>
+              <w:t>VALIDE</w:t>
             </w:r>
           </w:p>
         </w:tc>
@@ -4967,7 +5050,7 @@
                 <w:b w:val="0"/>
                 <w:sz w:val="20"/>
               </w:rPr>
-              <w:t>Rejeté individuellement (reprise de données ; motif requis).</w:t>
+              <w:t>L'état des avances de sa mission a été validé par le DG — payable.</w:t>
             </w:r>
           </w:p>
         </w:tc>
@@ -4984,6 +5067,38 @@
                 <w:b w:val="0"/>
                 <w:sz w:val="20"/>
               </w:rPr>
+              <w:t>REJETE</w:t>
+            </w:r>
+          </w:p>
+        </w:tc>
+        <w:tc>
+          <w:tcPr>
+            <w:tcW w:type="dxa" w:w="7257"/>
+          </w:tcPr>
+          <w:p>
+            <w:r/>
+            <w:r>
+              <w:rPr>
+                <w:b w:val="0"/>
+                <w:sz w:val="20"/>
+              </w:rPr>
+              <w:t>Rejeté individuellement (reprise de données ; motif requis).</w:t>
+            </w:r>
+          </w:p>
+        </w:tc>
+      </w:tr>
+      <w:tr>
+        <w:tc>
+          <w:tcPr>
+            <w:tcW w:type="dxa" w:w="2268"/>
+          </w:tcPr>
+          <w:p>
+            <w:r/>
+            <w:r>
+              <w:rPr>
+                <w:b w:val="0"/>
+                <w:sz w:val="20"/>
+              </w:rPr>
               <w:t>SOLDE</w:t>
             </w:r>
           </w:p>
@@ -4999,7 +5114,7 @@
                 <w:b w:val="0"/>
                 <w:sz w:val="20"/>
               </w:rPr>
-              <w:t>Tous les versements de l'OM ont été confirmés.</w:t>
+              <w:t>Tous les versements de l'OM ont été confirmés (ou OM exonéré).</w:t>
             </w:r>
           </w:p>
         </w:tc>
@@ -6295,7 +6410,7 @@
           <w:i/>
           <w:color w:val="4B5563"/>
         </w:rPr>
-        <w:t>Note : ces montants sont ceux du barème par défaut et peuvent être ajustés par l'ADMIN dans le module Barème. Référez-vous à l'écran Barème pour les valeurs en vigueur.</w:t>
+        <w:t>Note : ces montants sont ceux du barème par défaut et peuvent être ajustés par l'ADMIN dans le module Barème. Les zones EXT_ZONE_II et EXT_ZONE_III étant identiques, modifier un taux de l'une met automatiquement l'autre à jour. Référez-vous à l'écran Barème pour les valeurs en vigueur.</w:t>
       </w:r>
     </w:p>
     <w:p>
@@ -6513,7 +6628,7 @@
                 <w:b w:val="0"/>
                 <w:sz w:val="20"/>
               </w:rPr>
-              <w:t>Tranches du per diem : 70 % puis 30 %.</w:t>
+              <w:t>Tranches du per diem : 70 % puis le reste par défaut (part paramétrable).</w:t>
             </w:r>
           </w:p>
         </w:tc>

--- a/docs/Guide-Utilisateur-ANaTT.docx
+++ b/docs/Guide-Utilisateur-ANaTT.docx
@@ -153,7 +153,7 @@
           <w:b/>
           <w:color w:val="B8891A"/>
         </w:rPr>
-        <w:t>Version 1.2.0  •  Août 2026</w:t>
+        <w:t>Version 1.3.0  •  Septembre 2026</w:t>
       </w:r>
     </w:p>
     <w:p>
@@ -434,6 +434,22 @@
       </w:pPr>
       <w:r>
         <w:t>Lot de paiement : 1 mission × 1 tranche × 1 opérateur = 1 fichier généré.</w:t>
+      </w:r>
+    </w:p>
+    <w:p>
+      <w:pPr>
+        <w:pStyle w:val="ListBullet"/>
+      </w:pPr>
+      <w:r>
+        <w:t>Amendement (avenant) : ajustement des jours facturés d'un OM après paiement de l'avance ; l'avance est figée et seul le reliquat absorbe l'écart (voir chapitre 6.3).</w:t>
+      </w:r>
+    </w:p>
+    <w:p>
+      <w:pPr>
+        <w:pStyle w:val="ListBullet"/>
+      </w:pPr>
+      <w:r>
+        <w:t>Trop-perçu (régularisation) : reliquat devenu négatif après un amendement à la baisse ; il est récupéré par retenue sur salaire, jamais par Mobile Money (voir chapitre 9.5).</w:t>
       </w:r>
     </w:p>
     <w:p>
@@ -3096,6 +3112,126 @@
       </w:tr>
     </w:tbl>
     <w:p/>
+    <w:tbl>
+      <w:tblPr>
+        <w:tblW w:type="auto" w:w="0"/>
+        <w:jc w:val="center"/>
+        <w:tblLook w:firstColumn="1" w:firstRow="1" w:lastColumn="0" w:lastRow="0" w:noHBand="0" w:noVBand="1" w:val="04A0"/>
+      </w:tblPr>
+      <w:tblGrid>
+        <w:gridCol w:w="8640"/>
+      </w:tblGrid>
+      <w:tr>
+        <w:tc>
+          <w:tcPr>
+            <w:tcW w:type="dxa" w:w="9524"/>
+            <w:shd w:val="clear" w:fill="EDFAF2"/>
+          </w:tcPr>
+          <w:p>
+            <w:r>
+              <w:rPr>
+                <w:b/>
+                <w:color w:val="0A3D1F"/>
+                <w:sz w:val="20"/>
+              </w:rPr>
+              <w:t xml:space="preserve">Cette matrice est le défaut — elle est personnalisable : </w:t>
+            </w:r>
+            <w:r>
+              <w:rPr>
+                <w:sz w:val="20"/>
+              </w:rPr>
+              <w:t>Le tableau ci-dessus est la configuration par défaut. Depuis la version 1.3, le SUPER_ADMIN peut l'ajuster à chaud (voir chapitre 13.2), y compris créer des profils sur mesure. Les droits réels d'un utilisateur peuvent donc différer de ce défaut.</w:t>
+            </w:r>
+          </w:p>
+        </w:tc>
+      </w:tr>
+    </w:tbl>
+    <w:p/>
+    <w:p>
+      <w:pPr>
+        <w:pStyle w:val="Heading2"/>
+      </w:pPr>
+      <w:r>
+        <w:t>2.2 RBAC flexible : ajuster les droits sans redéploiement</w:t>
+      </w:r>
+    </w:p>
+    <w:p>
+      <w:r>
+        <w:rPr>
+          <w:b w:val="0"/>
+          <w:i w:val="0"/>
+        </w:rPr>
+        <w:t>Les autorisations reposent sur des clés de permission (ex. « Paiements — générer »). Ce qui est attribué à chaque profil est modifiable par le SUPER_ADMIN, sur trois niveaux cumulables :</w:t>
+      </w:r>
+    </w:p>
+    <w:p>
+      <w:pPr>
+        <w:pStyle w:val="ListBullet"/>
+      </w:pPr>
+      <w:r>
+        <w:t>Par profil : cocher / décocher les permissions d'un rôle dans la Matrice des permissions ; réinitialisable au défaut à tout moment.</w:t>
+      </w:r>
+    </w:p>
+    <w:p>
+      <w:pPr>
+        <w:pStyle w:val="ListBullet"/>
+      </w:pPr>
+      <w:r>
+        <w:t>Par utilisateur : accorder une permission supplémentaire à une personne précise, ou lui en retirer une que son profil donnerait (droits effectifs = profil + accordées − retirées).</w:t>
+      </w:r>
+    </w:p>
+    <w:p>
+      <w:pPr>
+        <w:pStyle w:val="ListBullet"/>
+      </w:pPr>
+      <w:r>
+        <w:t>Rôles personnalisés : créer de nouveaux profils au-delà des huit profils système (eux, non supprimables), avec leur propre jeu de permissions, puis y affecter des utilisateurs.</w:t>
+      </w:r>
+    </w:p>
+    <w:tbl>
+      <w:tblPr>
+        <w:tblW w:type="auto" w:w="0"/>
+        <w:jc w:val="center"/>
+        <w:tblLook w:firstColumn="1" w:firstRow="1" w:lastColumn="0" w:lastRow="0" w:noHBand="0" w:noVBand="1" w:val="04A0"/>
+      </w:tblPr>
+      <w:tblGrid>
+        <w:gridCol w:w="8640"/>
+      </w:tblGrid>
+      <w:tr>
+        <w:tc>
+          <w:tcPr>
+            <w:tcW w:type="dxa" w:w="9524"/>
+            <w:shd w:val="clear" w:fill="EDFAF2"/>
+          </w:tcPr>
+          <w:p>
+            <w:r>
+              <w:rPr>
+                <w:b/>
+                <w:color w:val="0A3D1F"/>
+                <w:sz w:val="20"/>
+              </w:rPr>
+              <w:t xml:space="preserve">Garde-fous : </w:t>
+            </w:r>
+            <w:r>
+              <w:rPr>
+                <w:sz w:val="20"/>
+              </w:rPr>
+              <w:t>Le SUPER_ADMIN garde toujours l'accès total et n'est pas modifiable. Certaines clés sensibles (gestion des super admins, des paramètres, de la matrice elle-même) lui restent exclusives. Enfin, la séparation ordonnateur / payeur est vérifiée à chaque modification : un profil ou un compte qui valide l'état (DG) ne peut pas aussi générer ou confirmer les paiements. Toute modification est tracée au journal d'audit.</w:t>
+            </w:r>
+          </w:p>
+        </w:tc>
+      </w:tr>
+    </w:tbl>
+    <w:p/>
+    <w:p>
+      <w:r>
+        <w:rPr>
+          <w:b w:val="0"/>
+          <w:i w:val="0"/>
+        </w:rPr>
+        <w:t>Les nouveaux droits d'un utilisateur prennent effet à sa connexion (ou à son prochain rafraîchissement). La lecture de la matrice est ouverte à l'ADMIN ; sa modification est réservée au SUPER_ADMIN.</w:t>
+      </w:r>
+    </w:p>
     <w:p>
       <w:pPr>
         <w:pStyle w:val="Heading1"/>
@@ -3612,6 +3748,98 @@
           <w:i w:val="0"/>
         </w:rPr>
         <w:t>La validation des ordres de mission ne se fait pas un par un : elle se joue sur l'état de paiement de la mission (chapitre 7). Le présent chapitre s'arrête donc à la retranscription et à la consultation.</w:t>
+      </w:r>
+    </w:p>
+    <w:p>
+      <w:pPr>
+        <w:pStyle w:val="Heading2"/>
+      </w:pPr>
+      <w:r>
+        <w:t>6.3 Amender un ordre de mission (avenant)</w:t>
+      </w:r>
+    </w:p>
+    <w:p>
+      <w:r>
+        <w:rPr>
+          <w:b w:val="0"/>
+          <w:i w:val="0"/>
+        </w:rPr>
+        <w:t>Il arrive qu'une mission soit rallongée ou écourtée après le paiement de l'avance. L'application permet alors d'amender un OM : ajuster son nombre de jours facturés (ou sa répartition détaillée) sans repasser par toute la retranscription. Réservé au GESTIONNAIRE_OM.</w:t>
+      </w:r>
+    </w:p>
+    <w:p>
+      <w:pPr>
+        <w:pStyle w:val="ListNumber"/>
+      </w:pPr>
+      <w:r>
+        <w:t>Depuis la fiche de l'OM, cliquez sur « Amender ».</w:t>
+      </w:r>
+    </w:p>
+    <w:p>
+      <w:pPr>
+        <w:pStyle w:val="ListNumber"/>
+      </w:pPr>
+      <w:r>
+        <w:t>Saisissez le nouveau nombre de jours (ou la nouvelle répartition) et un motif obligatoire (≥ 10 caractères).</w:t>
+      </w:r>
+    </w:p>
+    <w:p>
+      <w:pPr>
+        <w:pStyle w:val="ListNumber"/>
+      </w:pPr>
+      <w:r>
+        <w:t>Validez : le nouveau montant total est recalculé et le reliquat ajusté.</w:t>
+      </w:r>
+    </w:p>
+    <w:tbl>
+      <w:tblPr>
+        <w:tblW w:type="auto" w:w="0"/>
+        <w:jc w:val="center"/>
+        <w:tblLook w:firstColumn="1" w:firstRow="1" w:lastColumn="0" w:lastRow="0" w:noHBand="0" w:noVBand="1" w:val="04A0"/>
+      </w:tblPr>
+      <w:tblGrid>
+        <w:gridCol w:w="8640"/>
+      </w:tblGrid>
+      <w:tr>
+        <w:tc>
+          <w:tcPr>
+            <w:tcW w:type="dxa" w:w="9524"/>
+            <w:shd w:val="clear" w:fill="EDFAF2"/>
+          </w:tcPr>
+          <w:p>
+            <w:r>
+              <w:rPr>
+                <w:b/>
+                <w:color w:val="0A3D1F"/>
+                <w:sz w:val="20"/>
+              </w:rPr>
+              <w:t xml:space="preserve">L'avance est figée, seul le reliquat bouge : </w:t>
+            </w:r>
+            <w:r>
+              <w:rPr>
+                <w:sz w:val="20"/>
+              </w:rPr>
+              <w:t>Une fois l'état des avances validé, l'avance payée est gelée. Un amendement ne touche donc jamais l'avance : c'est le reliquat qui absorbe tout l'écart (reliquat = montant total − avance figée). Le reliquat peut ainsi augmenter (rallonge) ou diminuer, voire devenir négatif (réduction) : on parle alors de trop-perçu (voir chapitre 9.5).</w:t>
+            </w:r>
+          </w:p>
+        </w:tc>
+      </w:tr>
+    </w:tbl>
+    <w:p/>
+    <w:p>
+      <w:pPr>
+        <w:pStyle w:val="ListBullet"/>
+      </w:pPr>
+      <w:r>
+        <w:t>Chaque amendement est historisé (jours et montants avant / après, écart, motif, auteur, date) et consultable sur la fiche de l'OM ; il est tracé au journal d'audit.</w:t>
+      </w:r>
+    </w:p>
+    <w:p>
+      <w:pPr>
+        <w:pStyle w:val="ListBullet"/>
+      </w:pPr>
+      <w:r>
+        <w:t>L'amendement est refusé si l'OM est rejeté ou annulé, si un état de tranche est en cours de signature (contrôle / visa en cours), si l'état des reliquats est déjà validé, ou si un trop-perçu de l'OM a déjà été recouvré.</w:t>
       </w:r>
     </w:p>
     <w:p>
@@ -4437,6 +4665,64 @@
     </w:p>
     <w:p>
       <w:pPr>
+        <w:pStyle w:val="Heading2"/>
+      </w:pPr>
+      <w:r>
+        <w:t>9.5 Régularisations (trop-perçus)</w:t>
+      </w:r>
+    </w:p>
+    <w:p>
+      <w:r>
+        <w:rPr>
+          <w:b w:val="0"/>
+          <w:i w:val="0"/>
+        </w:rPr>
+        <w:t>Quand un OM est amendé à la baisse après paiement de l'avance, son reliquat peut devenir négatif : l'agent a été trop payé. Ce trop-perçu ne part jamais en Mobile Money ; il est récupéré par retenue sur salaire, hors application. L'écran « Régularisations » (module Paiements) centralise ces cas.</w:t>
+      </w:r>
+    </w:p>
+    <w:p>
+      <w:pPr>
+        <w:pStyle w:val="ListBullet"/>
+      </w:pPr>
+      <w:r>
+        <w:t>Le versement concerné bascule automatiquement au statut À RECOUVRER et sort du périmètre payable.</w:t>
+      </w:r>
+    </w:p>
+    <w:p>
+      <w:pPr>
+        <w:pStyle w:val="ListNumber"/>
+      </w:pPr>
+      <w:r>
+        <w:t>Ouvrez « Régularisations » : la liste des trop-perçus (à recouvrer / recouvrés) s'affiche, filtrable et paginée.</w:t>
+      </w:r>
+    </w:p>
+    <w:p>
+      <w:pPr>
+        <w:pStyle w:val="ListNumber"/>
+      </w:pPr>
+      <w:r>
+        <w:t>Téléchargez le « document de retenue sur salaire » (PDF) à remettre à la RH ; il porte le montant à retenir, en chiffres et en toutes lettres.</w:t>
+      </w:r>
+    </w:p>
+    <w:p>
+      <w:pPr>
+        <w:pStyle w:val="ListNumber"/>
+      </w:pPr>
+      <w:r>
+        <w:t>Une fois la retenue appliquée par la RH, cliquez sur « Constater le recouvrement » : le versement passe au statut RECOUVRÉ.</w:t>
+      </w:r>
+    </w:p>
+    <w:p>
+      <w:r>
+        <w:rPr>
+          <w:b w:val="0"/>
+          <w:i w:val="0"/>
+        </w:rPr>
+        <w:t>Le rapport « Trop-perçus » (chapitre 11) donne la synthèse des montants à recouvrer et déjà recouvrés. La consultation est ouverte aux profils disposant de « Paiements — consulter » ; le constat de recouvrement requiert « Paiements — confirmer ».</w:t>
+      </w:r>
+    </w:p>
+    <w:p>
+      <w:pPr>
         <w:pStyle w:val="Heading1"/>
       </w:pPr>
       <w:r>
@@ -4506,6 +4792,14 @@
         <w:pStyle w:val="ListBullet"/>
       </w:pPr>
       <w:r>
+        <w:t>Trop-perçus : synthèse des régularisations (montants à recouvrer vs déjà recouvrés).</w:t>
+      </w:r>
+    </w:p>
+    <w:p>
+      <w:pPr>
+        <w:pStyle w:val="ListBullet"/>
+      </w:pPr>
+      <w:r>
         <w:t>Export Excel ou PDF (immédiat ou en arrière-plan pour les gros volumes).</w:t>
       </w:r>
     </w:p>
@@ -4572,6 +4866,22 @@
         <w:pStyle w:val="ListBullet"/>
       </w:pPr>
       <w:r>
+        <w:t>Modifier le rôle d'un compte existant depuis la liste (action « Modifier le rôle ») : les profils système et les rôles personnalisés y sont proposés ; le changement révoque aussitôt les sessions actives de l'utilisateur et est tracé au journal d'audit.</w:t>
+      </w:r>
+    </w:p>
+    <w:p>
+      <w:pPr>
+        <w:pStyle w:val="ListBullet"/>
+      </w:pPr>
+      <w:r>
+        <w:t>Ajuster les permissions d'un utilisateur au-delà de son profil (accorder / retirer une permission ; voir chapitre 2.2). Réservé au SUPER_ADMIN.</w:t>
+      </w:r>
+    </w:p>
+    <w:p>
+      <w:pPr>
+        <w:pStyle w:val="ListBullet"/>
+      </w:pPr>
+      <w:r>
         <w:t>Toute action sur un super administrateur est réservée à un super administrateur.</w:t>
       </w:r>
     </w:p>
@@ -4639,7 +4949,7 @@
         <w:pStyle w:val="ListBullet"/>
       </w:pPr>
       <w:r>
-        <w:t>Rôles : matrice des permissions par profil (consultation).</w:t>
+        <w:t>Matrice des permissions : consultation par l'ADMIN ; édition à chaud par le SUPER_ADMIN — cocher / décocher les droits d'un profil, créer / renommer / supprimer des rôles personnalisés, réinitialiser un profil au défaut (voir chapitre 2.2).</w:t>
       </w:r>
     </w:p>
     <w:p>
@@ -4656,6 +4966,14 @@
       </w:pPr>
       <w:r>
         <w:t>Paramètres : configuration générale de l'application, dont la part de l'avance (%) appliquée à la répartition avance / reliquat (70 % par défaut).</w:t>
+      </w:r>
+    </w:p>
+    <w:p>
+      <w:pPr>
+        <w:pStyle w:val="ListBullet"/>
+      </w:pPr>
+      <w:r>
+        <w:t>Année fiscale : l'exercice en cours est paramétrable — année (liste dynamique) et mois de début d'exercice. Par défaut, l'exercice coïncide avec l'année civile (début janvier) ; un mois de début différent produit un exercice à cheval, libellé « 2026-2027 ».</w:t>
       </w:r>
     </w:p>
     <w:p>
@@ -5268,6 +5586,70 @@
                 <w:sz w:val="20"/>
               </w:rPr>
               <w:t>Paiement confirmé après dépôt.</w:t>
+            </w:r>
+          </w:p>
+        </w:tc>
+      </w:tr>
+      <w:tr>
+        <w:tc>
+          <w:tcPr>
+            <w:tcW w:type="dxa" w:w="2268"/>
+          </w:tcPr>
+          <w:p>
+            <w:r/>
+            <w:r>
+              <w:rPr>
+                <w:b w:val="0"/>
+                <w:sz w:val="20"/>
+              </w:rPr>
+              <w:t>A_RECOUVRER</w:t>
+            </w:r>
+          </w:p>
+        </w:tc>
+        <w:tc>
+          <w:tcPr>
+            <w:tcW w:type="dxa" w:w="7257"/>
+          </w:tcPr>
+          <w:p>
+            <w:r/>
+            <w:r>
+              <w:rPr>
+                <w:b w:val="0"/>
+                <w:sz w:val="20"/>
+              </w:rPr>
+              <w:t>Trop-perçu (reliquat négatif après amendement) : à récupérer par retenue sur salaire.</w:t>
+            </w:r>
+          </w:p>
+        </w:tc>
+      </w:tr>
+      <w:tr>
+        <w:tc>
+          <w:tcPr>
+            <w:tcW w:type="dxa" w:w="2268"/>
+          </w:tcPr>
+          <w:p>
+            <w:r/>
+            <w:r>
+              <w:rPr>
+                <w:b w:val="0"/>
+                <w:sz w:val="20"/>
+              </w:rPr>
+              <w:t>RECOUVRE</w:t>
+            </w:r>
+          </w:p>
+        </w:tc>
+        <w:tc>
+          <w:tcPr>
+            <w:tcW w:type="dxa" w:w="7257"/>
+          </w:tcPr>
+          <w:p>
+            <w:r/>
+            <w:r>
+              <w:rPr>
+                <w:b w:val="0"/>
+                <w:sz w:val="20"/>
+              </w:rPr>
+              <w:t>Trop-perçu régularisé : la retenue sur salaire a été constatée.</w:t>
             </w:r>
           </w:p>
         </w:tc>
@@ -6725,6 +7107,102 @@
                 <w:sz w:val="20"/>
               </w:rPr>
               <w:t>Prise en charge par un tiers : aucun frais alloué.</w:t>
+            </w:r>
+          </w:p>
+        </w:tc>
+      </w:tr>
+      <w:tr>
+        <w:tc>
+          <w:tcPr>
+            <w:tcW w:type="dxa" w:w="2381"/>
+          </w:tcPr>
+          <w:p>
+            <w:r/>
+            <w:r>
+              <w:rPr>
+                <w:b w:val="0"/>
+                <w:sz w:val="20"/>
+              </w:rPr>
+              <w:t>Amendement (avenant)</w:t>
+            </w:r>
+          </w:p>
+        </w:tc>
+        <w:tc>
+          <w:tcPr>
+            <w:tcW w:type="dxa" w:w="7143"/>
+          </w:tcPr>
+          <w:p>
+            <w:r/>
+            <w:r>
+              <w:rPr>
+                <w:b w:val="0"/>
+                <w:sz w:val="20"/>
+              </w:rPr>
+              <w:t>Ajustement des jours facturés d'un OM après paiement de l'avance ; seul le reliquat bouge.</w:t>
+            </w:r>
+          </w:p>
+        </w:tc>
+      </w:tr>
+      <w:tr>
+        <w:tc>
+          <w:tcPr>
+            <w:tcW w:type="dxa" w:w="2381"/>
+          </w:tcPr>
+          <w:p>
+            <w:r/>
+            <w:r>
+              <w:rPr>
+                <w:b w:val="0"/>
+                <w:sz w:val="20"/>
+              </w:rPr>
+              <w:t>Trop-perçu</w:t>
+            </w:r>
+          </w:p>
+        </w:tc>
+        <w:tc>
+          <w:tcPr>
+            <w:tcW w:type="dxa" w:w="7143"/>
+          </w:tcPr>
+          <w:p>
+            <w:r/>
+            <w:r>
+              <w:rPr>
+                <w:b w:val="0"/>
+                <w:sz w:val="20"/>
+              </w:rPr>
+              <w:t>Reliquat négatif après amendement à la baisse ; récupéré par retenue sur salaire.</w:t>
+            </w:r>
+          </w:p>
+        </w:tc>
+      </w:tr>
+      <w:tr>
+        <w:tc>
+          <w:tcPr>
+            <w:tcW w:type="dxa" w:w="2381"/>
+          </w:tcPr>
+          <w:p>
+            <w:r/>
+            <w:r>
+              <w:rPr>
+                <w:b w:val="0"/>
+                <w:sz w:val="20"/>
+              </w:rPr>
+              <w:t>Exercice / année fiscale</w:t>
+            </w:r>
+          </w:p>
+        </w:tc>
+        <w:tc>
+          <w:tcPr>
+            <w:tcW w:type="dxa" w:w="7143"/>
+          </w:tcPr>
+          <w:p>
+            <w:r/>
+            <w:r>
+              <w:rPr>
+                <w:b w:val="0"/>
+                <w:sz w:val="20"/>
+              </w:rPr>
+              <w:t>Période budgétaire paramétrable (année + mois de début) ; année civile par défaut.</w:t>
             </w:r>
           </w:p>
         </w:tc>

--- a/docs/Guide-Utilisateur-ANaTT.docx
+++ b/docs/Guide-Utilisateur-ANaTT.docx
@@ -153,7 +153,7 @@
           <w:b/>
           <w:color w:val="B8891A"/>
         </w:rPr>
-        <w:t>Version 1.3.0  •  Septembre 2026</w:t>
+        <w:t>Version 1.4.0  •  Octobre 2026</w:t>
       </w:r>
     </w:p>
     <w:p>
@@ -191,6 +191,613 @@
         <w:fldChar w:fldCharType="end"/>
       </w:r>
     </w:p>
+    <w:p>
+      <w:r>
+        <w:br w:type="page"/>
+      </w:r>
+    </w:p>
+    <w:p>
+      <w:pPr>
+        <w:pStyle w:val="Heading1"/>
+      </w:pPr>
+      <w:r>
+        <w:t>Nouveautés de la version 1.4 (octobre 2026)</w:t>
+      </w:r>
+    </w:p>
+    <w:p>
+      <w:r>
+        <w:rPr>
+          <w:b w:val="0"/>
+          <w:i w:val="0"/>
+        </w:rPr>
+        <w:t>Cette version renforce la sûreté des paiements et complète plusieurs écrans. Les changements visibles pour les utilisateurs sont résumés ci-dessous, avec le chapitre où ils sont détaillés.</w:t>
+      </w:r>
+    </w:p>
+    <w:tbl>
+      <w:tblPr>
+        <w:tblStyle w:val="TableGrid"/>
+        <w:tblW w:type="auto" w:w="0"/>
+        <w:jc w:val="center"/>
+        <w:tblLayout w:type="fixed"/>
+        <w:tblLook w:firstColumn="1" w:firstRow="1" w:lastColumn="0" w:lastRow="0" w:noHBand="0" w:noVBand="1" w:val="04A0"/>
+      </w:tblPr>
+      <w:tblGrid>
+        <w:gridCol w:w="2041"/>
+        <w:gridCol w:w="6236"/>
+        <w:gridCol w:w="1247"/>
+      </w:tblGrid>
+      <w:tr>
+        <w:tc>
+          <w:tcPr>
+            <w:tcW w:type="dxa" w:w="2041"/>
+            <w:shd w:val="clear" w:fill="1D9E4F"/>
+          </w:tcPr>
+          <w:p>
+            <w:r/>
+            <w:r>
+              <w:rPr>
+                <w:b/>
+                <w:color w:val="FFFFFF"/>
+                <w:sz w:val="20"/>
+              </w:rPr>
+              <w:t>Domaine</w:t>
+            </w:r>
+          </w:p>
+        </w:tc>
+        <w:tc>
+          <w:tcPr>
+            <w:tcW w:type="dxa" w:w="6236"/>
+            <w:shd w:val="clear" w:fill="1D9E4F"/>
+          </w:tcPr>
+          <w:p>
+            <w:r/>
+            <w:r>
+              <w:rPr>
+                <w:b/>
+                <w:color w:val="FFFFFF"/>
+                <w:sz w:val="20"/>
+              </w:rPr>
+              <w:t>Ce qui change</w:t>
+            </w:r>
+          </w:p>
+        </w:tc>
+        <w:tc>
+          <w:tcPr>
+            <w:tcW w:type="dxa" w:w="1247"/>
+            <w:shd w:val="clear" w:fill="1D9E4F"/>
+          </w:tcPr>
+          <w:p>
+            <w:r/>
+            <w:r>
+              <w:rPr>
+                <w:b/>
+                <w:color w:val="FFFFFF"/>
+                <w:sz w:val="20"/>
+              </w:rPr>
+              <w:t>Chapitre</w:t>
+            </w:r>
+          </w:p>
+        </w:tc>
+      </w:tr>
+      <w:tr>
+        <w:tc>
+          <w:tcPr>
+            <w:tcW w:type="dxa" w:w="2041"/>
+          </w:tcPr>
+          <w:p>
+            <w:r/>
+            <w:r>
+              <w:rPr>
+                <w:b w:val="0"/>
+                <w:sz w:val="20"/>
+              </w:rPr>
+              <w:t>État des reliquats</w:t>
+            </w:r>
+          </w:p>
+        </w:tc>
+        <w:tc>
+          <w:tcPr>
+            <w:tcW w:type="dxa" w:w="6236"/>
+          </w:tcPr>
+          <w:p>
+            <w:r/>
+            <w:r>
+              <w:rPr>
+                <w:b w:val="0"/>
+                <w:sz w:val="20"/>
+              </w:rPr>
+              <w:t>Il est signé au montant réellement payé (somme des reliquats positifs). Les trop-perçus figurent à part sur le PDF, hors total.</w:t>
+            </w:r>
+          </w:p>
+        </w:tc>
+        <w:tc>
+          <w:tcPr>
+            <w:tcW w:type="dxa" w:w="1247"/>
+          </w:tcPr>
+          <w:p>
+            <w:r/>
+            <w:r>
+              <w:rPr>
+                <w:b w:val="0"/>
+                <w:sz w:val="20"/>
+              </w:rPr>
+              <w:t>7.3</w:t>
+            </w:r>
+          </w:p>
+        </w:tc>
+      </w:tr>
+      <w:tr>
+        <w:tc>
+          <w:tcPr>
+            <w:tcW w:type="dxa" w:w="2041"/>
+          </w:tcPr>
+          <w:p>
+            <w:r/>
+            <w:r>
+              <w:rPr>
+                <w:b w:val="0"/>
+                <w:sz w:val="20"/>
+              </w:rPr>
+              <w:t>Lots complémentaires</w:t>
+            </w:r>
+          </w:p>
+        </w:tc>
+        <w:tc>
+          <w:tcPr>
+            <w:tcW w:type="dxa" w:w="6236"/>
+          </w:tcPr>
+          <w:p>
+            <w:r/>
+            <w:r>
+              <w:rPr>
+                <w:b w:val="0"/>
+                <w:sz w:val="20"/>
+              </w:rPr>
+              <w:t>Un versement devenu payable après la confirmation d'un lot part dans un nouveau lot « complémentaire » ; le lot confirmé n'est jamais réécrit.</w:t>
+            </w:r>
+          </w:p>
+        </w:tc>
+        <w:tc>
+          <w:tcPr>
+            <w:tcW w:type="dxa" w:w="1247"/>
+          </w:tcPr>
+          <w:p>
+            <w:r/>
+            <w:r>
+              <w:rPr>
+                <w:b w:val="0"/>
+                <w:sz w:val="20"/>
+              </w:rPr>
+              <w:t>9.3</w:t>
+            </w:r>
+          </w:p>
+        </w:tc>
+      </w:tr>
+      <w:tr>
+        <w:tc>
+          <w:tcPr>
+            <w:tcW w:type="dxa" w:w="2041"/>
+          </w:tcPr>
+          <w:p>
+            <w:r/>
+            <w:r>
+              <w:rPr>
+                <w:b w:val="0"/>
+                <w:sz w:val="20"/>
+              </w:rPr>
+              <w:t>Lot en erreur</w:t>
+            </w:r>
+          </w:p>
+        </w:tc>
+        <w:tc>
+          <w:tcPr>
+            <w:tcW w:type="dxa" w:w="6236"/>
+          </w:tcPr>
+          <w:p>
+            <w:r/>
+            <w:r>
+              <w:rPr>
+                <w:b w:val="0"/>
+                <w:sz w:val="20"/>
+              </w:rPr>
+              <w:t>Les versements d'un lot signalé en erreur redeviennent en attente et reprennent le numéro actuel de l'agent : corrigez la fiche agent, puis régénérez.</w:t>
+            </w:r>
+          </w:p>
+        </w:tc>
+        <w:tc>
+          <w:tcPr>
+            <w:tcW w:type="dxa" w:w="1247"/>
+          </w:tcPr>
+          <w:p>
+            <w:r/>
+            <w:r>
+              <w:rPr>
+                <w:b w:val="0"/>
+                <w:sz w:val="20"/>
+              </w:rPr>
+              <w:t>9.3</w:t>
+            </w:r>
+          </w:p>
+        </w:tc>
+      </w:tr>
+      <w:tr>
+        <w:tc>
+          <w:tcPr>
+            <w:tcW w:type="dxa" w:w="2041"/>
+          </w:tcPr>
+          <w:p>
+            <w:r/>
+            <w:r>
+              <w:rPr>
+                <w:b w:val="0"/>
+                <w:sz w:val="20"/>
+              </w:rPr>
+              <w:t>Gros lots</w:t>
+            </w:r>
+          </w:p>
+        </w:tc>
+        <w:tc>
+          <w:tcPr>
+            <w:tcW w:type="dxa" w:w="6236"/>
+          </w:tcPr>
+          <w:p>
+            <w:r/>
+            <w:r>
+              <w:rPr>
+                <w:b w:val="0"/>
+                <w:sz w:val="20"/>
+              </w:rPr>
+              <w:t>La génération en arrière-plan affiche sa progression et télécharge le fichier automatiquement à la fin.</w:t>
+            </w:r>
+          </w:p>
+        </w:tc>
+        <w:tc>
+          <w:tcPr>
+            <w:tcW w:type="dxa" w:w="1247"/>
+          </w:tcPr>
+          <w:p>
+            <w:r/>
+            <w:r>
+              <w:rPr>
+                <w:b w:val="0"/>
+                <w:sz w:val="20"/>
+              </w:rPr>
+              <w:t>9.1</w:t>
+            </w:r>
+          </w:p>
+        </w:tc>
+      </w:tr>
+      <w:tr>
+        <w:tc>
+          <w:tcPr>
+            <w:tcW w:type="dxa" w:w="2041"/>
+          </w:tcPr>
+          <w:p>
+            <w:r/>
+            <w:r>
+              <w:rPr>
+                <w:b w:val="0"/>
+                <w:sz w:val="20"/>
+              </w:rPr>
+              <w:t>Amendement</w:t>
+            </w:r>
+          </w:p>
+        </w:tc>
+        <w:tc>
+          <w:tcPr>
+            <w:tcW w:type="dxa" w:w="6236"/>
+          </w:tcPr>
+          <w:p>
+            <w:r/>
+            <w:r>
+              <w:rPr>
+                <w:b w:val="0"/>
+                <w:sz w:val="20"/>
+              </w:rPr>
+              <w:t>Refusé tant qu'un fichier contenant l'OM attend son dépôt.</w:t>
+            </w:r>
+          </w:p>
+        </w:tc>
+        <w:tc>
+          <w:tcPr>
+            <w:tcW w:type="dxa" w:w="1247"/>
+          </w:tcPr>
+          <w:p>
+            <w:r/>
+            <w:r>
+              <w:rPr>
+                <w:b w:val="0"/>
+                <w:sz w:val="20"/>
+              </w:rPr>
+              <w:t>6.3</w:t>
+            </w:r>
+          </w:p>
+        </w:tc>
+      </w:tr>
+      <w:tr>
+        <w:tc>
+          <w:tcPr>
+            <w:tcW w:type="dxa" w:w="2041"/>
+          </w:tcPr>
+          <w:p>
+            <w:r/>
+            <w:r>
+              <w:rPr>
+                <w:b w:val="0"/>
+                <w:sz w:val="20"/>
+              </w:rPr>
+              <w:t>OM sans état de paiement</w:t>
+            </w:r>
+          </w:p>
+        </w:tc>
+        <w:tc>
+          <w:tcPr>
+            <w:tcW w:type="dxa" w:w="6236"/>
+          </w:tcPr>
+          <w:p>
+            <w:r/>
+            <w:r>
+              <w:rPr>
+                <w:b w:val="0"/>
+                <w:sz w:val="20"/>
+              </w:rPr>
+              <w:t>Boutons « Valider » et « Rejeter » sur la fiche de l'OM (reprise de données). Un OM rejeté voit ses versements annulés.</w:t>
+            </w:r>
+          </w:p>
+        </w:tc>
+        <w:tc>
+          <w:tcPr>
+            <w:tcW w:type="dxa" w:w="1247"/>
+          </w:tcPr>
+          <w:p>
+            <w:r/>
+            <w:r>
+              <w:rPr>
+                <w:b w:val="0"/>
+                <w:sz w:val="20"/>
+              </w:rPr>
+              <w:t>6.2</w:t>
+            </w:r>
+          </w:p>
+        </w:tc>
+      </w:tr>
+      <w:tr>
+        <w:tc>
+          <w:tcPr>
+            <w:tcW w:type="dxa" w:w="2041"/>
+          </w:tcPr>
+          <w:p>
+            <w:r/>
+            <w:r>
+              <w:rPr>
+                <w:b w:val="0"/>
+                <w:sz w:val="20"/>
+              </w:rPr>
+              <w:t>Retranscription</w:t>
+            </w:r>
+          </w:p>
+        </w:tc>
+        <w:tc>
+          <w:tcPr>
+            <w:tcW w:type="dxa" w:w="6236"/>
+          </w:tcPr>
+          <w:p>
+            <w:r/>
+            <w:r>
+              <w:rPr>
+                <w:b w:val="0"/>
+                <w:sz w:val="20"/>
+              </w:rPr>
+              <w:t>Un même agent ne peut figurer qu'une fois dans une mission.</w:t>
+            </w:r>
+          </w:p>
+        </w:tc>
+        <w:tc>
+          <w:tcPr>
+            <w:tcW w:type="dxa" w:w="1247"/>
+          </w:tcPr>
+          <w:p>
+            <w:r/>
+            <w:r>
+              <w:rPr>
+                <w:b w:val="0"/>
+                <w:sz w:val="20"/>
+              </w:rPr>
+              <w:t>6.1</w:t>
+            </w:r>
+          </w:p>
+        </w:tc>
+      </w:tr>
+      <w:tr>
+        <w:tc>
+          <w:tcPr>
+            <w:tcW w:type="dxa" w:w="2041"/>
+          </w:tcPr>
+          <w:p>
+            <w:r/>
+            <w:r>
+              <w:rPr>
+                <w:b w:val="0"/>
+                <w:sz w:val="20"/>
+              </w:rPr>
+              <w:t>Per diem</w:t>
+            </w:r>
+          </w:p>
+        </w:tc>
+        <w:tc>
+          <w:tcPr>
+            <w:tcW w:type="dxa" w:w="6236"/>
+          </w:tcPr>
+          <w:p>
+            <w:r/>
+            <w:r>
+              <w:rPr>
+                <w:b w:val="0"/>
+                <w:sz w:val="20"/>
+              </w:rPr>
+              <w:t>Sans jour facturé, le transport reste dû (seule l'exonération met tout à 0).</w:t>
+            </w:r>
+          </w:p>
+        </w:tc>
+        <w:tc>
+          <w:tcPr>
+            <w:tcW w:type="dxa" w:w="1247"/>
+          </w:tcPr>
+          <w:p>
+            <w:r/>
+            <w:r>
+              <w:rPr>
+                <w:b w:val="0"/>
+                <w:sz w:val="20"/>
+              </w:rPr>
+              <w:t>8</w:t>
+            </w:r>
+          </w:p>
+        </w:tc>
+      </w:tr>
+      <w:tr>
+        <w:tc>
+          <w:tcPr>
+            <w:tcW w:type="dxa" w:w="2041"/>
+          </w:tcPr>
+          <w:p>
+            <w:r/>
+            <w:r>
+              <w:rPr>
+                <w:b w:val="0"/>
+                <w:sz w:val="20"/>
+              </w:rPr>
+              <w:t>Liste des OM</w:t>
+            </w:r>
+          </w:p>
+        </w:tc>
+        <w:tc>
+          <w:tcPr>
+            <w:tcW w:type="dxa" w:w="6236"/>
+          </w:tcPr>
+          <w:p>
+            <w:r/>
+            <w:r>
+              <w:rPr>
+                <w:b w:val="0"/>
+                <w:sz w:val="20"/>
+              </w:rPr>
+              <w:t>Le filtre « opérateur » porte sur l'opérateur du paiement.</w:t>
+            </w:r>
+          </w:p>
+        </w:tc>
+        <w:tc>
+          <w:tcPr>
+            <w:tcW w:type="dxa" w:w="1247"/>
+          </w:tcPr>
+          <w:p>
+            <w:r/>
+            <w:r>
+              <w:rPr>
+                <w:b w:val="0"/>
+                <w:sz w:val="20"/>
+              </w:rPr>
+              <w:t>6.2</w:t>
+            </w:r>
+          </w:p>
+        </w:tc>
+      </w:tr>
+      <w:tr>
+        <w:tc>
+          <w:tcPr>
+            <w:tcW w:type="dxa" w:w="2041"/>
+          </w:tcPr>
+          <w:p>
+            <w:r/>
+            <w:r>
+              <w:rPr>
+                <w:b w:val="0"/>
+                <w:sz w:val="20"/>
+              </w:rPr>
+              <w:t>Sauvegardes</w:t>
+            </w:r>
+          </w:p>
+        </w:tc>
+        <w:tc>
+          <w:tcPr>
+            <w:tcW w:type="dxa" w:w="6236"/>
+          </w:tcPr>
+          <w:p>
+            <w:r/>
+            <w:r>
+              <w:rPr>
+                <w:b w:val="0"/>
+                <w:sz w:val="20"/>
+              </w:rPr>
+              <w:t>Téléchargement et restauration d'une sauvegarde, avec sauvegarde de sécurité automatique avant restauration.</w:t>
+            </w:r>
+          </w:p>
+        </w:tc>
+        <w:tc>
+          <w:tcPr>
+            <w:tcW w:type="dxa" w:w="1247"/>
+          </w:tcPr>
+          <w:p>
+            <w:r/>
+            <w:r>
+              <w:rPr>
+                <w:b w:val="0"/>
+                <w:sz w:val="20"/>
+              </w:rPr>
+              <w:t>13.3</w:t>
+            </w:r>
+          </w:p>
+        </w:tc>
+      </w:tr>
+      <w:tr>
+        <w:tc>
+          <w:tcPr>
+            <w:tcW w:type="dxa" w:w="2041"/>
+          </w:tcPr>
+          <w:p>
+            <w:r/>
+            <w:r>
+              <w:rPr>
+                <w:b w:val="0"/>
+                <w:sz w:val="20"/>
+              </w:rPr>
+              <w:t>Droits d'accès</w:t>
+            </w:r>
+          </w:p>
+        </w:tc>
+        <w:tc>
+          <w:tcPr>
+            <w:tcW w:type="dxa" w:w="6236"/>
+          </w:tcPr>
+          <w:p>
+            <w:r/>
+            <w:r>
+              <w:rPr>
+                <w:b w:val="0"/>
+                <w:sz w:val="20"/>
+              </w:rPr>
+              <w:t>La séparation ordonnateur / payeur est aussi vérifiée pour chaque membre d'un profil modifié.</w:t>
+            </w:r>
+          </w:p>
+        </w:tc>
+        <w:tc>
+          <w:tcPr>
+            <w:tcW w:type="dxa" w:w="1247"/>
+          </w:tcPr>
+          <w:p>
+            <w:r/>
+            <w:r>
+              <w:rPr>
+                <w:b w:val="0"/>
+                <w:sz w:val="20"/>
+              </w:rPr>
+              <w:t>2.2</w:t>
+            </w:r>
+          </w:p>
+        </w:tc>
+      </w:tr>
+    </w:tbl>
+    <w:p/>
     <w:p>
       <w:r>
         <w:br w:type="page"/>
@@ -268,6 +875,10 @@
     <w:p>
       <w:pPr>
         <w:pStyle w:val="ListNumber"/>
+        <w:numPr>
+          <w:ilvl w:val="0"/>
+          <w:numId w:val="10"/>
+        </w:numPr>
       </w:pPr>
       <w:r>
         <w:t>SEMO émet les ordres de mission (hors application).</w:t>
@@ -276,6 +887,10 @@
     <w:p>
       <w:pPr>
         <w:pStyle w:val="ListNumber"/>
+        <w:numPr>
+          <w:ilvl w:val="0"/>
+          <w:numId w:val="10"/>
+        </w:numPr>
       </w:pPr>
       <w:r>
         <w:t>Un gestionnaire retranscrit les OM dans l'application, regroupés par mission.</w:t>
@@ -284,6 +899,10 @@
     <w:p>
       <w:pPr>
         <w:pStyle w:val="ListNumber"/>
+        <w:numPr>
+          <w:ilvl w:val="0"/>
+          <w:numId w:val="10"/>
+        </w:numPr>
       </w:pPr>
       <w:r>
         <w:t>Le système calcule le per diem (catégorie × zone × type de prise en charge × nombre de jours).</w:t>
@@ -292,6 +911,10 @@
     <w:p>
       <w:pPr>
         <w:pStyle w:val="ListNumber"/>
+        <w:numPr>
+          <w:ilvl w:val="0"/>
+          <w:numId w:val="10"/>
+        </w:numPr>
       </w:pPr>
       <w:r>
         <w:t>Le gestionnaire établit le récapitulatif de l'ÉTAT DES AVANCES (brouillon).</w:t>
@@ -300,6 +923,10 @@
     <w:p>
       <w:pPr>
         <w:pStyle w:val="ListNumber"/>
+        <w:numPr>
+          <w:ilvl w:val="0"/>
+          <w:numId w:val="10"/>
+        </w:numPr>
       </w:pPr>
       <w:r>
         <w:t>Contrôleur → visa DAF → validation DG sur l'état des avances.</w:t>
@@ -308,6 +935,10 @@
     <w:p>
       <w:pPr>
         <w:pStyle w:val="ListNumber"/>
+        <w:numPr>
+          <w:ilvl w:val="0"/>
+          <w:numId w:val="10"/>
+        </w:numPr>
       </w:pPr>
       <w:r>
         <w:t>La validation du DG arrête l'état des avances, rend les OM VALIDE et ouvre les fichiers d'AVANCE.</w:t>
@@ -316,6 +947,10 @@
     <w:p>
       <w:pPr>
         <w:pStyle w:val="ListNumber"/>
+        <w:numPr>
+          <w:ilvl w:val="0"/>
+          <w:numId w:val="10"/>
+        </w:numPr>
       </w:pPr>
       <w:r>
         <w:t>L'agent financier génère et dépose les fichiers d'avance (.txt MTN / .xlsx Moov), puis les confirme.</w:t>
@@ -324,6 +959,10 @@
     <w:p>
       <w:pPr>
         <w:pStyle w:val="ListNumber"/>
+        <w:numPr>
+          <w:ilvl w:val="0"/>
+          <w:numId w:val="10"/>
+        </w:numPr>
       </w:pPr>
       <w:r>
         <w:t>Une fois l'état des avances validé, le gestionnaire établit l'ÉTAT DES RELIQUATS, qui suit le même circuit.</w:t>
@@ -332,6 +971,10 @@
     <w:p>
       <w:pPr>
         <w:pStyle w:val="ListNumber"/>
+        <w:numPr>
+          <w:ilvl w:val="0"/>
+          <w:numId w:val="10"/>
+        </w:numPr>
       </w:pPr>
       <w:r>
         <w:t>La validation de l'état des reliquats ouvre les fichiers de RELIQUAT, générés, déposés puis confirmés.</w:t>
@@ -433,7 +1076,7 @@
         <w:pStyle w:val="ListBullet"/>
       </w:pPr>
       <w:r>
-        <w:t>Lot de paiement : 1 mission × 1 tranche × 1 opérateur = 1 fichier généré.</w:t>
+        <w:t>Lot de paiement : 1 mission × 1 tranche × 1 opérateur = 1 fichier généré. Un lot « complémentaire » peut s'y ajouter pour les versements devenus payables après sa confirmation.</w:t>
       </w:r>
     </w:p>
     <w:p>
@@ -474,11 +1117,12 @@
         <w:tblStyle w:val="TableGrid"/>
         <w:tblW w:type="auto" w:w="0"/>
         <w:jc w:val="center"/>
+        <w:tblLayout w:type="fixed"/>
         <w:tblLook w:firstColumn="1" w:firstRow="1" w:lastColumn="0" w:lastRow="0" w:noHBand="0" w:noVBand="1" w:val="04A0"/>
       </w:tblPr>
       <w:tblGrid>
-        <w:gridCol w:w="4320"/>
-        <w:gridCol w:w="4320"/>
+        <w:gridCol w:w="2381"/>
+        <w:gridCol w:w="7143"/>
       </w:tblGrid>
       <w:tr>
         <w:tc>
@@ -831,17 +1475,18 @@
         <w:tblStyle w:val="TableGrid"/>
         <w:tblW w:type="auto" w:w="0"/>
         <w:jc w:val="center"/>
+        <w:tblLayout w:type="fixed"/>
         <w:tblLook w:firstColumn="1" w:firstRow="1" w:lastColumn="0" w:lastRow="0" w:noHBand="0" w:noVBand="1" w:val="04A0"/>
       </w:tblPr>
       <w:tblGrid>
-        <w:gridCol w:w="1080"/>
-        <w:gridCol w:w="1080"/>
-        <w:gridCol w:w="1080"/>
-        <w:gridCol w:w="1080"/>
-        <w:gridCol w:w="1080"/>
-        <w:gridCol w:w="1080"/>
-        <w:gridCol w:w="1080"/>
-        <w:gridCol w:w="1080"/>
+        <w:gridCol w:w="2608"/>
+        <w:gridCol w:w="907"/>
+        <w:gridCol w:w="907"/>
+        <w:gridCol w:w="907"/>
+        <w:gridCol w:w="907"/>
+        <w:gridCol w:w="907"/>
+        <w:gridCol w:w="907"/>
+        <w:gridCol w:w="907"/>
       </w:tblGrid>
       <w:tr>
         <w:tc>
@@ -3216,7 +3861,7 @@
               <w:rPr>
                 <w:sz w:val="20"/>
               </w:rPr>
-              <w:t>Le SUPER_ADMIN garde toujours l'accès total et n'est pas modifiable. Certaines clés sensibles (gestion des super admins, des paramètres, de la matrice elle-même) lui restent exclusives. Enfin, la séparation ordonnateur / payeur est vérifiée à chaque modification : un profil ou un compte qui valide l'état (DG) ne peut pas aussi générer ou confirmer les paiements. Toute modification est tracée au journal d'audit.</w:t>
+              <w:t>Le SUPER_ADMIN garde toujours l'accès total et n'est pas modifiable. Certaines clés sensibles (gestion des super admins, des paramètres, de la matrice elle-même) lui restent exclusives. Enfin, la séparation ordonnateur / payeur est vérifiée à chaque modification : un profil ou un compte qui valide l'état (DG) ne peut pas aussi générer ou confirmer les paiements. Cette règle est vérifiée pour chaque membre d'un profil modifié, droits individuels compris : la modification est refusée et les comptes concernés sont nommés. Toute modification est tracée au journal d'audit.</w:t>
             </w:r>
           </w:p>
         </w:tc>
@@ -3251,6 +3896,10 @@
     <w:p>
       <w:pPr>
         <w:pStyle w:val="ListNumber"/>
+        <w:numPr>
+          <w:ilvl w:val="0"/>
+          <w:numId w:val="11"/>
+        </w:numPr>
       </w:pPr>
       <w:r>
         <w:t>Ouvrez l'application dans votre navigateur.</w:t>
@@ -3259,6 +3908,10 @@
     <w:p>
       <w:pPr>
         <w:pStyle w:val="ListNumber"/>
+        <w:numPr>
+          <w:ilvl w:val="0"/>
+          <w:numId w:val="11"/>
+        </w:numPr>
       </w:pPr>
       <w:r>
         <w:t>Saisissez votre adresse e-mail professionnelle et votre mot de passe.</w:t>
@@ -3267,6 +3920,10 @@
     <w:p>
       <w:pPr>
         <w:pStyle w:val="ListNumber"/>
+        <w:numPr>
+          <w:ilvl w:val="0"/>
+          <w:numId w:val="11"/>
+        </w:numPr>
       </w:pPr>
       <w:r>
         <w:t>Cliquez sur « Se connecter ». Vous arrivez sur le tableau de bord.</w:t>
@@ -3318,6 +3975,10 @@
     <w:p>
       <w:pPr>
         <w:pStyle w:val="ListNumber"/>
+        <w:numPr>
+          <w:ilvl w:val="0"/>
+          <w:numId w:val="12"/>
+        </w:numPr>
       </w:pPr>
       <w:r>
         <w:t>Sur l'écran de connexion, cliquez sur « Mot de passe oublié ? ».</w:t>
@@ -3326,6 +3987,10 @@
     <w:p>
       <w:pPr>
         <w:pStyle w:val="ListNumber"/>
+        <w:numPr>
+          <w:ilvl w:val="0"/>
+          <w:numId w:val="12"/>
+        </w:numPr>
       </w:pPr>
       <w:r>
         <w:t>Saisissez votre e-mail. Un lien de réinitialisation vous est envoyé (si le compte existe).</w:t>
@@ -3334,6 +3999,10 @@
     <w:p>
       <w:pPr>
         <w:pStyle w:val="ListNumber"/>
+        <w:numPr>
+          <w:ilvl w:val="0"/>
+          <w:numId w:val="12"/>
+        </w:numPr>
       </w:pPr>
       <w:r>
         <w:t>Suivez le lien reçu, puis définissez un nouveau mot de passe.</w:t>
@@ -3359,6 +4028,10 @@
     <w:p>
       <w:pPr>
         <w:pStyle w:val="ListNumber"/>
+        <w:numPr>
+          <w:ilvl w:val="0"/>
+          <w:numId w:val="13"/>
+        </w:numPr>
       </w:pPr>
       <w:r>
         <w:t>Saisissez votre mot de passe actuel (temporaire).</w:t>
@@ -3367,6 +4040,10 @@
     <w:p>
       <w:pPr>
         <w:pStyle w:val="ListNumber"/>
+        <w:numPr>
+          <w:ilvl w:val="0"/>
+          <w:numId w:val="13"/>
+        </w:numPr>
       </w:pPr>
       <w:r>
         <w:t>Choisissez un nouveau mot de passe : au moins 12 caractères, avec majuscules, minuscules, chiffres et symboles.</w:t>
@@ -3375,6 +4052,10 @@
     <w:p>
       <w:pPr>
         <w:pStyle w:val="ListNumber"/>
+        <w:numPr>
+          <w:ilvl w:val="0"/>
+          <w:numId w:val="13"/>
+        </w:numPr>
       </w:pPr>
       <w:r>
         <w:t>Confirmez. Vous accédez ensuite normalement à l'application.</w:t>
@@ -3435,7 +4116,7 @@
         <w:pStyle w:val="ListBullet"/>
       </w:pPr>
       <w:r>
-        <w:t>Filtres par catégorie (ORDRE_1/2/3), par opérateur et par statut actif/inactif.</w:t>
+        <w:t>Filtres par catégorie d'indice (≥ 800 / 400-799 / &lt; 400), par opérateur et par statut actif/inactif.</w:t>
       </w:r>
     </w:p>
     <w:p>
@@ -3466,6 +4147,10 @@
     <w:p>
       <w:pPr>
         <w:pStyle w:val="ListNumber"/>
+        <w:numPr>
+          <w:ilvl w:val="0"/>
+          <w:numId w:val="14"/>
+        </w:numPr>
       </w:pPr>
       <w:r>
         <w:t>Cliquez sur « Nouvel agent » (ou « Modifier » depuis une fiche).</w:t>
@@ -3474,6 +4159,10 @@
     <w:p>
       <w:pPr>
         <w:pStyle w:val="ListNumber"/>
+        <w:numPr>
+          <w:ilvl w:val="0"/>
+          <w:numId w:val="14"/>
+        </w:numPr>
       </w:pPr>
       <w:r>
         <w:t>Renseignez l'identité, le matricule, l'indice ou le salaire brut (la catégorie en est déduite).</w:t>
@@ -3482,6 +4171,10 @@
     <w:p>
       <w:pPr>
         <w:pStyle w:val="ListNumber"/>
+        <w:numPr>
+          <w:ilvl w:val="0"/>
+          <w:numId w:val="14"/>
+        </w:numPr>
       </w:pPr>
       <w:r>
         <w:t>Saisissez le téléphone (10 chiffres, commençant par 01) et l'opérateur cohérent avec le numéro.</w:t>
@@ -3490,9 +4183,13 @@
     <w:p>
       <w:pPr>
         <w:pStyle w:val="ListNumber"/>
+        <w:numPr>
+          <w:ilvl w:val="0"/>
+          <w:numId w:val="14"/>
+        </w:numPr>
       </w:pPr>
       <w:r>
-        <w:t>Enregistrez. La catégorie ORDRE_1/2/3 est calculée automatiquement.</w:t>
+        <w:t>Enregistrez. La catégorie d'indice (≥ 800 / 400-799 / &lt; 400) est calculée automatiquement.</w:t>
       </w:r>
     </w:p>
     <w:p>
@@ -3506,6 +4203,10 @@
     <w:p>
       <w:pPr>
         <w:pStyle w:val="ListNumber"/>
+        <w:numPr>
+          <w:ilvl w:val="0"/>
+          <w:numId w:val="15"/>
+        </w:numPr>
       </w:pPr>
       <w:r>
         <w:t>Ouvrez « Import » dans le module Personnel.</w:t>
@@ -3514,6 +4215,10 @@
     <w:p>
       <w:pPr>
         <w:pStyle w:val="ListNumber"/>
+        <w:numPr>
+          <w:ilvl w:val="0"/>
+          <w:numId w:val="15"/>
+        </w:numPr>
       </w:pPr>
       <w:r>
         <w:t>Déposez votre fichier Excel/CSV et lancez la prévisualisation.</w:t>
@@ -3522,6 +4227,10 @@
     <w:p>
       <w:pPr>
         <w:pStyle w:val="ListNumber"/>
+        <w:numPr>
+          <w:ilvl w:val="0"/>
+          <w:numId w:val="15"/>
+        </w:numPr>
       </w:pPr>
       <w:r>
         <w:t>Consultez le rapport de contrôle : chaque ligne est vérifiée (unicité du matricule et du téléphone, cohérence numéro/opérateur).</w:t>
@@ -3530,6 +4239,10 @@
     <w:p>
       <w:pPr>
         <w:pStyle w:val="ListNumber"/>
+        <w:numPr>
+          <w:ilvl w:val="0"/>
+          <w:numId w:val="15"/>
+        </w:numPr>
       </w:pPr>
       <w:r>
         <w:t>Validez l'import.</w:t>
@@ -3678,6 +4391,14 @@
     </w:p>
     <w:p>
       <w:pPr>
+        <w:pStyle w:val="ListBullet"/>
+      </w:pPr>
+      <w:r>
+        <w:t>Un même agent ne peut figurer qu'une fois dans une mission : un OM par bénéficiaire.</w:t>
+      </w:r>
+    </w:p>
+    <w:p>
+      <w:pPr>
         <w:pStyle w:val="Heading3"/>
       </w:pPr>
       <w:r>
@@ -3714,7 +4435,7 @@
         <w:pStyle w:val="ListBullet"/>
       </w:pPr>
       <w:r>
-        <w:t>Liste filtrable par statut, zone, opérateur, agent, dates ; recherche par référence SEMO.</w:t>
+        <w:t>Liste filtrable par statut, zone, opérateur, agent, dates ; recherche par référence SEMO. Le filtre « opérateur » porte sur l'opérateur du paiement (celui des versements), même si l'agent a changé d'opérateur depuis.</w:t>
       </w:r>
     </w:p>
     <w:p>
@@ -3747,9 +4468,44 @@
           <w:b w:val="0"/>
           <w:i w:val="0"/>
         </w:rPr>
-        <w:t>La validation des ordres de mission ne se fait pas un par un : elle se joue sur l'état de paiement de la mission (chapitre 7). Le présent chapitre s'arrête donc à la retranscription et à la consultation.</w:t>
+        <w:t>La validation des ordres de mission ne se fait pas un par un : elle se joue sur l'état de paiement de la mission (chapitre 7).</w:t>
       </w:r>
     </w:p>
+    <w:tbl>
+      <w:tblPr>
+        <w:tblW w:type="auto" w:w="0"/>
+        <w:jc w:val="center"/>
+        <w:tblLook w:firstColumn="1" w:firstRow="1" w:lastColumn="0" w:lastRow="0" w:noHBand="0" w:noVBand="1" w:val="04A0"/>
+      </w:tblPr>
+      <w:tblGrid>
+        <w:gridCol w:w="8640"/>
+      </w:tblGrid>
+      <w:tr>
+        <w:tc>
+          <w:tcPr>
+            <w:tcW w:type="dxa" w:w="9524"/>
+            <w:shd w:val="clear" w:fill="EDFAF2"/>
+          </w:tcPr>
+          <w:p>
+            <w:r>
+              <w:rPr>
+                <w:b/>
+                <w:color w:val="0A3D1F"/>
+                <w:sz w:val="20"/>
+              </w:rPr>
+              <w:t xml:space="preserve">Exception : mission sans état de paiement (reprise de données) : </w:t>
+            </w:r>
+            <w:r>
+              <w:rPr>
+                <w:sz w:val="20"/>
+              </w:rPr>
+              <w:t>Pour une mission dont aucun état de paiement n'a été établi, la fiche d'un OM au statut IMPORTE propose les boutons « Valider » (CONTROLEUR) et « Rejeter » (motif d'au moins 10 caractères). Dès qu'un état existe pour la mission, ces boutons disparaissent : la validation passe alors obligatoirement par l'état. Un OM rejeté voit ses versements en attente ANNULÉS : il ne sera jamais payé.</w:t>
+            </w:r>
+          </w:p>
+        </w:tc>
+      </w:tr>
+    </w:tbl>
+    <w:p/>
     <w:p>
       <w:pPr>
         <w:pStyle w:val="Heading2"/>
@@ -3770,6 +4526,10 @@
     <w:p>
       <w:pPr>
         <w:pStyle w:val="ListNumber"/>
+        <w:numPr>
+          <w:ilvl w:val="0"/>
+          <w:numId w:val="16"/>
+        </w:numPr>
       </w:pPr>
       <w:r>
         <w:t>Depuis la fiche de l'OM, cliquez sur « Amender ».</w:t>
@@ -3778,6 +4538,10 @@
     <w:p>
       <w:pPr>
         <w:pStyle w:val="ListNumber"/>
+        <w:numPr>
+          <w:ilvl w:val="0"/>
+          <w:numId w:val="16"/>
+        </w:numPr>
       </w:pPr>
       <w:r>
         <w:t>Saisissez le nouveau nombre de jours (ou la nouvelle répartition) et un motif obligatoire (≥ 10 caractères).</w:t>
@@ -3786,6 +4550,10 @@
     <w:p>
       <w:pPr>
         <w:pStyle w:val="ListNumber"/>
+        <w:numPr>
+          <w:ilvl w:val="0"/>
+          <w:numId w:val="16"/>
+        </w:numPr>
       </w:pPr>
       <w:r>
         <w:t>Validez : le nouveau montant total est recalculé et le reliquat ajusté.</w:t>
@@ -3840,6 +4608,22 @@
       </w:pPr>
       <w:r>
         <w:t>L'amendement est refusé si l'OM est rejeté ou annulé, si un état de tranche est en cours de signature (contrôle / visa en cours), si l'état des reliquats est déjà validé, ou si un trop-perçu de l'OM a déjà été recouvré.</w:t>
+      </w:r>
+    </w:p>
+    <w:p>
+      <w:pPr>
+        <w:pStyle w:val="ListBullet"/>
+      </w:pPr>
+      <w:r>
+        <w:t>Il est aussi refusé tant qu'un fichier de paiement contenant l'OM attend son dépôt (lot GÉNÉRÉ) : confirmez d'abord le lot, ou signalez-le en erreur, puis amendez.</w:t>
+      </w:r>
+    </w:p>
+    <w:p>
+      <w:pPr>
+        <w:pStyle w:val="ListBullet"/>
+      </w:pPr>
+      <w:r>
+        <w:t>Mission sans état de paiement : si l'avance a déjà été confirmée, elle est figée au moment de l'amendement, exactement comme après la validation d'un état des avances.</w:t>
       </w:r>
     </w:p>
     <w:p>
@@ -3965,13 +4749,14 @@
         <w:tblStyle w:val="TableGrid"/>
         <w:tblW w:type="auto" w:w="0"/>
         <w:jc w:val="center"/>
+        <w:tblLayout w:type="fixed"/>
         <w:tblLook w:firstColumn="1" w:firstRow="1" w:lastColumn="0" w:lastRow="0" w:noHBand="0" w:noVBand="1" w:val="04A0"/>
       </w:tblPr>
       <w:tblGrid>
-        <w:gridCol w:w="2160"/>
-        <w:gridCol w:w="2160"/>
-        <w:gridCol w:w="2160"/>
-        <w:gridCol w:w="2160"/>
+        <w:gridCol w:w="907"/>
+        <w:gridCol w:w="1814"/>
+        <w:gridCol w:w="4535"/>
+        <w:gridCol w:w="2268"/>
       </w:tblGrid>
       <w:tr>
         <w:tc>
@@ -4323,6 +5108,41 @@
         <w:t>Il existe donc deux documents définitifs : l'état des avances et l'état des reliquats.</w:t>
       </w:r>
     </w:p>
+    <w:tbl>
+      <w:tblPr>
+        <w:tblW w:type="auto" w:w="0"/>
+        <w:jc w:val="center"/>
+        <w:tblLook w:firstColumn="1" w:firstRow="1" w:lastColumn="0" w:lastRow="0" w:noHBand="0" w:noVBand="1" w:val="04A0"/>
+      </w:tblPr>
+      <w:tblGrid>
+        <w:gridCol w:w="8640"/>
+      </w:tblGrid>
+      <w:tr>
+        <w:tc>
+          <w:tcPr>
+            <w:tcW w:type="dxa" w:w="9524"/>
+            <w:shd w:val="clear" w:fill="EDFAF2"/>
+          </w:tcPr>
+          <w:p>
+            <w:r>
+              <w:rPr>
+                <w:b/>
+                <w:color w:val="0A3D1F"/>
+                <w:sz w:val="20"/>
+              </w:rPr>
+              <w:t xml:space="preserve">L'état des reliquats porte le montant réellement payé : </w:t>
+            </w:r>
+            <w:r>
+              <w:rPr>
+                <w:sz w:val="20"/>
+              </w:rPr>
+              <w:t>Le total de l'état des reliquats est la somme des reliquats POSITIFS : c'est exactement ce que les fichiers de paiement verseront. Un trop-perçu (reliquat négatif après amendement) ne diminue pas ce total ; il apparaît sur la ligne du bénéficiaire et dans une mention distincte « trop-perçus hors total, à recouvrer par retenue sur salaire » (voir chapitre 9.5).</w:t>
+            </w:r>
+          </w:p>
+        </w:tc>
+      </w:tr>
+    </w:tbl>
+    <w:p/>
     <w:p>
       <w:pPr>
         <w:pStyle w:val="ListBullet"/>
@@ -4430,7 +5250,7 @@
         <w:pStyle w:val="ListBullet"/>
       </w:pPr>
       <w:r>
-        <w:t>Transport : montant facultatif ajouté au total avant la répartition avance / reliquat.</w:t>
+        <w:t>Transport : montant facultatif ajouté au total avant la répartition avance / reliquat. Il reste dû même si aucun jour n'est facturé (per diem à 0).</w:t>
       </w:r>
     </w:p>
     <w:p>
@@ -4454,7 +5274,7 @@
         <w:pStyle w:val="ListBullet"/>
       </w:pPr>
       <w:r>
-        <w:t>Exonération (prise en charge par un tiers) : tous les montants sont à 0, aucun versement n'est créé.</w:t>
+        <w:t>Exonération (prise en charge par un tiers) : tous les montants sont à 0, transport compris, et aucun versement n'est créé.</w:t>
       </w:r>
     </w:p>
     <w:p>
@@ -4529,6 +5349,10 @@
     <w:p>
       <w:pPr>
         <w:pStyle w:val="ListNumber"/>
+        <w:numPr>
+          <w:ilvl w:val="0"/>
+          <w:numId w:val="17"/>
+        </w:numPr>
       </w:pPr>
       <w:r>
         <w:t>Ouvrez « Paiements MTN » ou « Paiements Moov ».</w:t>
@@ -4537,6 +5361,10 @@
     <w:p>
       <w:pPr>
         <w:pStyle w:val="ListNumber"/>
+        <w:numPr>
+          <w:ilvl w:val="0"/>
+          <w:numId w:val="17"/>
+        </w:numPr>
       </w:pPr>
       <w:r>
         <w:t>Sélectionnez la mission, la tranche (AVANCE ou RELIQUAT) et l'opérateur.</w:t>
@@ -4545,6 +5373,10 @@
     <w:p>
       <w:pPr>
         <w:pStyle w:val="ListNumber"/>
+        <w:numPr>
+          <w:ilvl w:val="0"/>
+          <w:numId w:val="17"/>
+        </w:numPr>
       </w:pPr>
       <w:r>
         <w:t>Cliquez sur « Prévisualiser » : la liste des bénéficiaires éligibles s'affiche.</w:t>
@@ -4553,6 +5385,10 @@
     <w:p>
       <w:pPr>
         <w:pStyle w:val="ListNumber"/>
+        <w:numPr>
+          <w:ilvl w:val="0"/>
+          <w:numId w:val="17"/>
+        </w:numPr>
       </w:pPr>
       <w:r>
         <w:t>Cliquez sur « Générer » : le fichier (.txt pour MTN, .xlsx pour Moov) est téléchargé. Le lot passe au statut GÉNÉRÉ.</w:t>
@@ -4564,7 +5400,7 @@
           <w:b w:val="0"/>
           <w:i w:val="0"/>
         </w:rPr>
-        <w:t>Pour un volume important, la génération se fait en arrière-plan ; un suivi vous informe lorsque le fichier est prêt.</w:t>
+        <w:t>Pour un volume important (plus de 50 bénéficiaires), la génération se fait en arrière-plan : une barre de progression s'affiche et le fichier se télécharge automatiquement dès qu'il est prêt. Restez sur l'écran pendant le traitement ; le lot reste ensuite re-téléchargeable depuis la liste des lots.</w:t>
       </w:r>
     </w:p>
     <w:p>
@@ -4578,6 +5414,10 @@
     <w:p>
       <w:pPr>
         <w:pStyle w:val="ListNumber"/>
+        <w:numPr>
+          <w:ilvl w:val="0"/>
+          <w:numId w:val="18"/>
+        </w:numPr>
       </w:pPr>
       <w:r>
         <w:t>Déposez le fichier généré sur la plateforme de l'opérateur (hors application).</w:t>
@@ -4586,6 +5426,10 @@
     <w:p>
       <w:pPr>
         <w:pStyle w:val="ListNumber"/>
+        <w:numPr>
+          <w:ilvl w:val="0"/>
+          <w:numId w:val="18"/>
+        </w:numPr>
       </w:pPr>
       <w:r>
         <w:t>Une fois le dépôt réussi, revenez dans l'application et cliquez sur « Confirmer » pour le lot.</w:t>
@@ -4594,6 +5438,10 @@
     <w:p>
       <w:pPr>
         <w:pStyle w:val="ListNumber"/>
+        <w:numPr>
+          <w:ilvl w:val="0"/>
+          <w:numId w:val="18"/>
+        </w:numPr>
       </w:pPr>
       <w:r>
         <w:t>Le lot et ses versements passent au statut CONFIRMÉ et sont horodatés. L'OM dont tous les versements sont confirmés passe au statut SOLDÉ.</w:t>
@@ -4620,7 +5468,7 @@
         <w:pStyle w:val="ListBullet"/>
       </w:pPr>
       <w:r>
-        <w:t>En cas de problème de dépôt, marquez le lot « en erreur » : cela réautorise une nouvelle génération.</w:t>
+        <w:t>En cas de problème de dépôt, marquez le lot « en erreur » : cela réautorise une nouvelle génération. Ses versements redeviennent EN ATTENTE et reprennent le téléphone et l'opérateur ACTUELS de l'agent : si le dépôt a échoué à cause d'un mauvais numéro, corrigez la fiche de l'agent, puis régénérez.</w:t>
       </w:r>
     </w:p>
     <w:p>
@@ -4631,6 +5479,41 @@
         <w:t>Seul un lot au statut GÉNÉRÉ peut être confirmé : un lot en erreur doit d'abord être régénéré (on ne confirme jamais un fichier invalidé), et un lot confirmé est définitif.</w:t>
       </w:r>
     </w:p>
+    <w:tbl>
+      <w:tblPr>
+        <w:tblW w:type="auto" w:w="0"/>
+        <w:jc w:val="center"/>
+        <w:tblLook w:firstColumn="1" w:firstRow="1" w:lastColumn="0" w:lastRow="0" w:noHBand="0" w:noVBand="1" w:val="04A0"/>
+      </w:tblPr>
+      <w:tblGrid>
+        <w:gridCol w:w="8640"/>
+      </w:tblGrid>
+      <w:tr>
+        <w:tc>
+          <w:tcPr>
+            <w:tcW w:type="dxa" w:w="9524"/>
+            <w:shd w:val="clear" w:fill="EDFAF2"/>
+          </w:tcPr>
+          <w:p>
+            <w:r>
+              <w:rPr>
+                <w:b/>
+                <w:color w:val="0A3D1F"/>
+                <w:sz w:val="20"/>
+              </w:rPr>
+              <w:t xml:space="preserve">Lots complémentaires : </w:t>
+            </w:r>
+            <w:r>
+              <w:rPr>
+                <w:sz w:val="20"/>
+              </w:rPr>
+              <w:t>Un lot confirmé n'est jamais réécrit. Si un versement devient payable après coup (OM validé plus tard, agent passé d'un opérateur à l'autre, reliquat redevenu positif…), une nouvelle génération crée un lot COMPLÉMENTAIRE qui ne contient que ces nouveaux bénéficiaires. Il est signalé par un badge « complémentaire n° 2, 3… » dans la liste des lots et son fichier porte le suffixe « _COMPL2 », « _COMPL3 »… Il se dépose et se confirme comme un lot ordinaire.</w:t>
+            </w:r>
+          </w:p>
+        </w:tc>
+      </w:tr>
+    </w:tbl>
+    <w:p/>
     <w:p>
       <w:pPr>
         <w:pStyle w:val="Heading2"/>
@@ -4691,6 +5574,10 @@
     <w:p>
       <w:pPr>
         <w:pStyle w:val="ListNumber"/>
+        <w:numPr>
+          <w:ilvl w:val="0"/>
+          <w:numId w:val="19"/>
+        </w:numPr>
       </w:pPr>
       <w:r>
         <w:t>Ouvrez « Régularisations » : la liste des trop-perçus (à recouvrer / recouvrés) s'affiche, filtrable et paginée.</w:t>
@@ -4699,6 +5586,10 @@
     <w:p>
       <w:pPr>
         <w:pStyle w:val="ListNumber"/>
+        <w:numPr>
+          <w:ilvl w:val="0"/>
+          <w:numId w:val="19"/>
+        </w:numPr>
       </w:pPr>
       <w:r>
         <w:t>Téléchargez le « document de retenue sur salaire » (PDF) à remettre à la RH ; il porte le montant à retenir, en chiffres et en toutes lettres.</w:t>
@@ -4707,6 +5598,10 @@
     <w:p>
       <w:pPr>
         <w:pStyle w:val="ListNumber"/>
+        <w:numPr>
+          <w:ilvl w:val="0"/>
+          <w:numId w:val="19"/>
+        </w:numPr>
       </w:pPr>
       <w:r>
         <w:t>Une fois la retenue appliquée par la RH, cliquez sur « Constater le recouvrement » : le versement passe au statut RECOUVRÉ.</w:t>
@@ -4734,7 +5629,7 @@
         <w:pStyle w:val="ListBullet"/>
       </w:pPr>
       <w:r>
-        <w:t>Consultation : accessible à tous les profils internes (« Barème — consulter »).</w:t>
+        <w:t>Consultation : profils disposant de « Barème — consulter » (tous sauf le LECTEUR, par défaut).</w:t>
       </w:r>
     </w:p>
     <w:p>
@@ -4989,9 +5884,113 @@
         <w:pStyle w:val="ListBullet"/>
       </w:pPr>
       <w:r>
-        <w:t>Sauvegardes : création et gestion des sauvegardes de la base de données.</w:t>
+        <w:t>Sauvegardes : création, téléchargement, restauration et suppression des sauvegardes de la base de données (voir chapitre 13.3).</w:t>
       </w:r>
     </w:p>
+    <w:p>
+      <w:pPr>
+        <w:pStyle w:val="Heading2"/>
+      </w:pPr>
+      <w:r>
+        <w:t>13.3 Sauvegardes et restauration</w:t>
+      </w:r>
+    </w:p>
+    <w:p>
+      <w:r>
+        <w:rPr>
+          <w:b w:val="0"/>
+          <w:i w:val="0"/>
+        </w:rPr>
+        <w:t>Réservé au SUPER_ADMIN, écran « Sauvegardes ». Une sauvegarde automatique est faite chaque nuit (02:00) par le serveur ; le bouton « Nouvelle sauvegarde » en crée une immédiatement.</w:t>
+      </w:r>
+    </w:p>
+    <w:p>
+      <w:pPr>
+        <w:pStyle w:val="ListBullet"/>
+      </w:pPr>
+      <w:r>
+        <w:t>Télécharger : survolez une sauvegarde et cliquez sur l'icône de téléchargement pour en garder une copie hors du serveur.</w:t>
+      </w:r>
+    </w:p>
+    <w:p>
+      <w:pPr>
+        <w:pStyle w:val="Heading3"/>
+      </w:pPr>
+      <w:r>
+        <w:t>Restaurer une sauvegarde</w:t>
+      </w:r>
+    </w:p>
+    <w:p>
+      <w:pPr>
+        <w:pStyle w:val="ListNumber"/>
+        <w:numPr>
+          <w:ilvl w:val="0"/>
+          <w:numId w:val="20"/>
+        </w:numPr>
+      </w:pPr>
+      <w:r>
+        <w:t>Survolez la sauvegarde voulue et cliquez sur l'icône « Restaurer ».</w:t>
+      </w:r>
+    </w:p>
+    <w:p>
+      <w:pPr>
+        <w:pStyle w:val="ListNumber"/>
+        <w:numPr>
+          <w:ilvl w:val="0"/>
+          <w:numId w:val="20"/>
+        </w:numPr>
+      </w:pPr>
+      <w:r>
+        <w:t>Lisez l'avertissement : la base actuelle sera entièrement remplacée.</w:t>
+      </w:r>
+    </w:p>
+    <w:p>
+      <w:pPr>
+        <w:pStyle w:val="ListNumber"/>
+        <w:numPr>
+          <w:ilvl w:val="0"/>
+          <w:numId w:val="20"/>
+        </w:numPr>
+      </w:pPr>
+      <w:r>
+        <w:t>Recopiez exactement le nom du fichier pour confirmer, puis cliquez sur « Restaurer ».</w:t>
+      </w:r>
+    </w:p>
+    <w:tbl>
+      <w:tblPr>
+        <w:tblW w:type="auto" w:w="0"/>
+        <w:jc w:val="center"/>
+        <w:tblLook w:firstColumn="1" w:firstRow="1" w:lastColumn="0" w:lastRow="0" w:noHBand="0" w:noVBand="1" w:val="04A0"/>
+      </w:tblPr>
+      <w:tblGrid>
+        <w:gridCol w:w="8640"/>
+      </w:tblGrid>
+      <w:tr>
+        <w:tc>
+          <w:tcPr>
+            <w:tcW w:type="dxa" w:w="9524"/>
+            <w:shd w:val="clear" w:fill="EDFAF2"/>
+          </w:tcPr>
+          <w:p>
+            <w:r>
+              <w:rPr>
+                <w:b/>
+                <w:color w:val="0A3D1F"/>
+                <w:sz w:val="20"/>
+              </w:rPr>
+              <w:t xml:space="preserve">Une restauration se défait : </w:t>
+            </w:r>
+            <w:r>
+              <w:rPr>
+                <w:sz w:val="20"/>
+              </w:rPr>
+              <w:t>Juste avant d'écraser la base, l'application crée automatiquement une sauvegarde de l'état courant. En cas d'erreur, il suffit de restaurer cette sauvegarde de sécurité, la plus récente de la liste. Toutes les données saisies après la date de la sauvegarde restaurée sont perdues : prévenez les utilisateurs et choisissez un moment sans activité. L'opération est tracée au journal d'audit.</w:t>
+            </w:r>
+          </w:p>
+        </w:tc>
+      </w:tr>
+    </w:tbl>
+    <w:p/>
     <w:p>
       <w:r>
         <w:br w:type="page"/>
@@ -5018,11 +6017,12 @@
         <w:tblStyle w:val="TableGrid"/>
         <w:tblW w:type="auto" w:w="0"/>
         <w:jc w:val="center"/>
+        <w:tblLayout w:type="fixed"/>
         <w:tblLook w:firstColumn="1" w:firstRow="1" w:lastColumn="0" w:lastRow="0" w:noHBand="0" w:noVBand="1" w:val="04A0"/>
       </w:tblPr>
       <w:tblGrid>
-        <w:gridCol w:w="4320"/>
-        <w:gridCol w:w="4320"/>
+        <w:gridCol w:w="2268"/>
+        <w:gridCol w:w="7257"/>
       </w:tblGrid>
       <w:tr>
         <w:tc>
@@ -5235,11 +6235,12 @@
         <w:tblStyle w:val="TableGrid"/>
         <w:tblW w:type="auto" w:w="0"/>
         <w:jc w:val="center"/>
+        <w:tblLayout w:type="fixed"/>
         <w:tblLook w:firstColumn="1" w:firstRow="1" w:lastColumn="0" w:lastRow="0" w:noHBand="0" w:noVBand="1" w:val="04A0"/>
       </w:tblPr>
       <w:tblGrid>
-        <w:gridCol w:w="4320"/>
-        <w:gridCol w:w="4320"/>
+        <w:gridCol w:w="2268"/>
+        <w:gridCol w:w="7257"/>
       </w:tblGrid>
       <w:tr>
         <w:tc>
@@ -5400,7 +6401,7 @@
                 <w:b w:val="0"/>
                 <w:sz w:val="20"/>
               </w:rPr>
-              <w:t>Rejeté individuellement (reprise de données ; motif requis).</w:t>
+              <w:t>Rejeté individuellement (reprise de données ; motif requis) ; ses versements sont annulés.</w:t>
             </w:r>
           </w:p>
         </w:tc>
@@ -5452,11 +6453,12 @@
         <w:tblStyle w:val="TableGrid"/>
         <w:tblW w:type="auto" w:w="0"/>
         <w:jc w:val="center"/>
+        <w:tblLayout w:type="fixed"/>
         <w:tblLook w:firstColumn="1" w:firstRow="1" w:lastColumn="0" w:lastRow="0" w:noHBand="0" w:noVBand="1" w:val="04A0"/>
       </w:tblPr>
       <w:tblGrid>
-        <w:gridCol w:w="4320"/>
-        <w:gridCol w:w="4320"/>
+        <w:gridCol w:w="2268"/>
+        <w:gridCol w:w="7257"/>
       </w:tblGrid>
       <w:tr>
         <w:tc>
@@ -5586,6 +6588,38 @@
                 <w:sz w:val="20"/>
               </w:rPr>
               <w:t>Paiement confirmé après dépôt.</w:t>
+            </w:r>
+          </w:p>
+        </w:tc>
+      </w:tr>
+      <w:tr>
+        <w:tc>
+          <w:tcPr>
+            <w:tcW w:type="dxa" w:w="2268"/>
+          </w:tcPr>
+          <w:p>
+            <w:r/>
+            <w:r>
+              <w:rPr>
+                <w:b w:val="0"/>
+                <w:sz w:val="20"/>
+              </w:rPr>
+              <w:t>ANNULE</w:t>
+            </w:r>
+          </w:p>
+        </w:tc>
+        <w:tc>
+          <w:tcPr>
+            <w:tcW w:type="dxa" w:w="7257"/>
+          </w:tcPr>
+          <w:p>
+            <w:r/>
+            <w:r>
+              <w:rPr>
+                <w:b w:val="0"/>
+                <w:sz w:val="20"/>
+              </w:rPr>
+              <w:t>Versement d'un OM rejeté : ne sera jamais payé.</w:t>
             </w:r>
           </w:p>
         </w:tc>
@@ -5662,6 +6696,16 @@
       </w:pPr>
       <w:r>
         <w:t>Lot de paiement</w:t>
+      </w:r>
+    </w:p>
+    <w:p>
+      <w:r>
+        <w:rPr>
+          <w:b w:val="0"/>
+          <w:i/>
+          <w:color w:val="4B5563"/>
+        </w:rPr>
+        <w:t>Un lot porte aussi un numéro de séquence : 1 pour le lot initial, 2, 3… pour les lots complémentaires créés après la confirmation du précédent.</w:t>
       </w:r>
     </w:p>
     <w:tbl>
@@ -5669,11 +6713,12 @@
         <w:tblStyle w:val="TableGrid"/>
         <w:tblW w:type="auto" w:w="0"/>
         <w:jc w:val="center"/>
+        <w:tblLayout w:type="fixed"/>
         <w:tblLook w:firstColumn="1" w:firstRow="1" w:lastColumn="0" w:lastRow="0" w:noHBand="0" w:noVBand="1" w:val="04A0"/>
       </w:tblPr>
       <w:tblGrid>
-        <w:gridCol w:w="4320"/>
-        <w:gridCol w:w="4320"/>
+        <w:gridCol w:w="2268"/>
+        <w:gridCol w:w="7257"/>
       </w:tblGrid>
       <w:tr>
         <w:tc>
@@ -5802,7 +6847,7 @@
                 <w:b w:val="0"/>
                 <w:sz w:val="20"/>
               </w:rPr>
-              <w:t>Signalé en erreur — régénération autorisée.</w:t>
+              <w:t>Signalé en erreur — versements remis en attente, régénération autorisée.</w:t>
             </w:r>
           </w:p>
         </w:tc>
@@ -5835,13 +6880,14 @@
         <w:tblStyle w:val="TableGrid"/>
         <w:tblW w:type="auto" w:w="0"/>
         <w:jc w:val="center"/>
+        <w:tblLayout w:type="fixed"/>
         <w:tblLook w:firstColumn="1" w:firstRow="1" w:lastColumn="0" w:lastRow="0" w:noHBand="0" w:noVBand="1" w:val="04A0"/>
       </w:tblPr>
       <w:tblGrid>
-        <w:gridCol w:w="2160"/>
-        <w:gridCol w:w="2160"/>
-        <w:gridCol w:w="2160"/>
-        <w:gridCol w:w="2160"/>
+        <w:gridCol w:w="2381"/>
+        <w:gridCol w:w="2381"/>
+        <w:gridCol w:w="2381"/>
+        <w:gridCol w:w="2381"/>
       </w:tblGrid>
       <w:tr>
         <w:tc>
@@ -5925,7 +6971,7 @@
                 <w:b w:val="0"/>
                 <w:sz w:val="20"/>
               </w:rPr>
-              <w:t>ORDRE_1</w:t>
+              <w:t>INDICE_SUP_800</w:t>
             </w:r>
           </w:p>
         </w:tc>
@@ -5987,7 +7033,7 @@
                 <w:b w:val="0"/>
                 <w:sz w:val="20"/>
               </w:rPr>
-              <w:t>ORDRE_2</w:t>
+              <w:t>INDICE_400_799</w:t>
             </w:r>
           </w:p>
         </w:tc>
@@ -6049,7 +7095,7 @@
                 <w:b w:val="0"/>
                 <w:sz w:val="20"/>
               </w:rPr>
-              <w:t>ORDRE_3</w:t>
+              <w:t>INDICE_INF_400</w:t>
             </w:r>
           </w:p>
         </w:tc>
@@ -6114,14 +7160,15 @@
         <w:tblStyle w:val="TableGrid"/>
         <w:tblW w:type="auto" w:w="0"/>
         <w:jc w:val="center"/>
+        <w:tblLayout w:type="fixed"/>
         <w:tblLook w:firstColumn="1" w:firstRow="1" w:lastColumn="0" w:lastRow="0" w:noHBand="0" w:noVBand="1" w:val="04A0"/>
       </w:tblPr>
       <w:tblGrid>
-        <w:gridCol w:w="1728"/>
-        <w:gridCol w:w="1728"/>
-        <w:gridCol w:w="1728"/>
-        <w:gridCol w:w="1728"/>
-        <w:gridCol w:w="1728"/>
+        <w:gridCol w:w="1871"/>
+        <w:gridCol w:w="1984"/>
+        <w:gridCol w:w="1871"/>
+        <w:gridCol w:w="1871"/>
+        <w:gridCol w:w="1871"/>
       </w:tblGrid>
       <w:tr>
         <w:tc>
@@ -6222,7 +7269,7 @@
                 <w:b w:val="0"/>
                 <w:sz w:val="20"/>
               </w:rPr>
-              <w:t>ORDRE_1</w:t>
+              <w:t>INDICE_SUP_800</w:t>
             </w:r>
           </w:p>
         </w:tc>
@@ -6299,7 +7346,7 @@
                 <w:b w:val="0"/>
                 <w:sz w:val="20"/>
               </w:rPr>
-              <w:t>ORDRE_2</w:t>
+              <w:t>INDICE_400_799</w:t>
             </w:r>
           </w:p>
         </w:tc>
@@ -6376,7 +7423,7 @@
                 <w:b w:val="0"/>
                 <w:sz w:val="20"/>
               </w:rPr>
-              <w:t>ORDRE_3</w:t>
+              <w:t>INDICE_INF_400</w:t>
             </w:r>
           </w:p>
         </w:tc>
@@ -6456,14 +7503,15 @@
         <w:tblStyle w:val="TableGrid"/>
         <w:tblW w:type="auto" w:w="0"/>
         <w:jc w:val="center"/>
+        <w:tblLayout w:type="fixed"/>
         <w:tblLook w:firstColumn="1" w:firstRow="1" w:lastColumn="0" w:lastRow="0" w:noHBand="0" w:noVBand="1" w:val="04A0"/>
       </w:tblPr>
       <w:tblGrid>
-        <w:gridCol w:w="1728"/>
-        <w:gridCol w:w="1728"/>
-        <w:gridCol w:w="1728"/>
-        <w:gridCol w:w="1728"/>
-        <w:gridCol w:w="1728"/>
+        <w:gridCol w:w="1871"/>
+        <w:gridCol w:w="1984"/>
+        <w:gridCol w:w="1871"/>
+        <w:gridCol w:w="1871"/>
+        <w:gridCol w:w="1871"/>
       </w:tblGrid>
       <w:tr>
         <w:tc>
@@ -6564,7 +7612,7 @@
                 <w:b w:val="0"/>
                 <w:sz w:val="20"/>
               </w:rPr>
-              <w:t>ORDRE_1</w:t>
+              <w:t>INDICE_SUP_800</w:t>
             </w:r>
           </w:p>
         </w:tc>
@@ -6641,7 +7689,7 @@
                 <w:b w:val="0"/>
                 <w:sz w:val="20"/>
               </w:rPr>
-              <w:t>ORDRE_2</w:t>
+              <w:t>INDICE_400_799</w:t>
             </w:r>
           </w:p>
         </w:tc>
@@ -6718,7 +7766,7 @@
                 <w:b w:val="0"/>
                 <w:sz w:val="20"/>
               </w:rPr>
-              <w:t>ORDRE_3</w:t>
+              <w:t>INDICE_INF_400</w:t>
             </w:r>
           </w:p>
         </w:tc>
@@ -6813,11 +7861,12 @@
         <w:tblStyle w:val="TableGrid"/>
         <w:tblW w:type="auto" w:w="0"/>
         <w:jc w:val="center"/>
+        <w:tblLayout w:type="fixed"/>
         <w:tblLook w:firstColumn="1" w:firstRow="1" w:lastColumn="0" w:lastRow="0" w:noHBand="0" w:noVBand="1" w:val="04A0"/>
       </w:tblPr>
       <w:tblGrid>
-        <w:gridCol w:w="4320"/>
-        <w:gridCol w:w="4320"/>
+        <w:gridCol w:w="2381"/>
+        <w:gridCol w:w="7143"/>
       </w:tblGrid>
       <w:tr>
         <w:tc>
@@ -7043,6 +8092,38 @@
                 <w:sz w:val="20"/>
               </w:rPr>
               <w:t>1 mission × 1 tranche × 1 opérateur = 1 fichier de paiement.</w:t>
+            </w:r>
+          </w:p>
+        </w:tc>
+      </w:tr>
+      <w:tr>
+        <w:tc>
+          <w:tcPr>
+            <w:tcW w:type="dxa" w:w="2381"/>
+          </w:tcPr>
+          <w:p>
+            <w:r/>
+            <w:r>
+              <w:rPr>
+                <w:b w:val="0"/>
+                <w:sz w:val="20"/>
+              </w:rPr>
+              <w:t>Lot complémentaire</w:t>
+            </w:r>
+          </w:p>
+        </w:tc>
+        <w:tc>
+          <w:tcPr>
+            <w:tcW w:type="dxa" w:w="7143"/>
+          </w:tcPr>
+          <w:p>
+            <w:r/>
+            <w:r>
+              <w:rPr>
+                <w:b w:val="0"/>
+                <w:sz w:val="20"/>
+              </w:rPr>
+              <w:t>Nouveau lot pour les versements devenus payables après la confirmation d'un lot.</w:t>
             </w:r>
           </w:p>
         </w:tc>
@@ -7487,6 +8568,72 @@
   </w:num>
   <w:num w:numId="9">
     <w:abstractNumId w:val="0"/>
+  </w:num>
+  <w:num w:numId="10">
+    <w:abstractNumId w:val="7"/>
+    <w:lvlOverride w:ilvl="0">
+      <w:startOverride w:val="1"/>
+    </w:lvlOverride>
+  </w:num>
+  <w:num w:numId="11">
+    <w:abstractNumId w:val="7"/>
+    <w:lvlOverride w:ilvl="0">
+      <w:startOverride w:val="1"/>
+    </w:lvlOverride>
+  </w:num>
+  <w:num w:numId="12">
+    <w:abstractNumId w:val="7"/>
+    <w:lvlOverride w:ilvl="0">
+      <w:startOverride w:val="1"/>
+    </w:lvlOverride>
+  </w:num>
+  <w:num w:numId="13">
+    <w:abstractNumId w:val="7"/>
+    <w:lvlOverride w:ilvl="0">
+      <w:startOverride w:val="1"/>
+    </w:lvlOverride>
+  </w:num>
+  <w:num w:numId="14">
+    <w:abstractNumId w:val="7"/>
+    <w:lvlOverride w:ilvl="0">
+      <w:startOverride w:val="1"/>
+    </w:lvlOverride>
+  </w:num>
+  <w:num w:numId="15">
+    <w:abstractNumId w:val="7"/>
+    <w:lvlOverride w:ilvl="0">
+      <w:startOverride w:val="1"/>
+    </w:lvlOverride>
+  </w:num>
+  <w:num w:numId="16">
+    <w:abstractNumId w:val="7"/>
+    <w:lvlOverride w:ilvl="0">
+      <w:startOverride w:val="1"/>
+    </w:lvlOverride>
+  </w:num>
+  <w:num w:numId="17">
+    <w:abstractNumId w:val="7"/>
+    <w:lvlOverride w:ilvl="0">
+      <w:startOverride w:val="1"/>
+    </w:lvlOverride>
+  </w:num>
+  <w:num w:numId="18">
+    <w:abstractNumId w:val="7"/>
+    <w:lvlOverride w:ilvl="0">
+      <w:startOverride w:val="1"/>
+    </w:lvlOverride>
+  </w:num>
+  <w:num w:numId="19">
+    <w:abstractNumId w:val="7"/>
+    <w:lvlOverride w:ilvl="0">
+      <w:startOverride w:val="1"/>
+    </w:lvlOverride>
+  </w:num>
+  <w:num w:numId="20">
+    <w:abstractNumId w:val="7"/>
+    <w:lvlOverride w:ilvl="0">
+      <w:startOverride w:val="1"/>
+    </w:lvlOverride>
   </w:num>
 </w:numbering>
 </file>

--- a/docs/Guide-Utilisateur-ANaTT.docx
+++ b/docs/Guide-Utilisateur-ANaTT.docx
@@ -796,6 +796,100 @@
           </w:p>
         </w:tc>
       </w:tr>
+      <w:tr>
+        <w:tc>
+          <w:tcPr>
+            <w:tcW w:type="dxa" w:w="2041"/>
+          </w:tcPr>
+          <w:p>
+            <w:r/>
+            <w:r>
+              <w:rPr>
+                <w:b w:val="0"/>
+                <w:sz w:val="20"/>
+              </w:rPr>
+              <w:t>PDF de l'OM</w:t>
+            </w:r>
+          </w:p>
+        </w:tc>
+        <w:tc>
+          <w:tcPr>
+            <w:tcW w:type="dxa" w:w="6236"/>
+          </w:tcPr>
+          <w:p>
+            <w:r/>
+            <w:r>
+              <w:rPr>
+                <w:b w:val="0"/>
+                <w:sz w:val="20"/>
+              </w:rPr>
+              <w:t>Il reprend les signatures de l'état des avances qui couvre l'OM (même code de vérification que l'état), au fur et à mesure du circuit.</w:t>
+            </w:r>
+          </w:p>
+        </w:tc>
+        <w:tc>
+          <w:tcPr>
+            <w:tcW w:type="dxa" w:w="1247"/>
+          </w:tcPr>
+          <w:p>
+            <w:r/>
+            <w:r>
+              <w:rPr>
+                <w:b w:val="0"/>
+                <w:sz w:val="20"/>
+              </w:rPr>
+              <w:t>6.2</w:t>
+            </w:r>
+          </w:p>
+        </w:tc>
+      </w:tr>
+      <w:tr>
+        <w:tc>
+          <w:tcPr>
+            <w:tcW w:type="dxa" w:w="2041"/>
+          </w:tcPr>
+          <w:p>
+            <w:r/>
+            <w:r>
+              <w:rPr>
+                <w:b w:val="0"/>
+                <w:sz w:val="20"/>
+              </w:rPr>
+              <w:t>Restauration</w:t>
+            </w:r>
+          </w:p>
+        </w:tc>
+        <w:tc>
+          <w:tcPr>
+            <w:tcW w:type="dxa" w:w="6236"/>
+          </w:tcPr>
+          <w:p>
+            <w:r/>
+            <w:r>
+              <w:rPr>
+                <w:b w:val="0"/>
+                <w:sz w:val="20"/>
+              </w:rPr>
+              <w:t>Les droits d'accès sauvegardés reprennent effet immédiatement ; les réglages de « Paramètres » et les paraphes ne font pas partie de la sauvegarde.</w:t>
+            </w:r>
+          </w:p>
+        </w:tc>
+        <w:tc>
+          <w:tcPr>
+            <w:tcW w:type="dxa" w:w="1247"/>
+          </w:tcPr>
+          <w:p>
+            <w:r/>
+            <w:r>
+              <w:rPr>
+                <w:b w:val="0"/>
+                <w:sz w:val="20"/>
+              </w:rPr>
+              <w:t>13.3</w:t>
+            </w:r>
+          </w:p>
+        </w:tc>
+      </w:tr>
     </w:tbl>
     <w:p/>
     <w:p>
@@ -4463,6 +4557,14 @@
       </w:r>
     </w:p>
     <w:p>
+      <w:pPr>
+        <w:pStyle w:val="ListBullet"/>
+      </w:pPr>
+      <w:r>
+        <w:t>Le PDF de l'OM reprend les signatures de l'état des avances de sa mission, au fur et à mesure du circuit (contrôle, puis visa DAF, puis validation DG), avec le même code de vérification que l'état. Un OM rejeté n'en porte aucune, et un brouillon jamais. Le document de référence reste l'état de paiement.</w:t>
+      </w:r>
+    </w:p>
+    <w:p>
       <w:r>
         <w:rPr>
           <w:b w:val="0"/>
@@ -5037,7 +5139,7 @@
         <w:pStyle w:val="ListBullet"/>
       </w:pPr>
       <w:r>
-        <w:t>Validation de l'état des AVANCES : elle arrête l'état, fait passer tous les OM de la mission au statut VALIDE et ouvre les fichiers d'avance.</w:t>
+        <w:t>Validation de l'état des AVANCES : elle arrête l'état, fait passer les OM de la mission au statut VALIDE (un OM rejeté auparavant reste rejeté), fige l'avance de chacun et ouvre les fichiers d'avance.</w:t>
       </w:r>
     </w:p>
     <w:p>
@@ -5868,7 +5970,7 @@
         <w:pStyle w:val="ListBullet"/>
       </w:pPr>
       <w:r>
-        <w:t>Année fiscale : l'exercice en cours est paramétrable — année (liste dynamique) et mois de début d'exercice. Par défaut, l'exercice coïncide avec l'année civile (début janvier) ; un mois de début différent produit un exercice à cheval, libellé « 2026-2027 ».</w:t>
+        <w:t>Année fiscale : l'exercice en cours est paramétrable — année (liste dynamique) et mois de début d'exercice. Par défaut, l'exercice coïncide avec l'année civile (début janvier) ; un mois de début différent produit un exercice à cheval, libellé « 2026-2027 ». À ce jour, ce réglage n'agit ni sur les montants, ni sur les rapports, ni sur les documents, qui se filtrent par dates.</w:t>
       </w:r>
     </w:p>
     <w:p>
@@ -5985,6 +6087,49 @@
                 <w:sz w:val="20"/>
               </w:rPr>
               <w:t>Juste avant d'écraser la base, l'application crée automatiquement une sauvegarde de l'état courant. En cas d'erreur, il suffit de restaurer cette sauvegarde de sécurité, la plus récente de la liste. Toutes les données saisies après la date de la sauvegarde restaurée sont perdues : prévenez les utilisateurs et choisissez un moment sans activité. L'opération est tracée au journal d'audit.</w:t>
+            </w:r>
+          </w:p>
+        </w:tc>
+      </w:tr>
+    </w:tbl>
+    <w:p/>
+    <w:p>
+      <w:pPr>
+        <w:pStyle w:val="ListBullet"/>
+      </w:pPr>
+      <w:r>
+        <w:t>Après une restauration, la matrice des droits d'accès de la sauvegarde s'applique immédiatement, sans autre manipulation.</w:t>
+      </w:r>
+    </w:p>
+    <w:tbl>
+      <w:tblPr>
+        <w:tblW w:type="auto" w:w="0"/>
+        <w:jc w:val="center"/>
+        <w:tblLook w:firstColumn="1" w:firstRow="1" w:lastColumn="0" w:lastRow="0" w:noHBand="0" w:noVBand="1" w:val="04A0"/>
+      </w:tblPr>
+      <w:tblGrid>
+        <w:gridCol w:w="8640"/>
+      </w:tblGrid>
+      <w:tr>
+        <w:tc>
+          <w:tcPr>
+            <w:tcW w:type="dxa" w:w="9524"/>
+            <w:shd w:val="clear" w:fill="EDFAF2"/>
+          </w:tcPr>
+          <w:p>
+            <w:r>
+              <w:rPr>
+                <w:b/>
+                <w:color w:val="0A3D1F"/>
+                <w:sz w:val="20"/>
+              </w:rPr>
+              <w:t xml:space="preserve">Ce que la sauvegarde ne contient pas : </w:t>
+            </w:r>
+            <w:r>
+              <w:rPr>
+                <w:sz w:val="20"/>
+              </w:rPr>
+              <w:t>La sauvegarde porte sur la base de données. Les réglages de l'écran « Paramètres » (part de l'avance, exercice, messagerie), les paraphes de l'écran « Signatures » et les fichiers produits (PDF, fichiers de paiement) sont conservés sur le serveur, hors de la base : une restauration ne les modifie pas. Leur copie relève de l'hébergement (dossier « storage » du serveur).</w:t>
             </w:r>
           </w:p>
         </w:tc>

--- a/docs/Guide-Utilisateur-ANaTT.docx
+++ b/docs/Guide-Utilisateur-ANaTT.docx
@@ -729,7 +729,7 @@
                 <w:b w:val="0"/>
                 <w:sz w:val="20"/>
               </w:rPr>
-              <w:t>Téléchargement et restauration d'une sauvegarde, avec sauvegarde de sécurité automatique avant restauration.</w:t>
+              <w:t>Téléchargement et restauration d'une sauvegarde, avec sauvegarde de sécurité automatique avant restauration. La liste est classée de la plus récente à la plus ancienne.</w:t>
             </w:r>
           </w:p>
         </w:tc>
@@ -839,6 +839,53 @@
                 <w:sz w:val="20"/>
               </w:rPr>
               <w:t>6.2</w:t>
+            </w:r>
+          </w:p>
+        </w:tc>
+      </w:tr>
+      <w:tr>
+        <w:tc>
+          <w:tcPr>
+            <w:tcW w:type="dxa" w:w="2041"/>
+          </w:tcPr>
+          <w:p>
+            <w:r/>
+            <w:r>
+              <w:rPr>
+                <w:b w:val="0"/>
+                <w:sz w:val="20"/>
+              </w:rPr>
+              <w:t>PDF d'un OM amendé</w:t>
+            </w:r>
+          </w:p>
+        </w:tc>
+        <w:tc>
+          <w:tcPr>
+            <w:tcW w:type="dxa" w:w="6236"/>
+          </w:tcPr>
+          <w:p>
+            <w:r/>
+            <w:r>
+              <w:rPr>
+                <w:b w:val="0"/>
+                <w:sz w:val="20"/>
+              </w:rPr>
+              <w:t>Il est régénéré après chaque amendement et indique l'avance engagée, le reliquat ajusté ou le trop-perçu, avec le rappel de l'amendement.</w:t>
+            </w:r>
+          </w:p>
+        </w:tc>
+        <w:tc>
+          <w:tcPr>
+            <w:tcW w:type="dxa" w:w="1247"/>
+          </w:tcPr>
+          <w:p>
+            <w:r/>
+            <w:r>
+              <w:rPr>
+                <w:b w:val="0"/>
+                <w:sz w:val="20"/>
+              </w:rPr>
+              <w:t>6.3</w:t>
             </w:r>
           </w:p>
         </w:tc>
@@ -4730,6 +4777,14 @@
     </w:p>
     <w:p>
       <w:pPr>
+        <w:pStyle w:val="ListBullet"/>
+      </w:pPr>
+      <w:r>
+        <w:t>Le PDF de l'OM (bouton « PDF » de la fiche) est régénéré après l'amendement. Il n'affiche plus « Avance (70 %) / Reliquat (30 %) » mais « Avance engagée », puis « Reliquat (ajusté par amendement) » ou, en cas de réduction forte, « Trop-perçu (à recouvrer par retenue sur salaire) » avec un montant négatif et la mention « Montant total dû ». Un encadré rappelle l'amendement : date, nombre de jours avant et après, motif.</w:t>
+      </w:r>
+    </w:p>
+    <w:p>
+      <w:pPr>
         <w:pStyle w:val="Heading1"/>
       </w:pPr>
       <w:r>
@@ -6004,6 +6059,14 @@
           <w:i w:val="0"/>
         </w:rPr>
         <w:t>Réservé au SUPER_ADMIN, écran « Sauvegardes ». Une sauvegarde automatique est faite chaque nuit (02:00) par le serveur ; le bouton « Nouvelle sauvegarde » en crée une immédiatement.</w:t>
+      </w:r>
+    </w:p>
+    <w:p>
+      <w:pPr>
+        <w:pStyle w:val="ListBullet"/>
+      </w:pPr>
+      <w:r>
+        <w:t>La liste est classée de la plus récente à la plus ancienne.</w:t>
       </w:r>
     </w:p>
     <w:p>

--- a/docs/Guide-Utilisateur-ANaTT.docx
+++ b/docs/Guide-Utilisateur-ANaTT.docx
@@ -870,7 +870,7 @@
                 <w:b w:val="0"/>
                 <w:sz w:val="20"/>
               </w:rPr>
-              <w:t>Il est régénéré après chaque amendement et indique l'avance engagée, le reliquat ajusté ou le trop-perçu, avec le rappel de l'amendement.</w:t>
+              <w:t>Il est régénéré après chaque amendement et indique l'avance engagée, le reliquat ajusté ou le trop-perçu, avec le rappel du dernier amendement.</w:t>
             </w:r>
           </w:p>
         </w:tc>
@@ -886,6 +886,53 @@
                 <w:sz w:val="20"/>
               </w:rPr>
               <w:t>6.3</w:t>
+            </w:r>
+          </w:p>
+        </w:tc>
+      </w:tr>
+      <w:tr>
+        <w:tc>
+          <w:tcPr>
+            <w:tcW w:type="dxa" w:w="2041"/>
+          </w:tcPr>
+          <w:p>
+            <w:r/>
+            <w:r>
+              <w:rPr>
+                <w:b w:val="0"/>
+                <w:sz w:val="20"/>
+              </w:rPr>
+              <w:t>Fiche de l'OM</w:t>
+            </w:r>
+          </w:p>
+        </w:tc>
+        <w:tc>
+          <w:tcPr>
+            <w:tcW w:type="dxa" w:w="6236"/>
+          </w:tcPr>
+          <w:p>
+            <w:r/>
+            <w:r>
+              <w:rPr>
+                <w:b w:val="0"/>
+                <w:sz w:val="20"/>
+              </w:rPr>
+              <w:t>Nouveau lien « PDF de l'OM » en haut de la fiche : le PDF officiel reste accessible une fois l'OM validé.</w:t>
+            </w:r>
+          </w:p>
+        </w:tc>
+        <w:tc>
+          <w:tcPr>
+            <w:tcW w:type="dxa" w:w="1247"/>
+          </w:tcPr>
+          <w:p>
+            <w:r/>
+            <w:r>
+              <w:rPr>
+                <w:b w:val="0"/>
+                <w:sz w:val="20"/>
+              </w:rPr>
+              <w:t>6.2</w:t>
             </w:r>
           </w:p>
         </w:tc>
@@ -4600,7 +4647,7 @@
         <w:pStyle w:val="ListBullet"/>
       </w:pPr>
       <w:r>
-        <w:t>Téléchargement du brouillon de l'OM et consultation de son journal d'audit.</w:t>
+        <w:t>En haut de la fiche, « Historique » ouvre le journal d'audit de l'OM et « PDF de l'OM » ouvre l'aperçu du PDF officiel, avec le bouton « Télécharger PDF ». Ce lien reste disponible une fois l'OM validé. Avant validation, « Télécharger le brouillon » fournit en plus une épreuve filigranée.</w:t>
       </w:r>
     </w:p>
     <w:p>
@@ -4748,7 +4795,7 @@
         <w:pStyle w:val="ListBullet"/>
       </w:pPr>
       <w:r>
-        <w:t>Chaque amendement est historisé (jours et montants avant / après, écart, motif, auteur, date) et consultable sur la fiche de l'OM ; il est tracé au journal d'audit.</w:t>
+        <w:t>Chaque amendement est historisé (jours et montants avant / après, écart, motif, auteur, date) et consultable sur la fiche de l'OM, le plus récent en tête ; il est tracé au journal d'audit.</w:t>
       </w:r>
     </w:p>
     <w:p>
@@ -4780,7 +4827,7 @@
         <w:pStyle w:val="ListBullet"/>
       </w:pPr>
       <w:r>
-        <w:t>Le PDF de l'OM (bouton « PDF » de la fiche) est régénéré après l'amendement. Il n'affiche plus « Avance (70 %) / Reliquat (30 %) » mais « Avance engagée », puis « Reliquat (ajusté par amendement) » ou, en cas de réduction forte, « Trop-perçu (à recouvrer par retenue sur salaire) » avec un montant négatif et la mention « Montant total dû ». Un encadré rappelle l'amendement : date, nombre de jours avant et après, motif.</w:t>
+        <w:t>Le PDF de l'OM (lien « PDF de l'OM » en haut de la fiche) est régénéré après l'amendement. Il n'affiche plus « Avance (70 %) / Reliquat (30 %) » mais « Avance engagée », puis « Reliquat (ajusté par amendement) » ou, en cas de réduction forte, « Trop-perçu (à recouvrer par retenue sur salaire) » avec un montant négatif et la mention « Montant total dû ». Un encadré rappelle l'amendement : date, nombre de jours avant et après, motif.</w:t>
       </w:r>
     </w:p>
     <w:p>
@@ -5749,7 +5796,7 @@
         </w:numPr>
       </w:pPr>
       <w:r>
-        <w:t>Téléchargez le « document de retenue sur salaire » (PDF) à remettre à la RH ; il porte le montant à retenir, en chiffres et en toutes lettres.</w:t>
+        <w:t>Cliquez sur « Document » pour télécharger le « document de retenue sur salaire » (PDF) à remettre à la RH ; il porte le montant à retenir, en chiffres et en toutes lettres, et le motif du dernier amendement.</w:t>
       </w:r>
     </w:p>
     <w:p>
@@ -5761,7 +5808,7 @@
         </w:numPr>
       </w:pPr>
       <w:r>
-        <w:t>Une fois la retenue appliquée par la RH, cliquez sur « Constater le recouvrement » : le versement passe au statut RECOUVRÉ.</w:t>
+        <w:t>Une fois la retenue appliquée par la RH, cliquez sur « Marquer recouvré » : le versement passe au statut RECOUVRÉ.</w:t>
       </w:r>
     </w:p>
     <w:p>

--- a/docs/Guide-Utilisateur-ANaTT.docx
+++ b/docs/Guide-Utilisateur-ANaTT.docx
@@ -5711,7 +5711,7 @@
               <w:rPr>
                 <w:sz w:val="20"/>
               </w:rPr>
-              <w:t>Un lot confirmé n'est jamais réécrit. Si un versement devient payable après coup (OM validé plus tard, agent passé d'un opérateur à l'autre, reliquat redevenu positif…), une nouvelle génération crée un lot COMPLÉMENTAIRE qui ne contient que ces nouveaux bénéficiaires. Il est signalé par un badge « complémentaire n° 2, 3… » dans la liste des lots et son fichier porte le suffixe « _COMPL2 », « _COMPL3 »… Il se dépose et se confirme comme un lot ordinaire.</w:t>
+              <w:t>Un lot confirmé n'est jamais réécrit. Si un versement devient payable après coup (OM validé plus tard, agent passé d'un opérateur à l'autre, reliquat redevenu positif…), une nouvelle génération crée un lot COMPLÉMENTAIRE qui ne contient que ces nouveaux bénéficiaires : sur l'écran MTN ou Moov, l'aperçu les liste et le bouton devient « Générer le lot complémentaire ». Il est signalé par un badge « complémentaire n° 2, 3… » dans la liste des lots et son fichier porte le suffixe « _COMPL2 », « _COMPL3 »… Il se dépose et se confirme comme un lot ordinaire.</w:t>
             </w:r>
           </w:p>
         </w:tc>

--- a/docs/Guide-Utilisateur-ANaTT.docx
+++ b/docs/Guide-Utilisateur-ANaTT.docx
@@ -4803,7 +4803,7 @@
         <w:pStyle w:val="ListBullet"/>
       </w:pPr>
       <w:r>
-        <w:t>L'amendement est refusé si l'OM est rejeté ou annulé, si un état de tranche est en cours de signature (contrôle / visa en cours), si l'état des reliquats est déjà validé, ou si un trop-perçu de l'OM a déjà été recouvré.</w:t>
+        <w:t>L'amendement est refusé si l'OM est rejeté ou annulé, si un état de tranche est en cours de signature (contrôle / visa en cours), si l'état des reliquats est déjà validé, si le reliquat de l'OM a déjà été payé, ou si un trop-perçu de l'OM a déjà été recouvré. Ces derniers cas relèvent d'un avenant formel, hors application.</w:t>
       </w:r>
     </w:p>
     <w:p>

--- a/docs/Guide-Utilisateur-ANaTT.docx
+++ b/docs/Guide-Utilisateur-ANaTT.docx
@@ -6688,7 +6688,7 @@
                 <w:b w:val="0"/>
                 <w:sz w:val="20"/>
               </w:rPr>
-              <w:t>Tous les versements de l'OM ont été confirmés (ou OM exonéré).</w:t>
+              <w:t>Tous les versements de l'OM ont été confirmés, ou le trop-perçu recouvré (ou OM exonéré).</w:t>
             </w:r>
           </w:p>
         </w:tc>

--- a/docs/Guide-Utilisateur-ANaTT.docx
+++ b/docs/Guide-Utilisateur-ANaTT.docx
@@ -4803,7 +4803,7 @@
         <w:pStyle w:val="ListBullet"/>
       </w:pPr>
       <w:r>
-        <w:t>L'amendement est refusé si l'OM est rejeté ou annulé, si un état de tranche est en cours de signature (contrôle / visa en cours), si l'état des reliquats est déjà validé, si le reliquat de l'OM a déjà été payé, ou si un trop-perçu de l'OM a déjà été recouvré. Ces derniers cas relèvent d'un avenant formel, hors application.</w:t>
+        <w:t>L'amendement est refusé si l'OM est rejeté ou annulé, si un état de tranche est en cours de signature (contrôle / visa en cours), si l'état des reliquats est déjà validé, si le reliquat de l'OM a déjà été payé, si un trop-perçu de l'OM a déjà été recouvré, ou si l'OM est soldé. Ces derniers cas relèvent d'un avenant formel, hors application. Un amendement qui ramène le reliquat à zéro, l'avance étant payée, solde l'OM.</w:t>
       </w:r>
     </w:p>
     <w:p>

--- a/docs/Guide-Utilisateur-ANaTT.docx
+++ b/docs/Guide-Utilisateur-ANaTT.docx
@@ -4803,7 +4803,7 @@
         <w:pStyle w:val="ListBullet"/>
       </w:pPr>
       <w:r>
-        <w:t>L'amendement est refusé si l'OM est rejeté ou annulé, si un état de tranche est en cours de signature (contrôle / visa en cours), si l'état des reliquats est déjà validé, si le reliquat de l'OM a déjà été payé, si un trop-perçu de l'OM a déjà été recouvré, ou si l'OM est soldé. Ces derniers cas relèvent d'un avenant formel, hors application. Un amendement qui ramène le reliquat à zéro, l'avance étant payée, solde l'OM.</w:t>
+        <w:t>L'amendement est refusé si l'OM est rejeté ou annulé, si un état de tranche est en cours de signature (contrôle / visa en cours), si l'état des reliquats est déjà validé, si le reliquat de l'OM a déjà été payé, ou si un trop-perçu de l'OM a déjà été recouvré. Ces derniers cas relèvent d'un avenant formel, hors application. Un amendement qui ramène le reliquat à zéro, l'avance étant payée, solde l'OM ; une rallonge sur un OM soldé (avance versée à 100 %) le rouvre.</w:t>
       </w:r>
     </w:p>
     <w:p>

--- a/docs/Guide-Utilisateur-ANaTT.docx
+++ b/docs/Guide-Utilisateur-ANaTT.docx
@@ -984,6 +984,288 @@
           </w:p>
         </w:tc>
       </w:tr>
+      <w:tr>
+        <w:tc>
+          <w:tcPr>
+            <w:tcW w:type="dxa" w:w="2041"/>
+          </w:tcPr>
+          <w:p>
+            <w:r/>
+            <w:r>
+              <w:rPr>
+                <w:b w:val="0"/>
+                <w:sz w:val="20"/>
+              </w:rPr>
+              <w:t>OM soldé</w:t>
+            </w:r>
+          </w:p>
+        </w:tc>
+        <w:tc>
+          <w:tcPr>
+            <w:tcW w:type="dxa" w:w="6236"/>
+          </w:tcPr>
+          <w:p>
+            <w:r/>
+            <w:r>
+              <w:rPr>
+                <w:b w:val="0"/>
+                <w:sz w:val="20"/>
+              </w:rPr>
+              <w:t>Un OM passe SOLDÉ quand tout ce qui lui est dû est réglé : versements confirmés, ou trop-perçu recouvré. Une tranche à 0 (part d'avance de 0 ou 100 %) ne le retient pas, et un OM exonéré est soldé dès sa validation.</w:t>
+            </w:r>
+          </w:p>
+        </w:tc>
+        <w:tc>
+          <w:tcPr>
+            <w:tcW w:type="dxa" w:w="1247"/>
+          </w:tcPr>
+          <w:p>
+            <w:r/>
+            <w:r>
+              <w:rPr>
+                <w:b w:val="0"/>
+                <w:sz w:val="20"/>
+              </w:rPr>
+              <w:t>9.2, 9.5</w:t>
+            </w:r>
+          </w:p>
+        </w:tc>
+      </w:tr>
+      <w:tr>
+        <w:tc>
+          <w:tcPr>
+            <w:tcW w:type="dxa" w:w="2041"/>
+          </w:tcPr>
+          <w:p>
+            <w:r/>
+            <w:r>
+              <w:rPr>
+                <w:b w:val="0"/>
+                <w:sz w:val="20"/>
+              </w:rPr>
+              <w:t>Amendement d'un OM soldé</w:t>
+            </w:r>
+          </w:p>
+        </w:tc>
+        <w:tc>
+          <w:tcPr>
+            <w:tcW w:type="dxa" w:w="6236"/>
+          </w:tcPr>
+          <w:p>
+            <w:r/>
+            <w:r>
+              <w:rPr>
+                <w:b w:val="0"/>
+                <w:sz w:val="20"/>
+              </w:rPr>
+              <w:t>« Amender » reste proposé sur un OM soldé dont le reliquat n'est ni payé ni recouvré : une rallonge le rouvre, une réduction à zéro le solde.</w:t>
+            </w:r>
+          </w:p>
+        </w:tc>
+        <w:tc>
+          <w:tcPr>
+            <w:tcW w:type="dxa" w:w="1247"/>
+          </w:tcPr>
+          <w:p>
+            <w:r/>
+            <w:r>
+              <w:rPr>
+                <w:b w:val="0"/>
+                <w:sz w:val="20"/>
+              </w:rPr>
+              <w:t>6.3</w:t>
+            </w:r>
+          </w:p>
+        </w:tc>
+      </w:tr>
+      <w:tr>
+        <w:tc>
+          <w:tcPr>
+            <w:tcW w:type="dxa" w:w="2041"/>
+          </w:tcPr>
+          <w:p>
+            <w:r/>
+            <w:r>
+              <w:rPr>
+                <w:b w:val="0"/>
+                <w:sz w:val="20"/>
+              </w:rPr>
+              <w:t>Lot complémentaire</w:t>
+            </w:r>
+          </w:p>
+        </w:tc>
+        <w:tc>
+          <w:tcPr>
+            <w:tcW w:type="dxa" w:w="6236"/>
+          </w:tcPr>
+          <w:p>
+            <w:r/>
+            <w:r>
+              <w:rPr>
+                <w:b w:val="0"/>
+                <w:sz w:val="20"/>
+              </w:rPr>
+              <w:t>Sur l'écran de génération, le bouton devient « Générer le lot complémentaire » dès qu'un lot confirmé laisse des bénéficiaires à payer.</w:t>
+            </w:r>
+          </w:p>
+        </w:tc>
+        <w:tc>
+          <w:tcPr>
+            <w:tcW w:type="dxa" w:w="1247"/>
+          </w:tcPr>
+          <w:p>
+            <w:r/>
+            <w:r>
+              <w:rPr>
+                <w:b w:val="0"/>
+                <w:sz w:val="20"/>
+              </w:rPr>
+              <w:t>9.3</w:t>
+            </w:r>
+          </w:p>
+        </w:tc>
+      </w:tr>
+      <w:tr>
+        <w:tc>
+          <w:tcPr>
+            <w:tcW w:type="dxa" w:w="2041"/>
+          </w:tcPr>
+          <w:p>
+            <w:r/>
+            <w:r>
+              <w:rPr>
+                <w:b w:val="0"/>
+                <w:sz w:val="20"/>
+              </w:rPr>
+              <w:t>Notifications</w:t>
+            </w:r>
+          </w:p>
+        </w:tc>
+        <w:tc>
+          <w:tcPr>
+            <w:tcW w:type="dxa" w:w="6236"/>
+          </w:tcPr>
+          <w:p>
+            <w:r/>
+            <w:r>
+              <w:rPr>
+                <w:b w:val="0"/>
+                <w:sz w:val="20"/>
+              </w:rPr>
+              <w:t>Seuls les comptes actifs reçoivent la cloche et l'e-mail ; un compte désactivé n'est plus prévenu.</w:t>
+            </w:r>
+          </w:p>
+        </w:tc>
+        <w:tc>
+          <w:tcPr>
+            <w:tcW w:type="dxa" w:w="1247"/>
+          </w:tcPr>
+          <w:p>
+            <w:r/>
+            <w:r>
+              <w:rPr>
+                <w:b w:val="0"/>
+                <w:sz w:val="20"/>
+              </w:rPr>
+              <w:t>7.2</w:t>
+            </w:r>
+          </w:p>
+        </w:tc>
+      </w:tr>
+      <w:tr>
+        <w:tc>
+          <w:tcPr>
+            <w:tcW w:type="dxa" w:w="2041"/>
+          </w:tcPr>
+          <w:p>
+            <w:r/>
+            <w:r>
+              <w:rPr>
+                <w:b w:val="0"/>
+                <w:sz w:val="20"/>
+              </w:rPr>
+              <w:t>Fonction imprimée</w:t>
+            </w:r>
+          </w:p>
+        </w:tc>
+        <w:tc>
+          <w:tcPr>
+            <w:tcW w:type="dxa" w:w="6236"/>
+          </w:tcPr>
+          <w:p>
+            <w:r/>
+            <w:r>
+              <w:rPr>
+                <w:b w:val="0"/>
+                <w:sz w:val="20"/>
+              </w:rPr>
+              <w:t>Sans fonction saisie dans « Signatures », l'état imprime celle du compte du signataire, puis le libellé du poste.</w:t>
+            </w:r>
+          </w:p>
+        </w:tc>
+        <w:tc>
+          <w:tcPr>
+            <w:tcW w:type="dxa" w:w="1247"/>
+          </w:tcPr>
+          <w:p>
+            <w:r/>
+            <w:r>
+              <w:rPr>
+                <w:b w:val="0"/>
+                <w:sz w:val="20"/>
+              </w:rPr>
+              <w:t>7.4</w:t>
+            </w:r>
+          </w:p>
+        </w:tc>
+      </w:tr>
+      <w:tr>
+        <w:tc>
+          <w:tcPr>
+            <w:tcW w:type="dxa" w:w="2041"/>
+          </w:tcPr>
+          <w:p>
+            <w:r/>
+            <w:r>
+              <w:rPr>
+                <w:b w:val="0"/>
+                <w:sz w:val="20"/>
+              </w:rPr>
+              <w:t>Menu</w:t>
+            </w:r>
+          </w:p>
+        </w:tc>
+        <w:tc>
+          <w:tcPr>
+            <w:tcW w:type="dxa" w:w="6236"/>
+          </w:tcPr>
+          <w:p>
+            <w:r/>
+            <w:r>
+              <w:rPr>
+                <w:b w:val="0"/>
+                <w:sz w:val="20"/>
+              </w:rPr>
+              <w:t>Libellés accentués : « États de paiement », « Générer MTN », « Générer Moov », « Régularisations », « Barèmes », « Paramètres », « Matrice des permissions ».</w:t>
+            </w:r>
+          </w:p>
+        </w:tc>
+        <w:tc>
+          <w:tcPr>
+            <w:tcW w:type="dxa" w:w="1247"/>
+          </w:tcPr>
+          <w:p>
+            <w:r/>
+            <w:r>
+              <w:rPr>
+                <w:b w:val="0"/>
+                <w:sz w:val="20"/>
+              </w:rPr>
+              <w:t>—</w:t>
+            </w:r>
+          </w:p>
+        </w:tc>
+      </w:tr>
     </w:tbl>
     <w:p/>
     <w:p>
@@ -4695,7 +4977,7 @@
               <w:rPr>
                 <w:sz w:val="20"/>
               </w:rPr>
-              <w:t>Pour une mission dont aucun état de paiement n'a été établi, la fiche d'un OM au statut IMPORTE propose les boutons « Valider » (CONTROLEUR) et « Rejeter » (motif d'au moins 10 caractères). Dès qu'un état existe pour la mission, ces boutons disparaissent : la validation passe alors obligatoirement par l'état. Un OM rejeté voit ses versements en attente ANNULÉS : il ne sera jamais payé.</w:t>
+              <w:t>Pour une mission dont aucun état de paiement n'a été établi, la fiche d'un OM au statut IMPORTE propose les boutons « Valider » (CONTROLEUR) et « Rejeter » (motif d'au moins 10 caractères). Dès qu'un état existe pour la mission, ces boutons disparaissent : la validation passe alors obligatoirement par l'état. Un OM rejeté voit ses versements en attente ANNULÉS : il ne sera jamais payé. Un OM exonéré (prise en charge par un tiers) validé ainsi passe directement SOLDÉ.</w:t>
             </w:r>
           </w:p>
         </w:tc>
@@ -5252,6 +5534,14 @@
         <w:t>Validation de l'état des RELIQUATS : elle ouvre les fichiers de reliquat (les OM sont déjà VALIDE).</w:t>
       </w:r>
     </w:p>
+    <w:p>
+      <w:pPr>
+        <w:pStyle w:val="ListBullet"/>
+      </w:pPr>
+      <w:r>
+        <w:t>Notifications : à chaque étape, les comptes actifs du profil attendu reçoivent une notification (cloche et e-mail) ; à la validation finale, l'agent financier est prévenu ; en cas de rejet, le gestionnaire. Un compte désactivé n'est jamais notifié.</w:t>
+      </w:r>
+    </w:p>
     <w:tbl>
       <w:tblPr>
         <w:tblW w:type="auto" w:w="0"/>
@@ -5409,6 +5699,14 @@
     <w:p/>
     <w:p>
       <w:pPr>
+        <w:pStyle w:val="ListBullet"/>
+      </w:pPr>
+      <w:r>
+        <w:t>Si l'écran « Signatures » ne renseigne pas un poste, l'état imprime le nom du compte qui signe ; pour la fonction, celle enregistrée sur ce compte, à défaut le libellé du poste (« Le Directeur Général »…). Nom et fonction sont figés au moment de la signature.</w:t>
+      </w:r>
+    </w:p>
+    <w:p>
+      <w:pPr>
         <w:pStyle w:val="Heading1"/>
       </w:pPr>
       <w:r>
@@ -5559,7 +5857,7 @@
         </w:numPr>
       </w:pPr>
       <w:r>
-        <w:t>Ouvrez « Paiements MTN » ou « Paiements Moov ».</w:t>
+        <w:t>Dans le menu Paiements, ouvrez « Générer MTN » ou « Générer Moov ».</w:t>
       </w:r>
     </w:p>
     <w:p>
@@ -5571,7 +5869,7 @@
         </w:numPr>
       </w:pPr>
       <w:r>
-        <w:t>Sélectionnez la mission, la tranche (AVANCE ou RELIQUAT) et l'opérateur.</w:t>
+        <w:t>Sélectionnez la mission et la tranche (AVANCE ou RELIQUAT) : l'« Aperçu des bénéficiaires » éligibles s'affiche aussitôt.</w:t>
       </w:r>
     </w:p>
     <w:p>
@@ -5583,19 +5881,7 @@
         </w:numPr>
       </w:pPr>
       <w:r>
-        <w:t>Cliquez sur « Prévisualiser » : la liste des bénéficiaires éligibles s'affiche.</w:t>
-      </w:r>
-    </w:p>
-    <w:p>
-      <w:pPr>
-        <w:pStyle w:val="ListNumber"/>
-        <w:numPr>
-          <w:ilvl w:val="0"/>
-          <w:numId w:val="17"/>
-        </w:numPr>
-      </w:pPr>
-      <w:r>
-        <w:t>Cliquez sur « Générer » : le fichier (.txt pour MTN, .xlsx pour Moov) est téléchargé. Le lot passe au statut GÉNÉRÉ.</w:t>
+        <w:t>Cliquez sur « Générer le fichier.txt » (MTN) ou « Générer le fichier.xlsx » (Moov) : le fichier est téléchargé et le lot passe au statut GÉNÉRÉ.</w:t>
       </w:r>
     </w:p>
     <w:p>
@@ -5604,7 +5890,7 @@
           <w:b w:val="0"/>
           <w:i w:val="0"/>
         </w:rPr>
-        <w:t>Pour un volume important (plus de 50 bénéficiaires), la génération se fait en arrière-plan : une barre de progression s'affiche et le fichier se télécharge automatiquement dès qu'il est prêt. Restez sur l'écran pendant le traitement ; le lot reste ensuite re-téléchargeable depuis la liste des lots.</w:t>
+        <w:t>Pour un volume important (plus de 50 bénéficiaires), la génération peut se faire en arrière-plan : un bandeau de suivi s'affiche et le fichier se télécharge automatiquement dès qu'il est prêt. Restez sur l'écran pendant le traitement ; le lot reste ensuite re-téléchargeable depuis la liste des lots. Sur l'hébergement de production, le traitement se fait d'un seul tenant : si une erreur s'affiche, rechargez la page avant toute autre action, car un lot précédemment généré peut être passé en erreur.</w:t>
       </w:r>
     </w:p>
     <w:p>
@@ -5636,7 +5922,7 @@
         </w:numPr>
       </w:pPr>
       <w:r>
-        <w:t>Une fois le dépôt réussi, revenez dans l'application et cliquez sur « Confirmer » pour le lot.</w:t>
+        <w:t>Une fois le dépôt réussi, revenez sur l'écran de génération et cliquez sur « Confirmer le paiement ».</w:t>
       </w:r>
     </w:p>
     <w:p>
@@ -5648,7 +5934,7 @@
         </w:numPr>
       </w:pPr>
       <w:r>
-        <w:t>Le lot et ses versements passent au statut CONFIRMÉ et sont horodatés. L'OM dont tous les versements sont confirmés passe au statut SOLDÉ.</w:t>
+        <w:t>Le lot et ses versements passent au statut CONFIRMÉ et sont horodatés. L'OM dont tout ce qui est dû est réglé passe au statut SOLDÉ (une tranche à 0 ne compte pas).</w:t>
       </w:r>
     </w:p>
     <w:p>
@@ -5664,7 +5950,7 @@
         <w:pStyle w:val="ListBullet"/>
       </w:pPr>
       <w:r>
-        <w:t>Tant qu'un lot n'est pas confirmé, vous pouvez le régénérer.</w:t>
+        <w:t>Tant qu'un lot n'est pas confirmé, vous pouvez le régénérer (« Régénérer le fichier »).</w:t>
       </w:r>
     </w:p>
     <w:p>
@@ -5672,7 +5958,7 @@
         <w:pStyle w:val="ListBullet"/>
       </w:pPr>
       <w:r>
-        <w:t>En cas de problème de dépôt, marquez le lot « en erreur » : cela réautorise une nouvelle génération. Ses versements redeviennent EN ATTENTE et reprennent le téléphone et l'opérateur ACTUELS de l'agent : si le dépôt a échoué à cause d'un mauvais numéro, corrigez la fiche de l'agent, puis régénérez.</w:t>
+        <w:t>En cas de problème de dépôt, cliquez sur « Marquer en erreur » : cela réautorise une nouvelle génération. Ses versements redeviennent EN ATTENTE et reprennent le téléphone et l'opérateur ACTUELS de l'agent : si le dépôt a échoué à cause d'un mauvais numéro, corrigez la fiche de l'agent, puis régénérez.</w:t>
       </w:r>
     </w:p>
     <w:p>
@@ -5808,7 +6094,7 @@
         </w:numPr>
       </w:pPr>
       <w:r>
-        <w:t>Une fois la retenue appliquée par la RH, cliquez sur « Marquer recouvré » : le versement passe au statut RECOUVRÉ.</w:t>
+        <w:t>Une fois la retenue appliquée par la RH, cliquez sur « Marquer recouvré » : le versement passe au statut RECOUVRÉ. Si l'avance de l'OM est payée, l'OM passe SOLDÉ.</w:t>
       </w:r>
     </w:p>
     <w:p>
@@ -6592,7 +6878,7 @@
                 <w:b w:val="0"/>
                 <w:sz w:val="20"/>
               </w:rPr>
-              <w:t>Étapes intermédiaires du circuit par OM (validation directe, activée en option).</w:t>
+              <w:t>Valeurs héritées de l'ancien circuit par OM, qui n'existe plus : elles ne sont plus produites.</w:t>
             </w:r>
           </w:p>
         </w:tc>
@@ -6688,7 +6974,7 @@
                 <w:b w:val="0"/>
                 <w:sz w:val="20"/>
               </w:rPr>
-              <w:t>Tous les versements de l'OM ont été confirmés, ou le trop-perçu recouvré (ou OM exonéré).</w:t>
+              <w:t>Tout ce qui est dû est réglé : versements non nuls confirmés, trop-perçu recouvré, ou OM exonéré validé. Encore amendable si le reliquat n'est ni payé ni recouvré.</w:t>
             </w:r>
           </w:p>
         </w:tc>

--- a/docs/Guide-Utilisateur-ANaTT.docx
+++ b/docs/Guide-Utilisateur-ANaTT.docx
@@ -1152,7 +1152,7 @@
                 <w:b w:val="0"/>
                 <w:sz w:val="20"/>
               </w:rPr>
-              <w:t>Seuls les comptes actifs reçoivent la cloche et l'e-mail ; un compte désactivé n'est plus prévenu.</w:t>
+              <w:t>Elles suivent les droits réels : un compte reçoit la cloche et l'e-mail dès qu'il détient la permission de l'étape (rôle personnalisé ou droit accordé à titre individuel compris) ; un droit retiré n'est plus notifié. Seuls les comptes actifs sont prévenus.</w:t>
             </w:r>
           </w:p>
         </w:tc>
@@ -1168,6 +1168,194 @@
                 <w:sz w:val="20"/>
               </w:rPr>
               <w:t>7.2</w:t>
+            </w:r>
+          </w:p>
+        </w:tc>
+      </w:tr>
+      <w:tr>
+        <w:tc>
+          <w:tcPr>
+            <w:tcW w:type="dxa" w:w="2041"/>
+          </w:tcPr>
+          <w:p>
+            <w:r/>
+            <w:r>
+              <w:rPr>
+                <w:b w:val="0"/>
+                <w:sz w:val="20"/>
+              </w:rPr>
+              <w:t>Heure du Bénin</w:t>
+            </w:r>
+          </w:p>
+        </w:tc>
+        <w:tc>
+          <w:tcPr>
+            <w:tcW w:type="dxa" w:w="6236"/>
+          </w:tcPr>
+          <w:p>
+            <w:r/>
+            <w:r>
+              <w:rPr>
+                <w:b w:val="0"/>
+                <w:sz w:val="20"/>
+              </w:rPr>
+              <w:t>Les dates et heures enregistrées (paiements, signatures, journal) sont à l'heure du Bénin. Un paiement confirmé le 1er du mois juste après minuit compte dans ce mois.</w:t>
+            </w:r>
+          </w:p>
+        </w:tc>
+        <w:tc>
+          <w:tcPr>
+            <w:tcW w:type="dxa" w:w="1247"/>
+          </w:tcPr>
+          <w:p>
+            <w:r/>
+            <w:r>
+              <w:rPr>
+                <w:b w:val="0"/>
+                <w:sz w:val="20"/>
+              </w:rPr>
+              <w:t>11</w:t>
+            </w:r>
+          </w:p>
+        </w:tc>
+      </w:tr>
+      <w:tr>
+        <w:tc>
+          <w:tcPr>
+            <w:tcW w:type="dxa" w:w="2041"/>
+          </w:tcPr>
+          <w:p>
+            <w:r/>
+            <w:r>
+              <w:rPr>
+                <w:b w:val="0"/>
+                <w:sz w:val="20"/>
+              </w:rPr>
+              <w:t>Échec d'une génération</w:t>
+            </w:r>
+          </w:p>
+        </w:tc>
+        <w:tc>
+          <w:tcPr>
+            <w:tcW w:type="dxa" w:w="6236"/>
+          </w:tcPr>
+          <w:p>
+            <w:r/>
+            <w:r>
+              <w:rPr>
+                <w:b w:val="0"/>
+                <w:sz w:val="20"/>
+              </w:rPr>
+              <w:t>Après une erreur, l'écran de génération recharge le lot de lui-même : plus besoin de recharger la page.</w:t>
+            </w:r>
+          </w:p>
+        </w:tc>
+        <w:tc>
+          <w:tcPr>
+            <w:tcW w:type="dxa" w:w="1247"/>
+          </w:tcPr>
+          <w:p>
+            <w:r/>
+            <w:r>
+              <w:rPr>
+                <w:b w:val="0"/>
+                <w:sz w:val="20"/>
+              </w:rPr>
+              <w:t>9.1</w:t>
+            </w:r>
+          </w:p>
+        </w:tc>
+      </w:tr>
+      <w:tr>
+        <w:tc>
+          <w:tcPr>
+            <w:tcW w:type="dxa" w:w="2041"/>
+          </w:tcPr>
+          <w:p>
+            <w:r/>
+            <w:r>
+              <w:rPr>
+                <w:b w:val="0"/>
+                <w:sz w:val="20"/>
+              </w:rPr>
+              <w:t>Fiche et aperçu de l'OM amendé</w:t>
+            </w:r>
+          </w:p>
+        </w:tc>
+        <w:tc>
+          <w:tcPr>
+            <w:tcW w:type="dxa" w:w="6236"/>
+          </w:tcPr>
+          <w:p>
+            <w:r/>
+            <w:r>
+              <w:rPr>
+                <w:b w:val="0"/>
+                <w:sz w:val="20"/>
+              </w:rPr>
+              <w:t>Ils affichent les mêmes libellés que le PDF officiel : « Avance engagée », « Reliquat (ajusté par amendement) » ou « Trop-perçu ».</w:t>
+            </w:r>
+          </w:p>
+        </w:tc>
+        <w:tc>
+          <w:tcPr>
+            <w:tcW w:type="dxa" w:w="1247"/>
+          </w:tcPr>
+          <w:p>
+            <w:r/>
+            <w:r>
+              <w:rPr>
+                <w:b w:val="0"/>
+                <w:sz w:val="20"/>
+              </w:rPr>
+              <w:t>6.3</w:t>
+            </w:r>
+          </w:p>
+        </w:tc>
+      </w:tr>
+      <w:tr>
+        <w:tc>
+          <w:tcPr>
+            <w:tcW w:type="dxa" w:w="2041"/>
+          </w:tcPr>
+          <w:p>
+            <w:r/>
+            <w:r>
+              <w:rPr>
+                <w:b w:val="0"/>
+                <w:sz w:val="20"/>
+              </w:rPr>
+              <w:t>Configuration e-mail</w:t>
+            </w:r>
+          </w:p>
+        </w:tc>
+        <w:tc>
+          <w:tcPr>
+            <w:tcW w:type="dxa" w:w="6236"/>
+          </w:tcPr>
+          <w:p>
+            <w:r/>
+            <w:r>
+              <w:rPr>
+                <w:b w:val="0"/>
+                <w:sz w:val="20"/>
+              </w:rPr>
+              <w:t>L'écran présente les notifications réellement envoyées, avec leurs destinataires.</w:t>
+            </w:r>
+          </w:p>
+        </w:tc>
+        <w:tc>
+          <w:tcPr>
+            <w:tcW w:type="dxa" w:w="1247"/>
+          </w:tcPr>
+          <w:p>
+            <w:r/>
+            <w:r>
+              <w:rPr>
+                <w:b w:val="0"/>
+                <w:sz w:val="20"/>
+              </w:rPr>
+              <w:t>13.2</w:t>
             </w:r>
           </w:p>
         </w:tc>
@@ -4339,6 +4527,58 @@
     </w:tbl>
     <w:p/>
     <w:p>
+      <w:pPr>
+        <w:jc w:val="center"/>
+      </w:pPr>
+      <w:r>
+        <w:drawing>
+          <wp:inline xmlns:a="http://schemas.openxmlformats.org/drawingml/2006/main" xmlns:pic="http://schemas.openxmlformats.org/drawingml/2006/picture">
+            <wp:extent cx="5760000" cy="10708000"/>
+            <wp:docPr id="2" name="Picture 2"/>
+            <wp:cNvGraphicFramePr>
+              <a:graphicFrameLocks noChangeAspect="1"/>
+            </wp:cNvGraphicFramePr>
+            <a:graphic>
+              <a:graphicData uri="http://schemas.openxmlformats.org/drawingml/2006/picture">
+                <pic:pic>
+                  <pic:nvPicPr>
+                    <pic:cNvPr id="0" name="33_gestion_roles.jpg"/>
+                    <pic:cNvPicPr/>
+                  </pic:nvPicPr>
+                  <pic:blipFill>
+                    <a:blip r:embed="rId10"/>
+                    <a:stretch>
+                      <a:fillRect/>
+                    </a:stretch>
+                  </pic:blipFill>
+                  <pic:spPr>
+                    <a:xfrm>
+                      <a:off x="0" y="0"/>
+                      <a:ext cx="5760000" cy="10708000"/>
+                    </a:xfrm>
+                    <a:prstGeom prst="rect"/>
+                  </pic:spPr>
+                </pic:pic>
+              </a:graphicData>
+            </a:graphic>
+          </wp:inline>
+        </w:drawing>
+      </w:r>
+    </w:p>
+    <w:p>
+      <w:pPr>
+        <w:jc w:val="center"/>
+      </w:pPr>
+      <w:r>
+        <w:rPr>
+          <w:i/>
+          <w:color w:val="4B5563"/>
+          <w:sz w:val="18"/>
+        </w:rPr>
+        <w:t>Figure — matrice des permissions</w:t>
+      </w:r>
+    </w:p>
+    <w:p>
       <w:r>
         <w:rPr>
           <w:b w:val="0"/>
@@ -4436,6 +4676,58 @@
     <w:p/>
     <w:p>
       <w:pPr>
+        <w:jc w:val="center"/>
+      </w:pPr>
+      <w:r>
+        <w:drawing>
+          <wp:inline xmlns:a="http://schemas.openxmlformats.org/drawingml/2006/main" xmlns:pic="http://schemas.openxmlformats.org/drawingml/2006/picture">
+            <wp:extent cx="5760000" cy="3600000"/>
+            <wp:docPr id="3" name="Picture 3"/>
+            <wp:cNvGraphicFramePr>
+              <a:graphicFrameLocks noChangeAspect="1"/>
+            </wp:cNvGraphicFramePr>
+            <a:graphic>
+              <a:graphicData uri="http://schemas.openxmlformats.org/drawingml/2006/picture">
+                <pic:pic>
+                  <pic:nvPicPr>
+                    <pic:cNvPr id="0" name="01_login.jpg"/>
+                    <pic:cNvPicPr/>
+                  </pic:nvPicPr>
+                  <pic:blipFill>
+                    <a:blip r:embed="rId11"/>
+                    <a:stretch>
+                      <a:fillRect/>
+                    </a:stretch>
+                  </pic:blipFill>
+                  <pic:spPr>
+                    <a:xfrm>
+                      <a:off x="0" y="0"/>
+                      <a:ext cx="5760000" cy="3600000"/>
+                    </a:xfrm>
+                    <a:prstGeom prst="rect"/>
+                  </pic:spPr>
+                </pic:pic>
+              </a:graphicData>
+            </a:graphic>
+          </wp:inline>
+        </w:drawing>
+      </w:r>
+    </w:p>
+    <w:p>
+      <w:pPr>
+        <w:jc w:val="center"/>
+      </w:pPr>
+      <w:r>
+        <w:rPr>
+          <w:i/>
+          <w:color w:val="4B5563"/>
+          <w:sz w:val="18"/>
+        </w:rPr>
+        <w:t>Figure — écran de connexion</w:t>
+      </w:r>
+    </w:p>
+    <w:p>
+      <w:pPr>
         <w:pStyle w:val="Heading2"/>
       </w:pPr>
       <w:r>
@@ -4550,6 +4842,58 @@
     </w:p>
     <w:p>
       <w:pPr>
+        <w:jc w:val="center"/>
+      </w:pPr>
+      <w:r>
+        <w:drawing>
+          <wp:inline xmlns:a="http://schemas.openxmlformats.org/drawingml/2006/main" xmlns:pic="http://schemas.openxmlformats.org/drawingml/2006/picture">
+            <wp:extent cx="5760000" cy="3600000"/>
+            <wp:docPr id="4" name="Picture 4"/>
+            <wp:cNvGraphicFramePr>
+              <a:graphicFrameLocks noChangeAspect="1"/>
+            </wp:cNvGraphicFramePr>
+            <a:graphic>
+              <a:graphicData uri="http://schemas.openxmlformats.org/drawingml/2006/picture">
+                <pic:pic>
+                  <pic:nvPicPr>
+                    <pic:cNvPr id="0" name="04_dashboard.jpg"/>
+                    <pic:cNvPicPr/>
+                  </pic:nvPicPr>
+                  <pic:blipFill>
+                    <a:blip r:embed="rId12"/>
+                    <a:stretch>
+                      <a:fillRect/>
+                    </a:stretch>
+                  </pic:blipFill>
+                  <pic:spPr>
+                    <a:xfrm>
+                      <a:off x="0" y="0"/>
+                      <a:ext cx="5760000" cy="3600000"/>
+                    </a:xfrm>
+                    <a:prstGeom prst="rect"/>
+                  </pic:spPr>
+                </pic:pic>
+              </a:graphicData>
+            </a:graphic>
+          </wp:inline>
+        </w:drawing>
+      </w:r>
+    </w:p>
+    <w:p>
+      <w:pPr>
+        <w:jc w:val="center"/>
+      </w:pPr>
+      <w:r>
+        <w:rPr>
+          <w:i/>
+          <w:color w:val="4B5563"/>
+          <w:sz w:val="18"/>
+        </w:rPr>
+        <w:t>Figure — tableau de bord (profil super administrateur)</w:t>
+      </w:r>
+    </w:p>
+    <w:p>
+      <w:pPr>
         <w:pStyle w:val="Heading1"/>
       </w:pPr>
       <w:r>
@@ -4575,6 +4919,58 @@
     </w:p>
     <w:p>
       <w:pPr>
+        <w:jc w:val="center"/>
+      </w:pPr>
+      <w:r>
+        <w:drawing>
+          <wp:inline xmlns:a="http://schemas.openxmlformats.org/drawingml/2006/main" xmlns:pic="http://schemas.openxmlformats.org/drawingml/2006/picture">
+            <wp:extent cx="5760000" cy="3892000"/>
+            <wp:docPr id="5" name="Picture 5"/>
+            <wp:cNvGraphicFramePr>
+              <a:graphicFrameLocks noChangeAspect="1"/>
+            </wp:cNvGraphicFramePr>
+            <a:graphic>
+              <a:graphicData uri="http://schemas.openxmlformats.org/drawingml/2006/picture">
+                <pic:pic>
+                  <pic:nvPicPr>
+                    <pic:cNvPr id="0" name="05_personnel_liste.jpg"/>
+                    <pic:cNvPicPr/>
+                  </pic:nvPicPr>
+                  <pic:blipFill>
+                    <a:blip r:embed="rId13"/>
+                    <a:stretch>
+                      <a:fillRect/>
+                    </a:stretch>
+                  </pic:blipFill>
+                  <pic:spPr>
+                    <a:xfrm>
+                      <a:off x="0" y="0"/>
+                      <a:ext cx="5760000" cy="3892000"/>
+                    </a:xfrm>
+                    <a:prstGeom prst="rect"/>
+                  </pic:spPr>
+                </pic:pic>
+              </a:graphicData>
+            </a:graphic>
+          </wp:inline>
+        </w:drawing>
+      </w:r>
+    </w:p>
+    <w:p>
+      <w:pPr>
+        <w:jc w:val="center"/>
+      </w:pPr>
+      <w:r>
+        <w:rPr>
+          <w:i/>
+          <w:color w:val="4B5563"/>
+          <w:sz w:val="18"/>
+        </w:rPr>
+        <w:t>Figure — liste du personnel</w:t>
+      </w:r>
+    </w:p>
+    <w:p>
+      <w:pPr>
         <w:pStyle w:val="ListBullet"/>
       </w:pPr>
       <w:r>
@@ -4789,6 +5185,58 @@
     </w:p>
     <w:p>
       <w:pPr>
+        <w:jc w:val="center"/>
+      </w:pPr>
+      <w:r>
+        <w:drawing>
+          <wp:inline xmlns:a="http://schemas.openxmlformats.org/drawingml/2006/main" xmlns:pic="http://schemas.openxmlformats.org/drawingml/2006/picture">
+            <wp:extent cx="5760000" cy="3740000"/>
+            <wp:docPr id="6" name="Picture 6"/>
+            <wp:cNvGraphicFramePr>
+              <a:graphicFrameLocks noChangeAspect="1"/>
+            </wp:cNvGraphicFramePr>
+            <a:graphic>
+              <a:graphicData uri="http://schemas.openxmlformats.org/drawingml/2006/picture">
+                <pic:pic>
+                  <pic:nvPicPr>
+                    <pic:cNvPr id="0" name="12_om_creation.jpg"/>
+                    <pic:cNvPicPr/>
+                  </pic:nvPicPr>
+                  <pic:blipFill>
+                    <a:blip r:embed="rId14"/>
+                    <a:stretch>
+                      <a:fillRect/>
+                    </a:stretch>
+                  </pic:blipFill>
+                  <pic:spPr>
+                    <a:xfrm>
+                      <a:off x="0" y="0"/>
+                      <a:ext cx="5760000" cy="3740000"/>
+                    </a:xfrm>
+                    <a:prstGeom prst="rect"/>
+                  </pic:spPr>
+                </pic:pic>
+              </a:graphicData>
+            </a:graphic>
+          </wp:inline>
+        </w:drawing>
+      </w:r>
+    </w:p>
+    <w:p>
+      <w:pPr>
+        <w:jc w:val="center"/>
+      </w:pPr>
+      <w:r>
+        <w:rPr>
+          <w:i/>
+          <w:color w:val="4B5563"/>
+          <w:sz w:val="18"/>
+        </w:rPr>
+        <w:t>Figure — assistant de retranscription, étape 1</w:t>
+      </w:r>
+    </w:p>
+    <w:p>
+      <w:pPr>
         <w:pStyle w:val="Heading3"/>
       </w:pPr>
       <w:r>
@@ -4938,6 +5386,58 @@
       </w:pPr>
       <w:r>
         <w:t>Le PDF de l'OM reprend les signatures de l'état des avances de sa mission, au fur et à mesure du circuit (contrôle, puis visa DAF, puis validation DG), avec le même code de vérification que l'état. Un OM rejeté n'en porte aucune, et un brouillon jamais. Le document de référence reste l'état de paiement.</w:t>
+      </w:r>
+    </w:p>
+    <w:p>
+      <w:pPr>
+        <w:jc w:val="center"/>
+      </w:pPr>
+      <w:r>
+        <w:drawing>
+          <wp:inline xmlns:a="http://schemas.openxmlformats.org/drawingml/2006/main" xmlns:pic="http://schemas.openxmlformats.org/drawingml/2006/picture">
+            <wp:extent cx="5760000" cy="4708000"/>
+            <wp:docPr id="7" name="Picture 7"/>
+            <wp:cNvGraphicFramePr>
+              <a:graphicFrameLocks noChangeAspect="1"/>
+            </wp:cNvGraphicFramePr>
+            <a:graphic>
+              <a:graphicData uri="http://schemas.openxmlformats.org/drawingml/2006/picture">
+                <pic:pic>
+                  <pic:nvPicPr>
+                    <pic:cNvPr id="0" name="15_detail_om.jpg"/>
+                    <pic:cNvPicPr/>
+                  </pic:nvPicPr>
+                  <pic:blipFill>
+                    <a:blip r:embed="rId15"/>
+                    <a:stretch>
+                      <a:fillRect/>
+                    </a:stretch>
+                  </pic:blipFill>
+                  <pic:spPr>
+                    <a:xfrm>
+                      <a:off x="0" y="0"/>
+                      <a:ext cx="5760000" cy="4708000"/>
+                    </a:xfrm>
+                    <a:prstGeom prst="rect"/>
+                  </pic:spPr>
+                </pic:pic>
+              </a:graphicData>
+            </a:graphic>
+          </wp:inline>
+        </w:drawing>
+      </w:r>
+    </w:p>
+    <w:p>
+      <w:pPr>
+        <w:jc w:val="center"/>
+      </w:pPr>
+      <w:r>
+        <w:rPr>
+          <w:i/>
+          <w:color w:val="4B5563"/>
+          <w:sz w:val="18"/>
+        </w:rPr>
+        <w:t>Figure — fiche d'un OM amendé après paiement de l'avance (trop-perçu)</w:t>
       </w:r>
     </w:p>
     <w:p>
@@ -5109,7 +5609,7 @@
         <w:pStyle w:val="ListBullet"/>
       </w:pPr>
       <w:r>
-        <w:t>Le PDF de l'OM (lien « PDF de l'OM » en haut de la fiche) est régénéré après l'amendement. Il n'affiche plus « Avance (70 %) / Reliquat (30 %) » mais « Avance engagée », puis « Reliquat (ajusté par amendement) » ou, en cas de réduction forte, « Trop-perçu (à recouvrer par retenue sur salaire) » avec un montant négatif et la mention « Montant total dû ». Un encadré rappelle l'amendement : date, nombre de jours avant et après, motif.</w:t>
+        <w:t>La fiche de l'OM, l'aperçu « PDF de l'OM » et le PDF officiel (régénéré après l'amendement) n'affichent plus « Avance (70 %) / Reliquat (30 %) » mais « Avance engagée », puis « Reliquat (ajusté par amendement) » ou, en cas de réduction forte, « Trop-perçu (à recouvrer par retenue sur salaire) » avec un montant négatif et la mention « Montant total dû ». Un encadré rappelle l'amendement : date, nombre de jours avant et après, motif.</w:t>
       </w:r>
     </w:p>
     <w:p>
@@ -5211,6 +5711,58 @@
       </w:pPr>
       <w:r>
         <w:t>La tranche Reliquats n'est proposée qu'après validation de l'état des avances.</w:t>
+      </w:r>
+    </w:p>
+    <w:p>
+      <w:pPr>
+        <w:jc w:val="center"/>
+      </w:pPr>
+      <w:r>
+        <w:drawing>
+          <wp:inline xmlns:a="http://schemas.openxmlformats.org/drawingml/2006/main" xmlns:pic="http://schemas.openxmlformats.org/drawingml/2006/picture">
+            <wp:extent cx="5760000" cy="3600000"/>
+            <wp:docPr id="8" name="Picture 8"/>
+            <wp:cNvGraphicFramePr>
+              <a:graphicFrameLocks noChangeAspect="1"/>
+            </wp:cNvGraphicFramePr>
+            <a:graphic>
+              <a:graphicData uri="http://schemas.openxmlformats.org/drawingml/2006/picture">
+                <pic:pic>
+                  <pic:nvPicPr>
+                    <pic:cNvPr id="0" name="18_file_etats.jpg"/>
+                    <pic:cNvPicPr/>
+                  </pic:nvPicPr>
+                  <pic:blipFill>
+                    <a:blip r:embed="rId16"/>
+                    <a:stretch>
+                      <a:fillRect/>
+                    </a:stretch>
+                  </pic:blipFill>
+                  <pic:spPr>
+                    <a:xfrm>
+                      <a:off x="0" y="0"/>
+                      <a:ext cx="5760000" cy="3600000"/>
+                    </a:xfrm>
+                    <a:prstGeom prst="rect"/>
+                  </pic:spPr>
+                </pic:pic>
+              </a:graphicData>
+            </a:graphic>
+          </wp:inline>
+        </w:drawing>
+      </w:r>
+    </w:p>
+    <w:p>
+      <w:pPr>
+        <w:jc w:val="center"/>
+      </w:pPr>
+      <w:r>
+        <w:rPr>
+          <w:i/>
+          <w:color w:val="4B5563"/>
+          <w:sz w:val="18"/>
+        </w:rPr>
+        <w:t>Figure — file de travail des états de paiement (profil contrôleur)</w:t>
       </w:r>
     </w:p>
     <w:p>
@@ -5539,7 +6091,59 @@
         <w:pStyle w:val="ListBullet"/>
       </w:pPr>
       <w:r>
-        <w:t>Notifications : à chaque étape, les comptes actifs du profil attendu reçoivent une notification (cloche et e-mail) ; à la validation finale, l'agent financier est prévenu ; en cas de rejet, le gestionnaire. Un compte désactivé n'est jamais notifié.</w:t>
+        <w:t>Notifications (cloche et e-mail) : à chaque étape, sont prévenus les comptes actifs qui détiennent la permission de l'étape suivante — contrôler, viser, puis valider ; à la validation finale, ceux qui génèrent les fichiers de paiement ; en cas de rejet, ceux qui retranscrivent les missions. Un rôle personnalisé ou un droit accordé à titre individuel est donc notifié ; un droit retiré ne l'est plus. Le super administrateur n'est pas notifié, et un compte désactivé ne l'est jamais.</w:t>
+      </w:r>
+    </w:p>
+    <w:p>
+      <w:pPr>
+        <w:jc w:val="center"/>
+      </w:pPr>
+      <w:r>
+        <w:drawing>
+          <wp:inline xmlns:a="http://schemas.openxmlformats.org/drawingml/2006/main" xmlns:pic="http://schemas.openxmlformats.org/drawingml/2006/picture">
+            <wp:extent cx="5760000" cy="4312000"/>
+            <wp:docPr id="9" name="Picture 9"/>
+            <wp:cNvGraphicFramePr>
+              <a:graphicFrameLocks noChangeAspect="1"/>
+            </wp:cNvGraphicFramePr>
+            <a:graphic>
+              <a:graphicData uri="http://schemas.openxmlformats.org/drawingml/2006/picture">
+                <pic:pic>
+                  <pic:nvPicPr>
+                    <pic:cNvPr id="0" name="17_etat_paiement.jpg"/>
+                    <pic:cNvPicPr/>
+                  </pic:nvPicPr>
+                  <pic:blipFill>
+                    <a:blip r:embed="rId17"/>
+                    <a:stretch>
+                      <a:fillRect/>
+                    </a:stretch>
+                  </pic:blipFill>
+                  <pic:spPr>
+                    <a:xfrm>
+                      <a:off x="0" y="0"/>
+                      <a:ext cx="5760000" cy="4312000"/>
+                    </a:xfrm>
+                    <a:prstGeom prst="rect"/>
+                  </pic:spPr>
+                </pic:pic>
+              </a:graphicData>
+            </a:graphic>
+          </wp:inline>
+        </w:drawing>
+      </w:r>
+    </w:p>
+    <w:p>
+      <w:pPr>
+        <w:jc w:val="center"/>
+      </w:pPr>
+      <w:r>
+        <w:rPr>
+          <w:i/>
+          <w:color w:val="4B5563"/>
+          <w:sz w:val="18"/>
+        </w:rPr>
+        <w:t>Figure — état des avances validé : numéro, montants et circuit signé</w:t>
       </w:r>
     </w:p>
     <w:tbl>
@@ -5890,7 +6494,59 @@
           <w:b w:val="0"/>
           <w:i w:val="0"/>
         </w:rPr>
-        <w:t>Pour un volume important (plus de 50 bénéficiaires), la génération peut se faire en arrière-plan : un bandeau de suivi s'affiche et le fichier se télécharge automatiquement dès qu'il est prêt. Restez sur l'écran pendant le traitement ; le lot reste ensuite re-téléchargeable depuis la liste des lots. Sur l'hébergement de production, le traitement se fait d'un seul tenant : si une erreur s'affiche, rechargez la page avant toute autre action, car un lot précédemment généré peut être passé en erreur.</w:t>
+        <w:t>Pour un volume important (plus de 50 bénéficiaires), la génération peut se faire en arrière-plan : un bandeau de suivi s'affiche et le fichier se télécharge automatiquement dès qu'il est prêt. Restez sur l'écran pendant le traitement ; le lot reste ensuite re-téléchargeable depuis la liste des lots. Sur l'hébergement de production, le traitement se fait d'un seul tenant : si une erreur s'affiche, l'écran recharge le lot de lui-même. Un lot précédemment généré a pu passer en erreur : « Confirmer le paiement » n'est alors plus proposé et « Régénérer » reste disponible.</w:t>
+      </w:r>
+    </w:p>
+    <w:p>
+      <w:pPr>
+        <w:jc w:val="center"/>
+      </w:pPr>
+      <w:r>
+        <w:drawing>
+          <wp:inline xmlns:a="http://schemas.openxmlformats.org/drawingml/2006/main" xmlns:pic="http://schemas.openxmlformats.org/drawingml/2006/picture">
+            <wp:extent cx="5760000" cy="3600000"/>
+            <wp:docPr id="10" name="Picture 10"/>
+            <wp:cNvGraphicFramePr>
+              <a:graphicFrameLocks noChangeAspect="1"/>
+            </wp:cNvGraphicFramePr>
+            <a:graphic>
+              <a:graphicData uri="http://schemas.openxmlformats.org/drawingml/2006/picture">
+                <pic:pic>
+                  <pic:nvPicPr>
+                    <pic:cNvPr id="0" name="19_generation_mtn.jpg"/>
+                    <pic:cNvPicPr/>
+                  </pic:nvPicPr>
+                  <pic:blipFill>
+                    <a:blip r:embed="rId18"/>
+                    <a:stretch>
+                      <a:fillRect/>
+                    </a:stretch>
+                  </pic:blipFill>
+                  <pic:spPr>
+                    <a:xfrm>
+                      <a:off x="0" y="0"/>
+                      <a:ext cx="5760000" cy="3600000"/>
+                    </a:xfrm>
+                    <a:prstGeom prst="rect"/>
+                  </pic:spPr>
+                </pic:pic>
+              </a:graphicData>
+            </a:graphic>
+          </wp:inline>
+        </w:drawing>
+      </w:r>
+    </w:p>
+    <w:p>
+      <w:pPr>
+        <w:jc w:val="center"/>
+      </w:pPr>
+      <w:r>
+        <w:rPr>
+          <w:i/>
+          <w:color w:val="4B5563"/>
+          <w:sz w:val="18"/>
+        </w:rPr>
+        <w:t>Figure — génération MTN : aperçu des bénéficiaires et lot généré, en attente de dépôt</w:t>
       </w:r>
     </w:p>
     <w:p>
@@ -6098,6 +6754,58 @@
       </w:r>
     </w:p>
     <w:p>
+      <w:pPr>
+        <w:jc w:val="center"/>
+      </w:pPr>
+      <w:r>
+        <w:drawing>
+          <wp:inline xmlns:a="http://schemas.openxmlformats.org/drawingml/2006/main" xmlns:pic="http://schemas.openxmlformats.org/drawingml/2006/picture">
+            <wp:extent cx="5760000" cy="3600000"/>
+            <wp:docPr id="11" name="Picture 11"/>
+            <wp:cNvGraphicFramePr>
+              <a:graphicFrameLocks noChangeAspect="1"/>
+            </wp:cNvGraphicFramePr>
+            <a:graphic>
+              <a:graphicData uri="http://schemas.openxmlformats.org/drawingml/2006/picture">
+                <pic:pic>
+                  <pic:nvPicPr>
+                    <pic:cNvPr id="0" name="47_regularisations.jpg"/>
+                    <pic:cNvPicPr/>
+                  </pic:nvPicPr>
+                  <pic:blipFill>
+                    <a:blip r:embed="rId19"/>
+                    <a:stretch>
+                      <a:fillRect/>
+                    </a:stretch>
+                  </pic:blipFill>
+                  <pic:spPr>
+                    <a:xfrm>
+                      <a:off x="0" y="0"/>
+                      <a:ext cx="5760000" cy="3600000"/>
+                    </a:xfrm>
+                    <a:prstGeom prst="rect"/>
+                  </pic:spPr>
+                </pic:pic>
+              </a:graphicData>
+            </a:graphic>
+          </wp:inline>
+        </w:drawing>
+      </w:r>
+    </w:p>
+    <w:p>
+      <w:pPr>
+        <w:jc w:val="center"/>
+      </w:pPr>
+      <w:r>
+        <w:rPr>
+          <w:i/>
+          <w:color w:val="4B5563"/>
+          <w:sz w:val="18"/>
+        </w:rPr>
+        <w:t>Figure — régularisations : un trop-perçu à recouvrer</w:t>
+      </w:r>
+    </w:p>
+    <w:p>
       <w:r>
         <w:rPr>
           <w:b w:val="0"/>
@@ -6161,7 +6869,7 @@
         <w:pStyle w:val="ListBullet"/>
       </w:pPr>
       <w:r>
-        <w:t>Rapport mensuel : synthèse par opérateur, par tranche et par statut.</w:t>
+        <w:t>Rapport mensuel : synthèse par opérateur, par tranche et par statut. Un paiement est rangé dans le mois de sa confirmation, à l'heure du Bénin.</w:t>
       </w:r>
     </w:p>
     <w:p>
@@ -6186,6 +6894,58 @@
       </w:pPr>
       <w:r>
         <w:t>Export Excel ou PDF (immédiat ou en arrière-plan pour les gros volumes).</w:t>
+      </w:r>
+    </w:p>
+    <w:p>
+      <w:pPr>
+        <w:jc w:val="center"/>
+      </w:pPr>
+      <w:r>
+        <w:drawing>
+          <wp:inline xmlns:a="http://schemas.openxmlformats.org/drawingml/2006/main" xmlns:pic="http://schemas.openxmlformats.org/drawingml/2006/picture">
+            <wp:extent cx="5760000" cy="3600000"/>
+            <wp:docPr id="12" name="Picture 12"/>
+            <wp:cNvGraphicFramePr>
+              <a:graphicFrameLocks noChangeAspect="1"/>
+            </wp:cNvGraphicFramePr>
+            <a:graphic>
+              <a:graphicData uri="http://schemas.openxmlformats.org/drawingml/2006/picture">
+                <pic:pic>
+                  <pic:nvPicPr>
+                    <pic:cNvPr id="0" name="26_rapport_mensuel.jpg"/>
+                    <pic:cNvPicPr/>
+                  </pic:nvPicPr>
+                  <pic:blipFill>
+                    <a:blip r:embed="rId20"/>
+                    <a:stretch>
+                      <a:fillRect/>
+                    </a:stretch>
+                  </pic:blipFill>
+                  <pic:spPr>
+                    <a:xfrm>
+                      <a:off x="0" y="0"/>
+                      <a:ext cx="5760000" cy="3600000"/>
+                    </a:xfrm>
+                    <a:prstGeom prst="rect"/>
+                  </pic:spPr>
+                </pic:pic>
+              </a:graphicData>
+            </a:graphic>
+          </wp:inline>
+        </w:drawing>
+      </w:r>
+    </w:p>
+    <w:p>
+      <w:pPr>
+        <w:jc w:val="center"/>
+      </w:pPr>
+      <w:r>
+        <w:rPr>
+          <w:i/>
+          <w:color w:val="4B5563"/>
+          <w:sz w:val="18"/>
+        </w:rPr>
+        <w:t>Figure — état mensuel</w:t>
       </w:r>
     </w:p>
     <w:p>
@@ -6286,6 +7046,58 @@
         <w:t>On ne peut pas désactiver ou supprimer son propre compte.</w:t>
       </w:r>
     </w:p>
+    <w:p>
+      <w:pPr>
+        <w:jc w:val="center"/>
+      </w:pPr>
+      <w:r>
+        <w:drawing>
+          <wp:inline xmlns:a="http://schemas.openxmlformats.org/drawingml/2006/main" xmlns:pic="http://schemas.openxmlformats.org/drawingml/2006/picture">
+            <wp:extent cx="5760000" cy="5284000"/>
+            <wp:docPr id="13" name="Picture 13"/>
+            <wp:cNvGraphicFramePr>
+              <a:graphicFrameLocks noChangeAspect="1"/>
+            </wp:cNvGraphicFramePr>
+            <a:graphic>
+              <a:graphicData uri="http://schemas.openxmlformats.org/drawingml/2006/picture">
+                <pic:pic>
+                  <pic:nvPicPr>
+                    <pic:cNvPr id="0" name="31_gestion_utilisateurs.jpg"/>
+                    <pic:cNvPicPr/>
+                  </pic:nvPicPr>
+                  <pic:blipFill>
+                    <a:blip r:embed="rId21"/>
+                    <a:stretch>
+                      <a:fillRect/>
+                    </a:stretch>
+                  </pic:blipFill>
+                  <pic:spPr>
+                    <a:xfrm>
+                      <a:off x="0" y="0"/>
+                      <a:ext cx="5760000" cy="5284000"/>
+                    </a:xfrm>
+                    <a:prstGeom prst="rect"/>
+                  </pic:spPr>
+                </pic:pic>
+              </a:graphicData>
+            </a:graphic>
+          </wp:inline>
+        </w:drawing>
+      </w:r>
+    </w:p>
+    <w:p>
+      <w:pPr>
+        <w:jc w:val="center"/>
+      </w:pPr>
+      <w:r>
+        <w:rPr>
+          <w:i/>
+          <w:color w:val="4B5563"/>
+          <w:sz w:val="18"/>
+        </w:rPr>
+        <w:t>Figure — gestion des utilisateurs</w:t>
+      </w:r>
+    </w:p>
     <w:tbl>
       <w:tblPr>
         <w:tblW w:type="auto" w:w="0"/>
@@ -6350,7 +7162,7 @@
         <w:pStyle w:val="ListBullet"/>
       </w:pPr>
       <w:r>
-        <w:t>Paramètres : configuration générale de l'application, dont la part de l'avance (%) appliquée à la répartition avance / reliquat (70 % par défaut).</w:t>
+        <w:t>Paramètres : configuration générale de l'application, dont la part de l'avance (%) appliquée à la répartition avance / reliquat (70 % par défaut). Le fuseau horaire (heure du Bénin) y est affiché pour information : il est réglé sur le serveur.</w:t>
       </w:r>
     </w:p>
     <w:p>
@@ -6366,7 +7178,7 @@
         <w:pStyle w:val="ListBullet"/>
       </w:pPr>
       <w:r>
-        <w:t>Configuration e-mail (SMTP) : le mot de passe est stocké chiffré et n'est jamais réaffiché en clair.</w:t>
+        <w:t>Configuration e-mail (SMTP) : le mot de passe est stocké chiffré et n'est jamais réaffiché en clair. L'écran liste les sept notifications envoyées (état à signer, état validé ou rejeté, OM validé ou rejeté, lot confirmé, trop-perçu créé) avec la permission de leurs destinataires.</w:t>
       </w:r>
     </w:p>
     <w:p>

--- a/docs/Guide-Utilisateur-ANaTT.docx
+++ b/docs/Guide-Utilisateur-ANaTT.docx
@@ -1372,6 +1372,53 @@
                 <w:b w:val="0"/>
                 <w:sz w:val="20"/>
               </w:rPr>
+              <w:t>Part de l'avance d'une mission</w:t>
+            </w:r>
+          </w:p>
+        </w:tc>
+        <w:tc>
+          <w:tcPr>
+            <w:tcW w:type="dxa" w:w="6236"/>
+          </w:tcPr>
+          <w:p>
+            <w:r/>
+            <w:r>
+              <w:rPr>
+                <w:b w:val="0"/>
+                <w:sz w:val="20"/>
+              </w:rPr>
+              <w:t>L'écran d'un état de paiement (« Avances (70 %) » / « Reliquats (30 %) ») et le choix de la tranche à la génération affichent la part avec laquelle les OM de la mission ont été retranscrits, et non le réglage du jour : changer la part dans « Paramètres » ne modifie ni les montants ni les pourcentages d'une mission déjà saisie.</w:t>
+            </w:r>
+          </w:p>
+        </w:tc>
+        <w:tc>
+          <w:tcPr>
+            <w:tcW w:type="dxa" w:w="1247"/>
+          </w:tcPr>
+          <w:p>
+            <w:r/>
+            <w:r>
+              <w:rPr>
+                <w:b w:val="0"/>
+                <w:sz w:val="20"/>
+              </w:rPr>
+              <w:t>7.1, 8, 9.1</w:t>
+            </w:r>
+          </w:p>
+        </w:tc>
+      </w:tr>
+      <w:tr>
+        <w:tc>
+          <w:tcPr>
+            <w:tcW w:type="dxa" w:w="2041"/>
+          </w:tcPr>
+          <w:p>
+            <w:r/>
+            <w:r>
+              <w:rPr>
+                <w:b w:val="0"/>
+                <w:sz w:val="20"/>
+              </w:rPr>
               <w:t>Fonction imprimée</w:t>
             </w:r>
           </w:p>
@@ -5715,6 +5762,14 @@
     </w:p>
     <w:p>
       <w:pPr>
+        <w:pStyle w:val="ListBullet"/>
+      </w:pPr>
+      <w:r>
+        <w:t>Les onglets « Avances (… %) » et « Reliquats (… %) » indiquent la part de l'avance de la mission, celle avec laquelle ses OM ont été retranscrits : elle ne change pas si la part est modifiée ensuite dans « Paramètres ».</w:t>
+      </w:r>
+    </w:p>
+    <w:p>
+      <w:pPr>
         <w:jc w:val="center"/>
       </w:pPr>
       <w:r>
@@ -6364,7 +6419,7 @@
         <w:pStyle w:val="ListBullet"/>
       </w:pPr>
       <w:r>
-        <w:t>Avance = arrondi de (montant total × part de l'avance). La part est de 70 % par défaut et se règle dans les Paramètres (SUPER_ADMIN) ; elle s'applique aux OM retranscrits ensuite.</w:t>
+        <w:t>Avance = arrondi de (montant total × part de l'avance). La part est de 70 % par défaut et se règle dans les Paramètres (SUPER_ADMIN) ; elle s'applique aux OM retranscrits ensuite. Une mission déjà saisie garde ses montants, et ses écrans (fiche et PDF de l'OM, état de paiement, génération des fichiers) affichent la part avec laquelle elle a été retranscrite.</w:t>
       </w:r>
     </w:p>
     <w:p>
@@ -6473,7 +6528,7 @@
         </w:numPr>
       </w:pPr>
       <w:r>
-        <w:t>Sélectionnez la mission et la tranche (AVANCE ou RELIQUAT) : l'« Aperçu des bénéficiaires » éligibles s'affiche aussitôt.</w:t>
+        <w:t>Sélectionnez la mission et la tranche (AVANCE ou RELIQUAT) : l'« Aperçu des bénéficiaires » éligibles s'affiche aussitôt. Une fois la mission choisie, la tranche est libellée avec la part de cette mission (par exemple « Avance (60 %) » pour une mission retranscrite à 60 %).</w:t>
       </w:r>
     </w:p>
     <w:p>
@@ -7162,7 +7217,7 @@
         <w:pStyle w:val="ListBullet"/>
       </w:pPr>
       <w:r>
-        <w:t>Paramètres : configuration générale de l'application, dont la part de l'avance (%) appliquée à la répartition avance / reliquat (70 % par défaut). Le fuseau horaire (heure du Bénin) y est affiché pour information : il est réglé sur le serveur.</w:t>
+        <w:t>Paramètres (onglet Général) : configuration générale de l'application, dont la part de l'avance (%) appliquée à la répartition avance / reliquat (70 % par défaut). Elle ne vaut que pour les OM retranscrits après la modification : les missions déjà saisies gardent leurs montants et leur part. Le fuseau horaire (heure du Bénin) y est affiché pour information : il est réglé sur le serveur.</w:t>
       </w:r>
     </w:p>
     <w:p>

--- a/docs/Guide-Utilisateur-ANaTT.docx
+++ b/docs/Guide-Utilisateur-ANaTT.docx
@@ -1372,6 +1372,100 @@
                 <w:b w:val="0"/>
                 <w:sz w:val="20"/>
               </w:rPr>
+              <w:t>Réglages de Paramètres</w:t>
+            </w:r>
+          </w:p>
+        </w:tc>
+        <w:tc>
+          <w:tcPr>
+            <w:tcW w:type="dxa" w:w="6236"/>
+          </w:tcPr>
+          <w:p>
+            <w:r/>
+            <w:r>
+              <w:rPr>
+                <w:b w:val="0"/>
+                <w:sz w:val="20"/>
+              </w:rPr>
+              <w:t>Tous appliqués : opérateurs MTN / Moov, notifications par type, durée de session, tentatives de connexion, HTTPS forcé, journal des connexions échouées, mode maintenance, nom de l'application.</w:t>
+            </w:r>
+          </w:p>
+        </w:tc>
+        <w:tc>
+          <w:tcPr>
+            <w:tcW w:type="dxa" w:w="1247"/>
+          </w:tcPr>
+          <w:p>
+            <w:r/>
+            <w:r>
+              <w:rPr>
+                <w:b w:val="0"/>
+                <w:sz w:val="20"/>
+              </w:rPr>
+              <w:t>13.2</w:t>
+            </w:r>
+          </w:p>
+        </w:tc>
+      </w:tr>
+      <w:tr>
+        <w:tc>
+          <w:tcPr>
+            <w:tcW w:type="dxa" w:w="2041"/>
+          </w:tcPr>
+          <w:p>
+            <w:r/>
+            <w:r>
+              <w:rPr>
+                <w:b w:val="0"/>
+                <w:sz w:val="20"/>
+              </w:rPr>
+              <w:t>Saisie d'une mission</w:t>
+            </w:r>
+          </w:p>
+        </w:tc>
+        <w:tc>
+          <w:tcPr>
+            <w:tcW w:type="dxa" w:w="6236"/>
+          </w:tcPr>
+          <w:p>
+            <w:r/>
+            <w:r>
+              <w:rPr>
+                <w:b w:val="0"/>
+                <w:sz w:val="20"/>
+              </w:rPr>
+              <w:t>Un même agent ajouté deux fois est signalé dès la saisie (« Agent déjà présent dans cette mission »).</w:t>
+            </w:r>
+          </w:p>
+        </w:tc>
+        <w:tc>
+          <w:tcPr>
+            <w:tcW w:type="dxa" w:w="1247"/>
+          </w:tcPr>
+          <w:p>
+            <w:r/>
+            <w:r>
+              <w:rPr>
+                <w:b w:val="0"/>
+                <w:sz w:val="20"/>
+              </w:rPr>
+              <w:t>6.1</w:t>
+            </w:r>
+          </w:p>
+        </w:tc>
+      </w:tr>
+      <w:tr>
+        <w:tc>
+          <w:tcPr>
+            <w:tcW w:type="dxa" w:w="2041"/>
+          </w:tcPr>
+          <w:p>
+            <w:r/>
+            <w:r>
+              <w:rPr>
+                <w:b w:val="0"/>
+                <w:sz w:val="20"/>
+              </w:rPr>
               <w:t>Part de l'avance d'une mission</w:t>
             </w:r>
           </w:p>
@@ -5359,7 +5453,7 @@
         <w:pStyle w:val="ListBullet"/>
       </w:pPr>
       <w:r>
-        <w:t>Un même agent ne peut figurer qu'une fois dans une mission : un OM par bénéficiaire.</w:t>
+        <w:t>Un même agent ne peut figurer qu'une fois dans une mission : un OM par bénéficiaire. Un agent ajouté deux fois est signalé sur sa fiche (« Agent déjà présent dans cette mission ») et bloque le passage au récapitulatif.</w:t>
       </w:r>
     </w:p>
     <w:p>
@@ -7217,9 +7311,415 @@
         <w:pStyle w:val="ListBullet"/>
       </w:pPr>
       <w:r>
-        <w:t>Paramètres (onglet Général) : configuration générale de l'application, dont la part de l'avance (%) appliquée à la répartition avance / reliquat (70 % par défaut). Elle ne vaut que pour les OM retranscrits après la modification : les missions déjà saisies gardent leurs montants et leur part. Le fuseau horaire (heure du Bénin) y est affiché pour information : il est réglé sur le serveur.</w:t>
+        <w:t>Paramètres (onglet Général) : nom de l'application (titre de l'onglet du navigateur, et préfixe de l'objet des e-mails) et part de l'avance (%) appliquée à la répartition avance / reliquat (70 % par défaut). La part ne vaut que pour les OM retranscrits après la modification : les missions déjà saisies gardent leurs montants et leur part. Le fuseau horaire (heure du Bénin) y est affiché pour information : il est réglé sur le serveur.</w:t>
       </w:r>
     </w:p>
+    <w:p>
+      <w:r>
+        <w:rPr>
+          <w:b w:val="0"/>
+          <w:i w:val="0"/>
+        </w:rPr>
+        <w:t>Tous les réglages de l'écran Paramètres sont appliqués par le serveur dès l'enregistrement (au plus tard une minute après). Un réglage jamais enregistré garde le comportement par défaut ; une valeur hors limites est refusée.</w:t>
+      </w:r>
+    </w:p>
+    <w:tbl>
+      <w:tblPr>
+        <w:tblStyle w:val="TableGrid"/>
+        <w:tblW w:type="auto" w:w="0"/>
+        <w:jc w:val="center"/>
+        <w:tblLayout w:type="fixed"/>
+        <w:tblLook w:firstColumn="1" w:firstRow="1" w:lastColumn="0" w:lastRow="0" w:noHBand="0" w:noVBand="1" w:val="04A0"/>
+      </w:tblPr>
+      <w:tblGrid>
+        <w:gridCol w:w="1474"/>
+        <w:gridCol w:w="2608"/>
+        <w:gridCol w:w="5443"/>
+      </w:tblGrid>
+      <w:tr>
+        <w:tc>
+          <w:tcPr>
+            <w:tcW w:type="dxa" w:w="1474"/>
+            <w:shd w:val="clear" w:fill="1D9E4F"/>
+          </w:tcPr>
+          <w:p>
+            <w:r/>
+            <w:r>
+              <w:rPr>
+                <w:b/>
+                <w:color w:val="FFFFFF"/>
+                <w:sz w:val="20"/>
+              </w:rPr>
+              <w:t>Onglet</w:t>
+            </w:r>
+          </w:p>
+        </w:tc>
+        <w:tc>
+          <w:tcPr>
+            <w:tcW w:type="dxa" w:w="2608"/>
+            <w:shd w:val="clear" w:fill="1D9E4F"/>
+          </w:tcPr>
+          <w:p>
+            <w:r/>
+            <w:r>
+              <w:rPr>
+                <w:b/>
+                <w:color w:val="FFFFFF"/>
+                <w:sz w:val="20"/>
+              </w:rPr>
+              <w:t>Réglage</w:t>
+            </w:r>
+          </w:p>
+        </w:tc>
+        <w:tc>
+          <w:tcPr>
+            <w:tcW w:type="dxa" w:w="5443"/>
+            <w:shd w:val="clear" w:fill="1D9E4F"/>
+          </w:tcPr>
+          <w:p>
+            <w:r/>
+            <w:r>
+              <w:rPr>
+                <w:b/>
+                <w:color w:val="FFFFFF"/>
+                <w:sz w:val="20"/>
+              </w:rPr>
+              <w:t>Effet</w:t>
+            </w:r>
+          </w:p>
+        </w:tc>
+      </w:tr>
+      <w:tr>
+        <w:tc>
+          <w:tcPr>
+            <w:tcW w:type="dxa" w:w="1474"/>
+          </w:tcPr>
+          <w:p>
+            <w:r/>
+            <w:r>
+              <w:rPr>
+                <w:b w:val="0"/>
+                <w:sz w:val="20"/>
+              </w:rPr>
+              <w:t>Paiements</w:t>
+            </w:r>
+          </w:p>
+        </w:tc>
+        <w:tc>
+          <w:tcPr>
+            <w:tcW w:type="dxa" w:w="2608"/>
+          </w:tcPr>
+          <w:p>
+            <w:r/>
+            <w:r>
+              <w:rPr>
+                <w:b w:val="0"/>
+                <w:sz w:val="20"/>
+              </w:rPr>
+              <w:t>MTN / Moov activé</w:t>
+            </w:r>
+          </w:p>
+        </w:tc>
+        <w:tc>
+          <w:tcPr>
+            <w:tcW w:type="dxa" w:w="5443"/>
+          </w:tcPr>
+          <w:p>
+            <w:r/>
+            <w:r>
+              <w:rPr>
+                <w:b w:val="0"/>
+                <w:sz w:val="20"/>
+              </w:rPr>
+              <w:t>Un opérateur désactivé n'est plus ouvert à la génération de fichiers : l'écran de génération l'indique et grise le bouton. L'aperçu reste consultable et les lots déjà générés restent confirmables.</w:t>
+            </w:r>
+          </w:p>
+        </w:tc>
+      </w:tr>
+      <w:tr>
+        <w:tc>
+          <w:tcPr>
+            <w:tcW w:type="dxa" w:w="1474"/>
+          </w:tcPr>
+          <w:p>
+            <w:r/>
+            <w:r>
+              <w:rPr>
+                <w:b w:val="0"/>
+                <w:sz w:val="20"/>
+              </w:rPr>
+              <w:t>Notifications</w:t>
+            </w:r>
+          </w:p>
+        </w:tc>
+        <w:tc>
+          <w:tcPr>
+            <w:tcW w:type="dxa" w:w="2608"/>
+          </w:tcPr>
+          <w:p>
+            <w:r/>
+            <w:r>
+              <w:rPr>
+                <w:b w:val="0"/>
+                <w:sz w:val="20"/>
+              </w:rPr>
+              <w:t>Une bascule par notification</w:t>
+            </w:r>
+          </w:p>
+        </w:tc>
+        <w:tc>
+          <w:tcPr>
+            <w:tcW w:type="dxa" w:w="5443"/>
+          </w:tcPr>
+          <w:p>
+            <w:r/>
+            <w:r>
+              <w:rPr>
+                <w:b w:val="0"/>
+                <w:sz w:val="20"/>
+              </w:rPr>
+              <w:t>Une notification désactivée n'est plus émise du tout, ni dans la cloche ni par e-mail.</w:t>
+            </w:r>
+          </w:p>
+        </w:tc>
+      </w:tr>
+      <w:tr>
+        <w:tc>
+          <w:tcPr>
+            <w:tcW w:type="dxa" w:w="1474"/>
+          </w:tcPr>
+          <w:p>
+            <w:r/>
+            <w:r>
+              <w:rPr>
+                <w:b w:val="0"/>
+                <w:sz w:val="20"/>
+              </w:rPr>
+              <w:t>Sécurité</w:t>
+            </w:r>
+          </w:p>
+        </w:tc>
+        <w:tc>
+          <w:tcPr>
+            <w:tcW w:type="dxa" w:w="2608"/>
+          </w:tcPr>
+          <w:p>
+            <w:r/>
+            <w:r>
+              <w:rPr>
+                <w:b w:val="0"/>
+                <w:sz w:val="20"/>
+              </w:rPr>
+              <w:t>Durée de session (5 à 1440 min)</w:t>
+            </w:r>
+          </w:p>
+        </w:tc>
+        <w:tc>
+          <w:tcPr>
+            <w:tcW w:type="dxa" w:w="5443"/>
+          </w:tcPr>
+          <w:p>
+            <w:r/>
+            <w:r>
+              <w:rPr>
+                <w:b w:val="0"/>
+                <w:sz w:val="20"/>
+              </w:rPr>
+              <w:t>Durée de validité d'une connexion ; au-delà, l'utilisateur doit se reconnecter (480 min par défaut).</w:t>
+            </w:r>
+          </w:p>
+        </w:tc>
+      </w:tr>
+      <w:tr>
+        <w:tc>
+          <w:tcPr>
+            <w:tcW w:type="dxa" w:w="1474"/>
+          </w:tcPr>
+          <w:p>
+            <w:r/>
+            <w:r>
+              <w:rPr>
+                <w:b w:val="0"/>
+                <w:sz w:val="20"/>
+              </w:rPr>
+              <w:t>Sécurité</w:t>
+            </w:r>
+          </w:p>
+        </w:tc>
+        <w:tc>
+          <w:tcPr>
+            <w:tcW w:type="dxa" w:w="2608"/>
+          </w:tcPr>
+          <w:p>
+            <w:r/>
+            <w:r>
+              <w:rPr>
+                <w:b w:val="0"/>
+                <w:sz w:val="20"/>
+              </w:rPr>
+              <w:t>Tentatives de connexion (3 à 20 par minute)</w:t>
+            </w:r>
+          </w:p>
+        </w:tc>
+        <w:tc>
+          <w:tcPr>
+            <w:tcW w:type="dxa" w:w="5443"/>
+          </w:tcPr>
+          <w:p>
+            <w:r/>
+            <w:r>
+              <w:rPr>
+                <w:b w:val="0"/>
+                <w:sz w:val="20"/>
+              </w:rPr>
+              <w:t>Au-delà, la connexion est momentanément refusée : « Trop de tentatives en peu de temps » (5 par défaut).</w:t>
+            </w:r>
+          </w:p>
+        </w:tc>
+      </w:tr>
+      <w:tr>
+        <w:tc>
+          <w:tcPr>
+            <w:tcW w:type="dxa" w:w="1474"/>
+          </w:tcPr>
+          <w:p>
+            <w:r/>
+            <w:r>
+              <w:rPr>
+                <w:b w:val="0"/>
+                <w:sz w:val="20"/>
+              </w:rPr>
+              <w:t>Sécurité</w:t>
+            </w:r>
+          </w:p>
+        </w:tc>
+        <w:tc>
+          <w:tcPr>
+            <w:tcW w:type="dxa" w:w="2608"/>
+          </w:tcPr>
+          <w:p>
+            <w:r/>
+            <w:r>
+              <w:rPr>
+                <w:b w:val="0"/>
+                <w:sz w:val="20"/>
+              </w:rPr>
+              <w:t>Forcer HTTPS</w:t>
+            </w:r>
+          </w:p>
+        </w:tc>
+        <w:tc>
+          <w:tcPr>
+            <w:tcW w:type="dxa" w:w="5443"/>
+          </w:tcPr>
+          <w:p>
+            <w:r/>
+            <w:r>
+              <w:rPr>
+                <w:b w:val="0"/>
+                <w:sz w:val="20"/>
+              </w:rPr>
+              <w:t>L'application refuse toute requête non chiffrée. À n'activer que si l'adresse de l'application commence déjà par https://.</w:t>
+            </w:r>
+          </w:p>
+        </w:tc>
+      </w:tr>
+      <w:tr>
+        <w:tc>
+          <w:tcPr>
+            <w:tcW w:type="dxa" w:w="1474"/>
+          </w:tcPr>
+          <w:p>
+            <w:r/>
+            <w:r>
+              <w:rPr>
+                <w:b w:val="0"/>
+                <w:sz w:val="20"/>
+              </w:rPr>
+              <w:t>Sécurité</w:t>
+            </w:r>
+          </w:p>
+        </w:tc>
+        <w:tc>
+          <w:tcPr>
+            <w:tcW w:type="dxa" w:w="2608"/>
+          </w:tcPr>
+          <w:p>
+            <w:r/>
+            <w:r>
+              <w:rPr>
+                <w:b w:val="0"/>
+                <w:sz w:val="20"/>
+              </w:rPr>
+              <w:t>Journaliser les connexions</w:t>
+            </w:r>
+          </w:p>
+        </w:tc>
+        <w:tc>
+          <w:tcPr>
+            <w:tcW w:type="dxa" w:w="5443"/>
+          </w:tcPr>
+          <w:p>
+            <w:r/>
+            <w:r>
+              <w:rPr>
+                <w:b w:val="0"/>
+                <w:sz w:val="20"/>
+              </w:rPr>
+              <w:t>Les connexions échouées sont aussi tracées au journal d'audit (e-mail saisi, motif) ; les connexions réussies le sont toujours.</w:t>
+            </w:r>
+          </w:p>
+        </w:tc>
+      </w:tr>
+      <w:tr>
+        <w:tc>
+          <w:tcPr>
+            <w:tcW w:type="dxa" w:w="1474"/>
+          </w:tcPr>
+          <w:p>
+            <w:r/>
+            <w:r>
+              <w:rPr>
+                <w:b w:val="0"/>
+                <w:sz w:val="20"/>
+              </w:rPr>
+              <w:t>Maintenance</w:t>
+            </w:r>
+          </w:p>
+        </w:tc>
+        <w:tc>
+          <w:tcPr>
+            <w:tcW w:type="dxa" w:w="2608"/>
+          </w:tcPr>
+          <w:p>
+            <w:r/>
+            <w:r>
+              <w:rPr>
+                <w:b w:val="0"/>
+                <w:sz w:val="20"/>
+              </w:rPr>
+              <w:t>Mode maintenance</w:t>
+            </w:r>
+          </w:p>
+        </w:tc>
+        <w:tc>
+          <w:tcPr>
+            <w:tcW w:type="dxa" w:w="5443"/>
+          </w:tcPr>
+          <w:p>
+            <w:r/>
+            <w:r>
+              <w:rPr>
+                <w:b w:val="0"/>
+                <w:sz w:val="20"/>
+              </w:rPr>
+              <w:t>Tous les utilisateurs voient l'écran « Maintenance en cours », sauf le super administrateur, qui peut continuer à travailler puis lever le mode.</w:t>
+            </w:r>
+          </w:p>
+        </w:tc>
+      </w:tr>
+    </w:tbl>
+    <w:p/>
     <w:p>
       <w:pPr>
         <w:pStyle w:val="ListBullet"/>

--- a/docs/Guide-Utilisateur-ANaTT.docx
+++ b/docs/Guide-Utilisateur-ANaTT.docx
@@ -1340,7 +1340,7 @@
                 <w:b w:val="0"/>
                 <w:sz w:val="20"/>
               </w:rPr>
-              <w:t>L'écran présente les notifications réellement envoyées, avec leurs destinataires.</w:t>
+              <w:t>Le serveur SMTP et l'expéditeur saisis à l'écran sont appliqués à l'envoi (sinon le .env du serveur) ; bouton « Envoyer un e-mail de test ». L'écran présente aussi les notifications réellement envoyées, avec leurs destinataires.</w:t>
             </w:r>
           </w:p>
         </w:tc>
@@ -7733,7 +7733,7 @@
         <w:pStyle w:val="ListBullet"/>
       </w:pPr>
       <w:r>
-        <w:t>Configuration e-mail (SMTP) : le mot de passe est stocké chiffré et n'est jamais réaffiché en clair. L'écran liste les sept notifications envoyées (état à signer, état validé ou rejeté, OM validé ou rejeté, lot confirmé, trop-perçu créé) avec la permission de leurs destinataires.</w:t>
+        <w:t>Configuration e-mail (SMTP) : un serveur renseigné remplace, dès l'e-mail suivant, celui du fichier .env du serveur (laissé vide, c'est le .env qui s'applique) ; l'adresse et le nom d'expéditeur aussi. Le bouton « Envoyer un e-mail de test » enregistre puis écrit à votre adresse : un échec affiche le message du serveur de messagerie. Le mot de passe est stocké chiffré et n'est jamais réaffiché en clair. L'écran liste les sept notifications envoyées (état à signer, état validé ou rejeté, OM validé ou rejeté, lot confirmé, trop-perçu créé) avec la permission de leurs destinataires.</w:t>
       </w:r>
     </w:p>
     <w:p>

--- a/docs/Guide-Utilisateur-ANaTT.docx
+++ b/docs/Guide-Utilisateur-ANaTT.docx
@@ -1419,6 +1419,53 @@
                 <w:b w:val="0"/>
                 <w:sz w:val="20"/>
               </w:rPr>
+              <w:t>Erreur passagère</w:t>
+            </w:r>
+          </w:p>
+        </w:tc>
+        <w:tc>
+          <w:tcPr>
+            <w:tcW w:type="dxa" w:w="6236"/>
+          </w:tcPr>
+          <w:p>
+            <w:r/>
+            <w:r>
+              <w:rPr>
+                <w:b w:val="0"/>
+                <w:sz w:val="20"/>
+              </w:rPr>
+              <w:t>Un incident momentané du serveur (trop de requêtes, erreur, coupure réseau) au rechargement d'une page ne vous déconnecte plus : l'écran d'erreur s'affiche et « Réessayer » vous ramène à la page demandée, toujours connecté.</w:t>
+            </w:r>
+          </w:p>
+        </w:tc>
+        <w:tc>
+          <w:tcPr>
+            <w:tcW w:type="dxa" w:w="1247"/>
+          </w:tcPr>
+          <w:p>
+            <w:r/>
+            <w:r>
+              <w:rPr>
+                <w:b w:val="0"/>
+                <w:sz w:val="20"/>
+              </w:rPr>
+              <w:t>3.4</w:t>
+            </w:r>
+          </w:p>
+        </w:tc>
+      </w:tr>
+      <w:tr>
+        <w:tc>
+          <w:tcPr>
+            <w:tcW w:type="dxa" w:w="2041"/>
+          </w:tcPr>
+          <w:p>
+            <w:r/>
+            <w:r>
+              <w:rPr>
+                <w:b w:val="0"/>
+                <w:sz w:val="20"/>
+              </w:rPr>
               <w:t>Saisie d'une mission</w:t>
             </w:r>
           </w:p>
@@ -4966,6 +5013,56 @@
     </w:p>
     <w:p>
       <w:pPr>
+        <w:pStyle w:val="Heading2"/>
+      </w:pPr>
+      <w:r>
+        <w:t>3.4 Erreur momentanée du serveur, maintenance</w:t>
+      </w:r>
+    </w:p>
+    <w:p>
+      <w:r>
+        <w:rPr>
+          <w:b w:val="0"/>
+          <w:i w:val="0"/>
+        </w:rPr>
+        <w:t>Si le serveur ne répond pas correctement au moment où vous ouvrez ou rechargez une page (trop de requêtes en peu de temps, erreur passagère, coupure du réseau), l'application affiche l'écran « Erreur serveur » au lieu de la page demandée. Votre session est conservée : vous n'avez pas à vous reconnecter.</w:t>
+      </w:r>
+    </w:p>
+    <w:p>
+      <w:pPr>
+        <w:pStyle w:val="ListNumber"/>
+        <w:numPr>
+          <w:ilvl w:val="0"/>
+          <w:numId w:val="14"/>
+        </w:numPr>
+      </w:pPr>
+      <w:r>
+        <w:t>Patientez quelques instants (une minute au plus après « Trop de tentatives »).</w:t>
+      </w:r>
+    </w:p>
+    <w:p>
+      <w:pPr>
+        <w:pStyle w:val="ListNumber"/>
+        <w:numPr>
+          <w:ilvl w:val="0"/>
+          <w:numId w:val="14"/>
+        </w:numPr>
+      </w:pPr>
+      <w:r>
+        <w:t>Cliquez sur « Réessayer » : l'application vous ramène à la page que vous vouliez ouvrir.</w:t>
+      </w:r>
+    </w:p>
+    <w:p>
+      <w:r>
+        <w:rPr>
+          <w:b w:val="0"/>
+          <w:i w:val="0"/>
+        </w:rPr>
+        <w:t>Pendant une mise à jour ou lorsque le super administrateur active le mode maintenance, l'écran « Maintenance en cours » s'affiche ; il revient de lui-même à votre page dès que le service reprend. Seule une session réellement expirée (durée de session dépassée, compte désactivé, mot de passe réinitialisé) vous renvoie à l'écran de connexion.</w:t>
+      </w:r>
+    </w:p>
+    <w:p>
+      <w:pPr>
         <w:pStyle w:val="Heading1"/>
       </w:pPr>
       <w:r>
@@ -5156,7 +5253,7 @@
         <w:pStyle w:val="ListNumber"/>
         <w:numPr>
           <w:ilvl w:val="0"/>
-          <w:numId w:val="14"/>
+          <w:numId w:val="15"/>
         </w:numPr>
       </w:pPr>
       <w:r>
@@ -5168,7 +5265,7 @@
         <w:pStyle w:val="ListNumber"/>
         <w:numPr>
           <w:ilvl w:val="0"/>
-          <w:numId w:val="14"/>
+          <w:numId w:val="15"/>
         </w:numPr>
       </w:pPr>
       <w:r>
@@ -5180,7 +5277,7 @@
         <w:pStyle w:val="ListNumber"/>
         <w:numPr>
           <w:ilvl w:val="0"/>
-          <w:numId w:val="14"/>
+          <w:numId w:val="15"/>
         </w:numPr>
       </w:pPr>
       <w:r>
@@ -5192,7 +5289,7 @@
         <w:pStyle w:val="ListNumber"/>
         <w:numPr>
           <w:ilvl w:val="0"/>
-          <w:numId w:val="14"/>
+          <w:numId w:val="15"/>
         </w:numPr>
       </w:pPr>
       <w:r>
@@ -5212,7 +5309,7 @@
         <w:pStyle w:val="ListNumber"/>
         <w:numPr>
           <w:ilvl w:val="0"/>
-          <w:numId w:val="15"/>
+          <w:numId w:val="16"/>
         </w:numPr>
       </w:pPr>
       <w:r>
@@ -5224,7 +5321,7 @@
         <w:pStyle w:val="ListNumber"/>
         <w:numPr>
           <w:ilvl w:val="0"/>
-          <w:numId w:val="15"/>
+          <w:numId w:val="16"/>
         </w:numPr>
       </w:pPr>
       <w:r>
@@ -5236,7 +5333,7 @@
         <w:pStyle w:val="ListNumber"/>
         <w:numPr>
           <w:ilvl w:val="0"/>
-          <w:numId w:val="15"/>
+          <w:numId w:val="16"/>
         </w:numPr>
       </w:pPr>
       <w:r>
@@ -5248,7 +5345,7 @@
         <w:pStyle w:val="ListNumber"/>
         <w:numPr>
           <w:ilvl w:val="0"/>
-          <w:numId w:val="15"/>
+          <w:numId w:val="16"/>
         </w:numPr>
       </w:pPr>
       <w:r>
@@ -5647,7 +5744,7 @@
         <w:pStyle w:val="ListNumber"/>
         <w:numPr>
           <w:ilvl w:val="0"/>
-          <w:numId w:val="16"/>
+          <w:numId w:val="17"/>
         </w:numPr>
       </w:pPr>
       <w:r>
@@ -5659,7 +5756,7 @@
         <w:pStyle w:val="ListNumber"/>
         <w:numPr>
           <w:ilvl w:val="0"/>
-          <w:numId w:val="16"/>
+          <w:numId w:val="17"/>
         </w:numPr>
       </w:pPr>
       <w:r>
@@ -5671,7 +5768,7 @@
         <w:pStyle w:val="ListNumber"/>
         <w:numPr>
           <w:ilvl w:val="0"/>
-          <w:numId w:val="16"/>
+          <w:numId w:val="17"/>
         </w:numPr>
       </w:pPr>
       <w:r>
@@ -6606,7 +6703,7 @@
         <w:pStyle w:val="ListNumber"/>
         <w:numPr>
           <w:ilvl w:val="0"/>
-          <w:numId w:val="17"/>
+          <w:numId w:val="18"/>
         </w:numPr>
       </w:pPr>
       <w:r>
@@ -6618,7 +6715,7 @@
         <w:pStyle w:val="ListNumber"/>
         <w:numPr>
           <w:ilvl w:val="0"/>
-          <w:numId w:val="17"/>
+          <w:numId w:val="18"/>
         </w:numPr>
       </w:pPr>
       <w:r>
@@ -6630,7 +6727,7 @@
         <w:pStyle w:val="ListNumber"/>
         <w:numPr>
           <w:ilvl w:val="0"/>
-          <w:numId w:val="17"/>
+          <w:numId w:val="18"/>
         </w:numPr>
       </w:pPr>
       <w:r>
@@ -6711,7 +6808,7 @@
         <w:pStyle w:val="ListNumber"/>
         <w:numPr>
           <w:ilvl w:val="0"/>
-          <w:numId w:val="18"/>
+          <w:numId w:val="19"/>
         </w:numPr>
       </w:pPr>
       <w:r>
@@ -6723,7 +6820,7 @@
         <w:pStyle w:val="ListNumber"/>
         <w:numPr>
           <w:ilvl w:val="0"/>
-          <w:numId w:val="18"/>
+          <w:numId w:val="19"/>
         </w:numPr>
       </w:pPr>
       <w:r>
@@ -6735,7 +6832,7 @@
         <w:pStyle w:val="ListNumber"/>
         <w:numPr>
           <w:ilvl w:val="0"/>
-          <w:numId w:val="18"/>
+          <w:numId w:val="19"/>
         </w:numPr>
       </w:pPr>
       <w:r>
@@ -6871,7 +6968,7 @@
         <w:pStyle w:val="ListNumber"/>
         <w:numPr>
           <w:ilvl w:val="0"/>
-          <w:numId w:val="19"/>
+          <w:numId w:val="20"/>
         </w:numPr>
       </w:pPr>
       <w:r>
@@ -6883,7 +6980,7 @@
         <w:pStyle w:val="ListNumber"/>
         <w:numPr>
           <w:ilvl w:val="0"/>
-          <w:numId w:val="19"/>
+          <w:numId w:val="20"/>
         </w:numPr>
       </w:pPr>
       <w:r>
@@ -6895,7 +6992,7 @@
         <w:pStyle w:val="ListNumber"/>
         <w:numPr>
           <w:ilvl w:val="0"/>
-          <w:numId w:val="19"/>
+          <w:numId w:val="20"/>
         </w:numPr>
       </w:pPr>
       <w:r>
@@ -7738,6 +7835,58 @@
     </w:p>
     <w:p>
       <w:pPr>
+        <w:jc w:val="center"/>
+      </w:pPr>
+      <w:r>
+        <w:drawing>
+          <wp:inline xmlns:a="http://schemas.openxmlformats.org/drawingml/2006/main" xmlns:pic="http://schemas.openxmlformats.org/drawingml/2006/picture">
+            <wp:extent cx="5760000" cy="5512000"/>
+            <wp:docPr id="14" name="Picture 14"/>
+            <wp:cNvGraphicFramePr>
+              <a:graphicFrameLocks noChangeAspect="1"/>
+            </wp:cNvGraphicFramePr>
+            <a:graphic>
+              <a:graphicData uri="http://schemas.openxmlformats.org/drawingml/2006/picture">
+                <pic:pic>
+                  <pic:nvPicPr>
+                    <pic:cNvPr id="0" name="51_config_email.jpg"/>
+                    <pic:cNvPicPr/>
+                  </pic:nvPicPr>
+                  <pic:blipFill>
+                    <a:blip r:embed="rId22"/>
+                    <a:stretch>
+                      <a:fillRect/>
+                    </a:stretch>
+                  </pic:blipFill>
+                  <pic:spPr>
+                    <a:xfrm>
+                      <a:off x="0" y="0"/>
+                      <a:ext cx="5760000" cy="5512000"/>
+                    </a:xfrm>
+                    <a:prstGeom prst="rect"/>
+                  </pic:spPr>
+                </pic:pic>
+              </a:graphicData>
+            </a:graphic>
+          </wp:inline>
+        </w:drawing>
+      </w:r>
+    </w:p>
+    <w:p>
+      <w:pPr>
+        <w:jc w:val="center"/>
+      </w:pPr>
+      <w:r>
+        <w:rPr>
+          <w:i/>
+          <w:color w:val="4B5563"/>
+          <w:sz w:val="18"/>
+        </w:rPr>
+        <w:t>Figure — configuration e-mail : serveur SMTP, expéditeur et e-mail de test</w:t>
+      </w:r>
+    </w:p>
+    <w:p>
+      <w:pPr>
         <w:pStyle w:val="ListBullet"/>
       </w:pPr>
       <w:r>
@@ -7790,7 +7939,7 @@
         <w:pStyle w:val="ListNumber"/>
         <w:numPr>
           <w:ilvl w:val="0"/>
-          <w:numId w:val="20"/>
+          <w:numId w:val="21"/>
         </w:numPr>
       </w:pPr>
       <w:r>
@@ -7802,7 +7951,7 @@
         <w:pStyle w:val="ListNumber"/>
         <w:numPr>
           <w:ilvl w:val="0"/>
-          <w:numId w:val="20"/>
+          <w:numId w:val="21"/>
         </w:numPr>
       </w:pPr>
       <w:r>
@@ -7814,7 +7963,7 @@
         <w:pStyle w:val="ListNumber"/>
         <w:numPr>
           <w:ilvl w:val="0"/>
-          <w:numId w:val="20"/>
+          <w:numId w:val="21"/>
         </w:numPr>
       </w:pPr>
       <w:r>
@@ -10538,6 +10687,12 @@
     </w:lvlOverride>
   </w:num>
   <w:num w:numId="20">
+    <w:abstractNumId w:val="7"/>
+    <w:lvlOverride w:ilvl="0">
+      <w:startOverride w:val="1"/>
+    </w:lvlOverride>
+  </w:num>
+  <w:num w:numId="21">
     <w:abstractNumId w:val="7"/>
     <w:lvlOverride w:ilvl="0">
       <w:startOverride w:val="1"/>

--- a/docs/Guide-Utilisateur-ANaTT.docx
+++ b/docs/Guide-Utilisateur-ANaTT.docx
@@ -1466,6 +1466,100 @@
                 <w:b w:val="0"/>
                 <w:sz w:val="20"/>
               </w:rPr>
+              <w:t>Refus expliqués</w:t>
+            </w:r>
+          </w:p>
+        </w:tc>
+        <w:tc>
+          <w:tcPr>
+            <w:tcW w:type="dxa" w:w="6236"/>
+          </w:tcPr>
+          <w:p>
+            <w:r/>
+            <w:r>
+              <w:rPr>
+                <w:b w:val="0"/>
+                <w:sz w:val="20"/>
+              </w:rPr>
+              <w:t>Quand l'écran Paramètres ou Messagerie refuse une valeur (part d'avance hors 0-100, port invalide…), il indique laquelle et pourquoi, au lieu de « Données invalides ».</w:t>
+            </w:r>
+          </w:p>
+        </w:tc>
+        <w:tc>
+          <w:tcPr>
+            <w:tcW w:type="dxa" w:w="1247"/>
+          </w:tcPr>
+          <w:p>
+            <w:r/>
+            <w:r>
+              <w:rPr>
+                <w:b w:val="0"/>
+                <w:sz w:val="20"/>
+              </w:rPr>
+              <w:t>13.2</w:t>
+            </w:r>
+          </w:p>
+        </w:tc>
+      </w:tr>
+      <w:tr>
+        <w:tc>
+          <w:tcPr>
+            <w:tcW w:type="dxa" w:w="2041"/>
+          </w:tcPr>
+          <w:p>
+            <w:r/>
+            <w:r>
+              <w:rPr>
+                <w:b w:val="0"/>
+                <w:sz w:val="20"/>
+              </w:rPr>
+              <w:t>E-mail qui ne part pas</w:t>
+            </w:r>
+          </w:p>
+        </w:tc>
+        <w:tc>
+          <w:tcPr>
+            <w:tcW w:type="dxa" w:w="6236"/>
+          </w:tcPr>
+          <w:p>
+            <w:r/>
+            <w:r>
+              <w:rPr>
+                <w:b w:val="0"/>
+                <w:sz w:val="20"/>
+              </w:rPr>
+              <w:t>Si le serveur de messagerie ne répond pas, valider, signer, rejeter ou amender n'affiche plus d'erreur : l'action est faite, la notification apparaît dans la cloche, seul l'e-mail manque (à vérifier avec « Envoyer un e-mail de test »).</w:t>
+            </w:r>
+          </w:p>
+        </w:tc>
+        <w:tc>
+          <w:tcPr>
+            <w:tcW w:type="dxa" w:w="1247"/>
+          </w:tcPr>
+          <w:p>
+            <w:r/>
+            <w:r>
+              <w:rPr>
+                <w:b w:val="0"/>
+                <w:sz w:val="20"/>
+              </w:rPr>
+              <w:t>13.2</w:t>
+            </w:r>
+          </w:p>
+        </w:tc>
+      </w:tr>
+      <w:tr>
+        <w:tc>
+          <w:tcPr>
+            <w:tcW w:type="dxa" w:w="2041"/>
+          </w:tcPr>
+          <w:p>
+            <w:r/>
+            <w:r>
+              <w:rPr>
+                <w:b w:val="0"/>
+                <w:sz w:val="20"/>
+              </w:rPr>
               <w:t>Saisie d'une mission</w:t>
             </w:r>
           </w:p>
@@ -6337,7 +6431,7 @@
         <w:pStyle w:val="ListBullet"/>
       </w:pPr>
       <w:r>
-        <w:t>Notifications (cloche et e-mail) : à chaque étape, sont prévenus les comptes actifs qui détiennent la permission de l'étape suivante — contrôler, viser, puis valider ; à la validation finale, ceux qui génèrent les fichiers de paiement ; en cas de rejet, ceux qui retranscrivent les missions. Un rôle personnalisé ou un droit accordé à titre individuel est donc notifié ; un droit retiré ne l'est plus. Le super administrateur n'est pas notifié, et un compte désactivé ne l'est jamais.</w:t>
+        <w:t>Notifications (cloche et e-mail) : à chaque étape, sont prévenus les comptes actifs qui détiennent la permission de l'étape suivante — contrôler, viser, puis valider ; à la validation finale, ceux qui génèrent les fichiers de paiement ; en cas de rejet, ceux qui retranscrivent les missions. Un rôle personnalisé ou un droit accordé à titre individuel est donc notifié ; un droit retiré ne l'est plus. Le super administrateur n'est pas notifié, et un compte désactivé ne l'est jamais. Si le serveur de messagerie ne répond pas, la signature est tout de même enregistrée et la cloche prévient le suivant : seul l'e-mail manque. Un type de notification coupé dans « Paramètres » n'est plus émis ; la file de travail des états montre toujours ce qui attend chacun.</w:t>
       </w:r>
     </w:p>
     <w:p>
@@ -6965,6 +7059,14 @@
     </w:p>
     <w:p>
       <w:pPr>
+        <w:pStyle w:val="ListBullet"/>
+      </w:pPr>
+      <w:r>
+        <w:t>Les comptes qui constatent les recouvrements (« Paiements — confirmer », l'agent financier par défaut) en sont prévenus dans la cloche et par e-mail, sauf si cette notification est coupée dans « Paramètres » : l'écran « Régularisations » reste alors la seule alerte.</w:t>
+      </w:r>
+    </w:p>
+    <w:p>
+      <w:pPr>
         <w:pStyle w:val="ListNumber"/>
         <w:numPr>
           <w:ilvl w:val="0"/>
@@ -7417,9 +7519,44 @@
           <w:b w:val="0"/>
           <w:i w:val="0"/>
         </w:rPr>
-        <w:t>Tous les réglages de l'écran Paramètres sont appliqués par le serveur dès l'enregistrement (au plus tard une minute après). Un réglage jamais enregistré garde le comportement par défaut ; une valeur hors limites est refusée.</w:t>
+        <w:t>Tous les réglages de l'écran Paramètres sont appliqués par le serveur dès l'enregistrement (au plus tard une minute après). Un réglage jamais enregistré garde le comportement par défaut ; une valeur hors limites est refusée : l'écran indique laquelle et pourquoi (par exemple « Le pourcentage d'avance doit être un entier entre 0 et 100. ») et n'enregistre rien.</w:t>
       </w:r>
     </w:p>
+    <w:tbl>
+      <w:tblPr>
+        <w:tblW w:type="auto" w:w="0"/>
+        <w:jc w:val="center"/>
+        <w:tblLook w:firstColumn="1" w:firstRow="1" w:lastColumn="0" w:lastRow="0" w:noHBand="0" w:noVBand="1" w:val="04A0"/>
+      </w:tblPr>
+      <w:tblGrid>
+        <w:gridCol w:w="8640"/>
+      </w:tblGrid>
+      <w:tr>
+        <w:tc>
+          <w:tcPr>
+            <w:tcW w:type="dxa" w:w="9524"/>
+            <w:shd w:val="clear" w:fill="EDFAF2"/>
+          </w:tcPr>
+          <w:p>
+            <w:r>
+              <w:rPr>
+                <w:b/>
+                <w:color w:val="0A3D1F"/>
+                <w:sz w:val="20"/>
+              </w:rPr>
+              <w:t xml:space="preserve">« Enregistrer tout » : </w:t>
+            </w:r>
+            <w:r>
+              <w:rPr>
+                <w:sz w:val="20"/>
+              </w:rPr>
+              <w:t>Le bouton enregistre tous les onglets en une fois, et chacun s'applique aussitôt. Avant de changer un seul réglage (la part de l'avance, par exemple), relisez les autres onglets : n'activez « Forcer HTTPS » que si l'adresse de l'application commence déjà par https://, et vérifiez que le mode maintenance est bien désactivé.</w:t>
+            </w:r>
+          </w:p>
+        </w:tc>
+      </w:tr>
+    </w:tbl>
+    <w:p/>
     <w:tbl>
       <w:tblPr>
         <w:tblStyle w:val="TableGrid"/>

--- a/docs/Guide-Utilisateur-ANaTT.docx
+++ b/docs/Guide-Utilisateur-ANaTT.docx
@@ -1481,7 +1481,7 @@
                 <w:b w:val="0"/>
                 <w:sz w:val="20"/>
               </w:rPr>
-              <w:t>Quand l'écran Paramètres ou Messagerie refuse une valeur (part d'avance hors 0-100, port invalide…), il indique laquelle et pourquoi, au lieu de « Données invalides ».</w:t>
+              <w:t>Quand l'application refuse une action ou une saisie, elle dit pourquoi, en français et une seule fois, au lieu de « Données invalides » : signature refusée (« Vous avez contrôlé cet état… »), numéro d'état manquant ou déjà attribué, amendement impossible (« fichier en attente de dépôt »…), adresse e-mail déjà utilisée, part d'avance hors 0-100, port invalide…</w:t>
             </w:r>
           </w:p>
         </w:tc>
@@ -1496,7 +1496,7 @@
                 <w:b w:val="0"/>
                 <w:sz w:val="20"/>
               </w:rPr>
-              <w:t>13.2</w:t>
+              <w:t>3.5, 6.3, 7.2, 13.2</w:t>
             </w:r>
           </w:p>
         </w:tc>
@@ -2386,7 +2386,7 @@
               <w:rPr>
                 <w:sz w:val="20"/>
               </w:rPr>
-              <w:t>Le DAF et le DG autorisent, l'agent financier exécute : ni le DAF ni le DG ne génèrent ni ne confirment les paiements. Les trois signataires d'un même état doivent être TROIS personnes distinctes : celui qui a contrôlé ne peut pas viser ni valider, et celui qui a visé (DAF) ne peut pas valider (DG). Un compte cumulant plusieurs droits (ex. super administrateur) est donc refusé s'il tente d'enchaîner deux étapes du même dossier.</w:t>
+              <w:t>Le DAF et le DG autorisent, l'agent financier exécute : ni le DAF ni le DG ne génèrent ni ne confirment les paiements. Les trois signataires d'un même état doivent être TROIS personnes distinctes : celui qui a contrôlé ne peut pas viser ni valider, et celui qui a visé (DAF) ne peut pas valider (DG). Un compte cumulant plusieurs droits (ex. super administrateur) est donc refusé s'il tente d'enchaîner deux étapes du même dossier ; le message l'explique (« Vous avez contrôlé cet état : le visa DAF revient à une autre personne. »).</w:t>
             </w:r>
           </w:p>
         </w:tc>
@@ -5157,6 +5157,297 @@
     </w:p>
     <w:p>
       <w:pPr>
+        <w:pStyle w:val="Heading2"/>
+      </w:pPr>
+      <w:r>
+        <w:t>3.5 Quand une action est refusée</w:t>
+      </w:r>
+    </w:p>
+    <w:p>
+      <w:r>
+        <w:rPr>
+          <w:b w:val="0"/>
+          <w:i w:val="0"/>
+        </w:rPr>
+        <w:t>Lorsque l'application refuse une action ou une saisie, un message en haut à droite de l'écran en donne la raison, en français, et indique quoi faire. Rien n'est enregistré : corrigez, puis recommencez. Exemples :</w:t>
+      </w:r>
+    </w:p>
+    <w:tbl>
+      <w:tblPr>
+        <w:tblStyle w:val="TableGrid"/>
+        <w:tblW w:type="auto" w:w="0"/>
+        <w:jc w:val="center"/>
+        <w:tblLayout w:type="fixed"/>
+        <w:tblLook w:firstColumn="1" w:firstRow="1" w:lastColumn="0" w:lastRow="0" w:noHBand="0" w:noVBand="1" w:val="04A0"/>
+      </w:tblPr>
+      <w:tblGrid>
+        <w:gridCol w:w="3969"/>
+        <w:gridCol w:w="5556"/>
+      </w:tblGrid>
+      <w:tr>
+        <w:tc>
+          <w:tcPr>
+            <w:tcW w:type="dxa" w:w="3969"/>
+            <w:shd w:val="clear" w:fill="1D9E4F"/>
+          </w:tcPr>
+          <w:p>
+            <w:r/>
+            <w:r>
+              <w:rPr>
+                <w:b/>
+                <w:color w:val="FFFFFF"/>
+                <w:sz w:val="20"/>
+              </w:rPr>
+              <w:t>Situation</w:t>
+            </w:r>
+          </w:p>
+        </w:tc>
+        <w:tc>
+          <w:tcPr>
+            <w:tcW w:type="dxa" w:w="5556"/>
+            <w:shd w:val="clear" w:fill="1D9E4F"/>
+          </w:tcPr>
+          <w:p>
+            <w:r/>
+            <w:r>
+              <w:rPr>
+                <w:b/>
+                <w:color w:val="FFFFFF"/>
+                <w:sz w:val="20"/>
+              </w:rPr>
+              <w:t>Message affiché</w:t>
+            </w:r>
+          </w:p>
+        </w:tc>
+      </w:tr>
+      <w:tr>
+        <w:tc>
+          <w:tcPr>
+            <w:tcW w:type="dxa" w:w="3969"/>
+          </w:tcPr>
+          <w:p>
+            <w:r/>
+            <w:r>
+              <w:rPr>
+                <w:b w:val="0"/>
+                <w:sz w:val="20"/>
+              </w:rPr>
+              <w:t>Le DAF tente de viser un état qu'il a lui-même contrôlé</w:t>
+            </w:r>
+          </w:p>
+        </w:tc>
+        <w:tc>
+          <w:tcPr>
+            <w:tcW w:type="dxa" w:w="5556"/>
+          </w:tcPr>
+          <w:p>
+            <w:r/>
+            <w:r>
+              <w:rPr>
+                <w:b w:val="0"/>
+                <w:sz w:val="20"/>
+              </w:rPr>
+              <w:t>Vous avez contrôlé cet état : le visa DAF revient à une autre personne.</w:t>
+            </w:r>
+          </w:p>
+        </w:tc>
+      </w:tr>
+      <w:tr>
+        <w:tc>
+          <w:tcPr>
+            <w:tcW w:type="dxa" w:w="3969"/>
+          </w:tcPr>
+          <w:p>
+            <w:r/>
+            <w:r>
+              <w:rPr>
+                <w:b w:val="0"/>
+                <w:sz w:val="20"/>
+              </w:rPr>
+              <w:t>Le DG valide un état sans numéro de registre</w:t>
+            </w:r>
+          </w:p>
+        </w:tc>
+        <w:tc>
+          <w:tcPr>
+            <w:tcW w:type="dxa" w:w="5556"/>
+          </w:tcPr>
+          <w:p>
+            <w:r/>
+            <w:r>
+              <w:rPr>
+                <w:b w:val="0"/>
+                <w:sz w:val="20"/>
+              </w:rPr>
+              <w:t>Renseignez le numéro de l'état avant la validation finale.</w:t>
+            </w:r>
+          </w:p>
+        </w:tc>
+      </w:tr>
+      <w:tr>
+        <w:tc>
+          <w:tcPr>
+            <w:tcW w:type="dxa" w:w="3969"/>
+          </w:tcPr>
+          <w:p>
+            <w:r/>
+            <w:r>
+              <w:rPr>
+                <w:b w:val="0"/>
+                <w:sz w:val="20"/>
+              </w:rPr>
+              <w:t>Numéro d'état déjà employé</w:t>
+            </w:r>
+          </w:p>
+        </w:tc>
+        <w:tc>
+          <w:tcPr>
+            <w:tcW w:type="dxa" w:w="5556"/>
+          </w:tcPr>
+          <w:p>
+            <w:r/>
+            <w:r>
+              <w:rPr>
+                <w:b w:val="0"/>
+                <w:sz w:val="20"/>
+              </w:rPr>
+              <w:t>Le numéro « … » est déjà attribué à un autre état.</w:t>
+            </w:r>
+          </w:p>
+        </w:tc>
+      </w:tr>
+      <w:tr>
+        <w:tc>
+          <w:tcPr>
+            <w:tcW w:type="dxa" w:w="3969"/>
+          </w:tcPr>
+          <w:p>
+            <w:r/>
+            <w:r>
+              <w:rPr>
+                <w:b w:val="0"/>
+                <w:sz w:val="20"/>
+              </w:rPr>
+              <w:t>Amendement d'un OM dont le fichier de paiement attend son dépôt</w:t>
+            </w:r>
+          </w:p>
+        </w:tc>
+        <w:tc>
+          <w:tcPr>
+            <w:tcW w:type="dxa" w:w="5556"/>
+          </w:tcPr>
+          <w:p>
+            <w:r/>
+            <w:r>
+              <w:rPr>
+                <w:b w:val="0"/>
+                <w:sz w:val="20"/>
+              </w:rPr>
+              <w:t>Un fichier de paiement contenant cet ordre de mission est en attente de dépôt : confirmez le lot ou passez-le en erreur avant d'amender.</w:t>
+            </w:r>
+          </w:p>
+        </w:tc>
+      </w:tr>
+      <w:tr>
+        <w:tc>
+          <w:tcPr>
+            <w:tcW w:type="dxa" w:w="3969"/>
+          </w:tcPr>
+          <w:p>
+            <w:r/>
+            <w:r>
+              <w:rPr>
+                <w:b w:val="0"/>
+                <w:sz w:val="20"/>
+              </w:rPr>
+              <w:t>Création d'un compte avec une adresse déjà enregistrée</w:t>
+            </w:r>
+          </w:p>
+        </w:tc>
+        <w:tc>
+          <w:tcPr>
+            <w:tcW w:type="dxa" w:w="5556"/>
+          </w:tcPr>
+          <w:p>
+            <w:r/>
+            <w:r>
+              <w:rPr>
+                <w:b w:val="0"/>
+                <w:sz w:val="20"/>
+              </w:rPr>
+              <w:t>Cette adresse e-mail est déjà utilisée.</w:t>
+            </w:r>
+          </w:p>
+        </w:tc>
+      </w:tr>
+      <w:tr>
+        <w:tc>
+          <w:tcPr>
+            <w:tcW w:type="dxa" w:w="3969"/>
+          </w:tcPr>
+          <w:p>
+            <w:r/>
+            <w:r>
+              <w:rPr>
+                <w:b w:val="0"/>
+                <w:sz w:val="20"/>
+              </w:rPr>
+              <w:t>Motif trop court</w:t>
+            </w:r>
+          </w:p>
+        </w:tc>
+        <w:tc>
+          <w:tcPr>
+            <w:tcW w:type="dxa" w:w="5556"/>
+          </w:tcPr>
+          <w:p>
+            <w:r/>
+            <w:r>
+              <w:rPr>
+                <w:b w:val="0"/>
+                <w:sz w:val="20"/>
+              </w:rPr>
+              <w:t>Le champ motif doit contenir au moins 10 caractères.</w:t>
+            </w:r>
+          </w:p>
+        </w:tc>
+      </w:tr>
+      <w:tr>
+        <w:tc>
+          <w:tcPr>
+            <w:tcW w:type="dxa" w:w="3969"/>
+          </w:tcPr>
+          <w:p>
+            <w:r/>
+            <w:r>
+              <w:rPr>
+                <w:b w:val="0"/>
+                <w:sz w:val="20"/>
+              </w:rPr>
+              <w:t>Part de l'avance hors limites (Paramètres)</w:t>
+            </w:r>
+          </w:p>
+        </w:tc>
+        <w:tc>
+          <w:tcPr>
+            <w:tcW w:type="dxa" w:w="5556"/>
+          </w:tcPr>
+          <w:p>
+            <w:r/>
+            <w:r>
+              <w:rPr>
+                <w:b w:val="0"/>
+                <w:sz w:val="20"/>
+              </w:rPr>
+              <w:t>Le pourcentage d'avance doit être un entier entre 0 et 100.</w:t>
+            </w:r>
+          </w:p>
+        </w:tc>
+      </w:tr>
+    </w:tbl>
+    <w:p/>
+    <w:p>
+      <w:pPr>
         <w:pStyle w:val="Heading1"/>
       </w:pPr>
       <w:r>
@@ -5933,6 +6224,14 @@
         <w:pStyle w:val="ListBullet"/>
       </w:pPr>
       <w:r>
+        <w:t>Quand un amendement est refusé, le message indique lequel de ces cas s'applique et quoi faire (par exemple « rejetez-le avant d'amender » pour un état en cours de signature) ; rien n'est modifié.</w:t>
+      </w:r>
+    </w:p>
+    <w:p>
+      <w:pPr>
+        <w:pStyle w:val="ListBullet"/>
+      </w:pPr>
+      <w:r>
         <w:t>Mission sans état de paiement : si l'avance a déjà été confirmée, elle est figée au moment de l'amendement, exactement comme après la validation d'un état des avances.</w:t>
       </w:r>
     </w:p>
@@ -6399,7 +6698,7 @@
         <w:pStyle w:val="ListBullet"/>
       </w:pPr>
       <w:r>
-        <w:t>Le numéro de l'état est saisi manuellement, suivant le registre de l'agence. Il est requis avant la validation finale du DG, puis figé.</w:t>
+        <w:t>Le numéro de l'état est saisi manuellement, suivant le registre de l'agence. Il est requis avant la validation finale du DG, puis figé. Sans numéro, ou avec un numéro déjà attribué à un autre état, la validation est refusée avec un message qui le dit.</w:t>
       </w:r>
     </w:p>
     <w:p>

--- a/docs/Guide-Utilisateur-ANaTT.docx
+++ b/docs/Guide-Utilisateur-ANaTT.docx
@@ -1513,6 +1513,100 @@
                 <w:b w:val="0"/>
                 <w:sz w:val="20"/>
               </w:rPr>
+              <w:t>Refus expliqués (suite)</w:t>
+            </w:r>
+          </w:p>
+        </w:tc>
+        <w:tc>
+          <w:tcPr>
+            <w:tcW w:type="dxa" w:w="6236"/>
+          </w:tcPr>
+          <w:p>
+            <w:r/>
+            <w:r>
+              <w:rPr>
+                <w:b w:val="0"/>
+                <w:sz w:val="20"/>
+              </w:rPr>
+              <w:t>Le barème et les exports de rapports donnent eux aussi la raison d'un échec (taux refusé, période invalide…), et non plus « Échec de l'enregistrement » / « Échec de l'export » ; un agent sans indice ni salaire brut est refusé avec « L'indice ou le salaire brut est requis pour déterminer la catégorie. » ; une date de retour antérieure au départ, avec « La date de retour doit être postérieure ou égale à la date de départ. ».</w:t>
+            </w:r>
+          </w:p>
+        </w:tc>
+        <w:tc>
+          <w:tcPr>
+            <w:tcW w:type="dxa" w:w="1247"/>
+          </w:tcPr>
+          <w:p>
+            <w:r/>
+            <w:r>
+              <w:rPr>
+                <w:b w:val="0"/>
+                <w:sz w:val="20"/>
+              </w:rPr>
+              <w:t>3.5, 5.2, 10, 11</w:t>
+            </w:r>
+          </w:p>
+        </w:tc>
+      </w:tr>
+      <w:tr>
+        <w:tc>
+          <w:tcPr>
+            <w:tcW w:type="dxa" w:w="2041"/>
+          </w:tcPr>
+          <w:p>
+            <w:r/>
+            <w:r>
+              <w:rPr>
+                <w:b w:val="0"/>
+                <w:sz w:val="20"/>
+              </w:rPr>
+              <w:t>Sauvegardes rapprochées</w:t>
+            </w:r>
+          </w:p>
+        </w:tc>
+        <w:tc>
+          <w:tcPr>
+            <w:tcW w:type="dxa" w:w="6236"/>
+          </w:tcPr>
+          <w:p>
+            <w:r/>
+            <w:r>
+              <w:rPr>
+                <w:b w:val="0"/>
+                <w:sz w:val="20"/>
+              </w:rPr>
+              <w:t>Deux sauvegardes prises dans la même seconde (une sauvegarde manuelle puis une restauration aussitôt, par exemple) ne s'écrasent plus : la seconde porte un suffixe « -2 ». Restaurer une sauvegarde toute récente fonctionne donc toujours.</w:t>
+            </w:r>
+          </w:p>
+        </w:tc>
+        <w:tc>
+          <w:tcPr>
+            <w:tcW w:type="dxa" w:w="1247"/>
+          </w:tcPr>
+          <w:p>
+            <w:r/>
+            <w:r>
+              <w:rPr>
+                <w:b w:val="0"/>
+                <w:sz w:val="20"/>
+              </w:rPr>
+              <w:t>13.3</w:t>
+            </w:r>
+          </w:p>
+        </w:tc>
+      </w:tr>
+      <w:tr>
+        <w:tc>
+          <w:tcPr>
+            <w:tcW w:type="dxa" w:w="2041"/>
+          </w:tcPr>
+          <w:p>
+            <w:r/>
+            <w:r>
+              <w:rPr>
+                <w:b w:val="0"/>
+                <w:sz w:val="20"/>
+              </w:rPr>
               <w:t>E-mail qui ne part pas</w:t>
             </w:r>
           </w:p>
@@ -5444,8 +5538,113 @@
           </w:p>
         </w:tc>
       </w:tr>
+      <w:tr>
+        <w:tc>
+          <w:tcPr>
+            <w:tcW w:type="dxa" w:w="3969"/>
+          </w:tcPr>
+          <w:p>
+            <w:r/>
+            <w:r>
+              <w:rPr>
+                <w:b w:val="0"/>
+                <w:sz w:val="20"/>
+              </w:rPr>
+              <w:t>Agent créé sans indice ni salaire brut</w:t>
+            </w:r>
+          </w:p>
+        </w:tc>
+        <w:tc>
+          <w:tcPr>
+            <w:tcW w:type="dxa" w:w="5556"/>
+          </w:tcPr>
+          <w:p>
+            <w:r/>
+            <w:r>
+              <w:rPr>
+                <w:b w:val="0"/>
+                <w:sz w:val="20"/>
+              </w:rPr>
+              <w:t>L'indice ou le salaire brut est requis pour déterminer la catégorie.</w:t>
+            </w:r>
+          </w:p>
+        </w:tc>
+      </w:tr>
+      <w:tr>
+        <w:tc>
+          <w:tcPr>
+            <w:tcW w:type="dxa" w:w="3969"/>
+          </w:tcPr>
+          <w:p>
+            <w:r/>
+            <w:r>
+              <w:rPr>
+                <w:b w:val="0"/>
+                <w:sz w:val="20"/>
+              </w:rPr>
+              <w:t>Mission dont la date de retour précède le départ</w:t>
+            </w:r>
+          </w:p>
+        </w:tc>
+        <w:tc>
+          <w:tcPr>
+            <w:tcW w:type="dxa" w:w="5556"/>
+          </w:tcPr>
+          <w:p>
+            <w:r/>
+            <w:r>
+              <w:rPr>
+                <w:b w:val="0"/>
+                <w:sz w:val="20"/>
+              </w:rPr>
+              <w:t>La date de retour doit être postérieure ou égale à la date de départ.</w:t>
+            </w:r>
+          </w:p>
+        </w:tc>
+      </w:tr>
+      <w:tr>
+        <w:tc>
+          <w:tcPr>
+            <w:tcW w:type="dxa" w:w="3969"/>
+          </w:tcPr>
+          <w:p>
+            <w:r/>
+            <w:r>
+              <w:rPr>
+                <w:b w:val="0"/>
+                <w:sz w:val="20"/>
+              </w:rPr>
+              <w:t>Export de rapport sur une période à l'envers</w:t>
+            </w:r>
+          </w:p>
+        </w:tc>
+        <w:tc>
+          <w:tcPr>
+            <w:tcW w:type="dxa" w:w="5556"/>
+          </w:tcPr>
+          <w:p>
+            <w:r/>
+            <w:r>
+              <w:rPr>
+                <w:b w:val="0"/>
+                <w:sz w:val="20"/>
+              </w:rPr>
+              <w:t>La date de fin doit être postérieure ou égale à la date de début.</w:t>
+            </w:r>
+          </w:p>
+        </w:tc>
+      </w:tr>
     </w:tbl>
     <w:p/>
+    <w:p>
+      <w:r>
+        <w:rPr>
+          <w:b w:val="0"/>
+          <w:i w:val="0"/>
+        </w:rPr>
+        <w:t>Sur chaque écran, y compris le barème et les exports de rapports, c'est la raison donnée par le serveur qui s'affiche. Un message général (« Échec de l'enregistrement. », « Échec de l'export. ») n'apparaît que si le serveur n'a pas pu répondre (réseau coupé) : réessayez alors un peu plus tard.</w:t>
+      </w:r>
+    </w:p>
     <w:p>
       <w:pPr>
         <w:pStyle w:val="Heading1"/>
@@ -5683,6 +5882,14 @@
     </w:p>
     <w:p>
       <w:pPr>
+        <w:pStyle w:val="ListBullet"/>
+      </w:pPr>
+      <w:r>
+        <w:t>Sans indice ni salaire brut, l'agent n'est pas créé : « L'indice ou le salaire brut est requis pour déterminer la catégorie. ». Un numéro qui ne correspond pas à l'opérateur choisi est refusé de même (« Le numéro correspond à l'opérateur MTN, pas à MOOV. »).</w:t>
+      </w:r>
+    </w:p>
+    <w:p>
+      <w:pPr>
         <w:pStyle w:val="Heading2"/>
       </w:pPr>
       <w:r>
@@ -7482,7 +7689,7 @@
         <w:pStyle w:val="ListBullet"/>
       </w:pPr>
       <w:r>
-        <w:t>Modification des taux : réservée à l'ADMIN (« Barème — modifier »).</w:t>
+        <w:t>Modification des taux : réservée à l'ADMIN (« Barème — modifier »). Un taux refusé (valeur négative, par exemple) est signalé avec sa raison ; rien n'est enregistré.</w:t>
       </w:r>
     </w:p>
     <w:p>
@@ -7540,7 +7747,7 @@
         <w:pStyle w:val="ListBullet"/>
       </w:pPr>
       <w:r>
-        <w:t>Export Excel ou PDF (immédiat ou en arrière-plan pour les gros volumes).</w:t>
+        <w:t>Export Excel ou PDF (immédiat ou en arrière-plan pour les gros volumes). Une période invalide (date de fin avant la date de début) est refusée avec sa raison.</w:t>
       </w:r>
     </w:p>
     <w:p>
@@ -8351,7 +8558,7 @@
         <w:pStyle w:val="ListBullet"/>
       </w:pPr>
       <w:r>
-        <w:t>La liste est classée de la plus récente à la plus ancienne.</w:t>
+        <w:t>La liste est classée de la plus récente à la plus ancienne. Deux sauvegardes prises dans la même seconde portent des noms distincts (suffixe « -2 », « -3 »…) : aucune n'en écrase une autre.</w:t>
       </w:r>
     </w:p>
     <w:p>

--- a/docs/Guide-Utilisateur-ANaTT.docx
+++ b/docs/Guide-Utilisateur-ANaTT.docx
@@ -6078,7 +6078,7 @@
         <w:pStyle w:val="ListBullet"/>
       </w:pPr>
       <w:r>
-        <w:t>Objet, destination, zone (déduite de la destination), dates de départ et de retour.</w:t>
+        <w:t>Objet, destination, zone (déduite de la destination), dates de départ et de retour. Une date de retour antérieure au départ est signalée sous le champ et « Suivant » refuse d'avancer : « La date de retour doit être postérieure ou égale à la date de départ. » (une mission d'un jour, retour le jour du départ, est acceptée).</w:t>
       </w:r>
     </w:p>
     <w:p>
@@ -7689,7 +7689,7 @@
         <w:pStyle w:val="ListBullet"/>
       </w:pPr>
       <w:r>
-        <w:t>Modification des taux : réservée à l'ADMIN (« Barème — modifier »). Un taux refusé (valeur négative, par exemple) est signalé avec sa raison ; rien n'est enregistré.</w:t>
+        <w:t>Modification des taux : réservée à l'ADMIN (« Barème — modifier »). Un taux refusé (valeur négative, par exemple) est signalé avec sa raison. Si plusieurs taux sont modifiés à la fois, les taux valides sont enregistrés (« N taux mis à jour. ») et seul le taux refusé reste en orange, avec sa saisie, à corriger.</w:t>
       </w:r>
     </w:p>
     <w:p>
